--- a/Headless_Task-Grounded_Pick-and-Sort-and-Place_in_Gazebo/doc/FOUR_OBJECT_SORTING_SPECIFICATION.docx
+++ b/Headless_Task-Grounded_Pick-and-Sort-and-Place_in_Gazebo/doc/FOUR_OBJECT_SORTING_SPECIFICATION.docx
@@ -152,6 +152,21 @@
       </w:r>
       <w:r>
         <w:t xml:space="preserve">2026</w:t>
+      </w:r>
+    </w:p>
+    <w:p>
+      <w:pPr>
+        <w:pStyle w:val="FirstParagraph"/>
+      </w:pPr>
+      <w:r>
+        <w:rPr>
+          <w:bCs/>
+          <w:b/>
+        </w:rPr>
+        <w:t xml:space="preserve">Implementation status, 2026-10-04:</w:t>
+      </w:r>
+      <w:r>
+        <w:t xml:space="preserve"> implemented and run; 60/60 episodes recorded and converted. Departures from this specification are recorded in Appendix C.</w:t>
       </w:r>
     </w:p>
     <w:sdt>
@@ -39152,6 +39167,1780 @@
       </w:r>
       <w:r>
         <w:t xml:space="preserve">Five to eight hours of dedicated, uninterrupted machine time, with host sleep disabled. Confirm when.</w:t>
+      </w:r>
+    </w:p>
+    <w:p>
+      <w:pPr>
+        <w:pStyle w:val="Heading2"/>
+      </w:pPr>
+      <w:r>
+        <w:t xml:space="preserve">Appendix C — Implementation record (added 2026-10-04)</w:t>
+      </w:r>
+    </w:p>
+    <w:p>
+      <w:pPr>
+        <w:pStyle w:val="FirstParagraph"/>
+      </w:pPr>
+      <w:r>
+        <w:t xml:space="preserve">The parts above are unchanged. This appendix records how the specification was implemented on 2–4 October 2026, and every place where the implementation departed from it, with the reason and the evidence. Full detail: </w:t>
+      </w:r>
+      <w:r>
+        <w:rPr>
+          <w:rStyle w:val="VerbatimChar"/>
+        </w:rPr>
+        <w:t xml:space="preserve">doc/FOUR_OBJECT_SORTING_REPORT</w:t>
+      </w:r>
+      <w:r>
+        <w:t xml:space="preserve"> (addendum §16–27) and </w:t>
+      </w:r>
+      <w:r>
+        <w:rPr>
+          <w:rStyle w:val="VerbatimChar"/>
+        </w:rPr>
+        <w:t xml:space="preserve">MEASUREMENTS.md</w:t>
+      </w:r>
+      <w:r>
+        <w:t xml:space="preserve">.</w:t>
+      </w:r>
+    </w:p>
+    <w:p>
+      <w:pPr>
+        <w:pStyle w:val="Heading3"/>
+      </w:pPr>
+      <w:r>
+        <w:t xml:space="preserve">C.1 Outcome</w:t>
+      </w:r>
+    </w:p>
+    <w:p>
+      <w:pPr>
+        <w:numPr>
+          <w:ilvl w:val="0"/>
+          <w:numId w:val="1001"/>
+        </w:numPr>
+        <w:pStyle w:val="Compact"/>
+      </w:pPr>
+      <w:r>
+        <w:t xml:space="preserve">Smoke test (Part 8, Appendix A row 10): episodes 1, 16, 43, 46 PASS on 2026-10-03.</w:t>
+      </w:r>
+    </w:p>
+    <w:p>
+      <w:pPr>
+        <w:numPr>
+          <w:ilvl w:val="0"/>
+          <w:numId w:val="1001"/>
+        </w:numPr>
+        <w:pStyle w:val="Compact"/>
+      </w:pPr>
+      <w:r>
+        <w:t xml:space="preserve">Batch (Appendix A row 12): 60 episodes under one code version (</w:t>
+      </w:r>
+      <w:r>
+        <w:rPr>
+          <w:rStyle w:val="VerbatimChar"/>
+        </w:rPr>
+        <w:t xml:space="preserve">f977d7af65dc</w:t>
+      </w:r>
+      <w:r>
+        <w:t xml:space="preserve">), </w:t>
+      </w:r>
+      <w:r>
+        <w:rPr>
+          <w:bCs/>
+          <w:b/>
+        </w:rPr>
+        <w:t xml:space="preserve">60/60 PASS on the first attempt</w:t>
+      </w:r>
+      <w:r>
+        <w:t xml:space="preserve">, zero trajectory re-sends, camera frames complete in every episode, circuit breaker never fired.</w:t>
+      </w:r>
+    </w:p>
+    <w:p>
+      <w:pPr>
+        <w:numPr>
+          <w:ilvl w:val="0"/>
+          <w:numId w:val="1001"/>
+        </w:numPr>
+        <w:pStyle w:val="Compact"/>
+      </w:pPr>
+      <w:r>
+        <w:t xml:space="preserve">Datasets (Part 10): </w:t>
+      </w:r>
+      <w:r>
+        <w:rPr>
+          <w:rStyle w:val="VerbatimChar"/>
+        </w:rPr>
+        <w:t xml:space="preserve">mycobot_sorting_train</w:t>
+      </w:r>
+      <w:r>
+        <w:t xml:space="preserve"> 48 episodes, 29 735 frames; </w:t>
+      </w:r>
+      <w:r>
+        <w:rPr>
+          <w:rStyle w:val="VerbatimChar"/>
+        </w:rPr>
+        <w:t xml:space="preserve">mycobot_sorting_heldout</w:t>
+      </w:r>
+      <w:r>
+        <w:t xml:space="preserve"> 12 episodes, 7 423 frames; 320×240 at 30 fps. Not yet loaded by the real </w:t>
+      </w:r>
+      <w:r>
+        <w:rPr>
+          <w:rStyle w:val="VerbatimChar"/>
+        </w:rPr>
+        <w:t xml:space="preserve">LeRobotDataset</w:t>
+      </w:r>
+      <w:r>
+        <w:t xml:space="preserve"> class (10.6).</w:t>
+      </w:r>
+    </w:p>
+    <w:p>
+      <w:pPr>
+        <w:numPr>
+          <w:ilvl w:val="0"/>
+          <w:numId w:val="1001"/>
+        </w:numPr>
+        <w:pStyle w:val="Compact"/>
+      </w:pPr>
+      <w:r>
+        <w:t xml:space="preserve">Two launch files run any one episode, with the Gazebo GUI or headless with a pass/fail exit code.</w:t>
+      </w:r>
+    </w:p>
+    <w:p>
+      <w:pPr>
+        <w:pStyle w:val="Heading3"/>
+      </w:pPr>
+      <w:r>
+        <w:t xml:space="preserve">C.2 Departures from the specification</w:t>
+      </w:r>
+    </w:p>
+    <w:tbl>
+      <w:tblPr>
+        <w:tblStyle w:val="Table"/>
+        <w:tblW w:type="pct" w:w="5000"/>
+        <w:tblLook w:firstRow="1" w:lastRow="0" w:firstColumn="0" w:lastColumn="0" w:noHBand="0" w:noVBand="0" w:val="0020"/>
+        <w:jc w:val="start"/>
+      </w:tblPr>
+      <w:tblGrid>
+        <w:gridCol w:w="1250"/>
+        <w:gridCol w:w="1900"/>
+        <w:gridCol w:w="3250"/>
+        <w:gridCol w:w="2960"/>
+      </w:tblGrid>
+      <w:tr>
+        <w:trPr>
+          <w:tblHeader w:val="true"/>
+        </w:trPr>
+        <w:tc>
+          <w:tcPr/>
+          <w:p>
+            <w:pPr>
+              <w:pStyle w:val="Compact"/>
+              <w:jc w:val="left"/>
+            </w:pPr>
+            <w:r>
+              <w:rPr>
+                <w:bCs/>
+                <w:b/>
+              </w:rPr>
+              <w:t xml:space="preserve">Clause</w:t>
+            </w:r>
+          </w:p>
+        </w:tc>
+        <w:tc>
+          <w:tcPr/>
+          <w:p>
+            <w:pPr>
+              <w:pStyle w:val="Compact"/>
+              <w:jc w:val="left"/>
+            </w:pPr>
+            <w:r>
+              <w:rPr>
+                <w:bCs/>
+                <w:b/>
+              </w:rPr>
+              <w:t xml:space="preserve">Spec says</w:t>
+            </w:r>
+          </w:p>
+        </w:tc>
+        <w:tc>
+          <w:tcPr/>
+          <w:p>
+            <w:pPr>
+              <w:pStyle w:val="Compact"/>
+              <w:jc w:val="left"/>
+            </w:pPr>
+            <w:r>
+              <w:rPr>
+                <w:bCs/>
+                <w:b/>
+              </w:rPr>
+              <w:t xml:space="preserve">Implemented</w:t>
+            </w:r>
+          </w:p>
+        </w:tc>
+        <w:tc>
+          <w:tcPr/>
+          <w:p>
+            <w:pPr>
+              <w:pStyle w:val="Compact"/>
+              <w:jc w:val="left"/>
+            </w:pPr>
+            <w:r>
+              <w:rPr>
+                <w:bCs/>
+                <w:b/>
+              </w:rPr>
+              <w:t xml:space="preserve">Why, and evidence</w:t>
+            </w:r>
+          </w:p>
+        </w:tc>
+      </w:tr>
+      <w:tr>
+        <w:tc>
+          <w:tcPr/>
+          <w:p>
+            <w:pPr>
+              <w:pStyle w:val="Compact"/>
+              <w:jc w:val="left"/>
+            </w:pPr>
+            <w:r>
+              <w:t xml:space="preserve">A8, 3.6</w:t>
+            </w:r>
+          </w:p>
+        </w:tc>
+        <w:tc>
+          <w:tcPr/>
+          <w:p>
+            <w:pPr>
+              <w:pStyle w:val="Compact"/>
+              <w:jc w:val="left"/>
+            </w:pPr>
+            <w:r>
+              <w:t xml:space="preserve">Simulated attachment sanctioned.</w:t>
+            </w:r>
+          </w:p>
+        </w:tc>
+        <w:tc>
+          <w:tcPr/>
+          <w:p>
+            <w:pPr>
+              <w:pStyle w:val="Compact"/>
+              <w:jc w:val="left"/>
+            </w:pPr>
+            <w:r>
+              <w:t xml:space="preserve">Retained: one </w:t>
+            </w:r>
+            <w:r>
+              <w:rPr>
+                <w:rStyle w:val="VerbatimChar"/>
+              </w:rPr>
+              <w:t xml:space="preserve">DetachableJoint</w:t>
+            </w:r>
+            <w:r>
+              <w:t xml:space="preserve"> per object, each with its own topics; every attach and detach confirmed by the plugin's own state report and re-published if unconfirmed.</w:t>
+            </w:r>
+          </w:p>
+        </w:tc>
+        <w:tc>
+          <w:tcPr/>
+          <w:p>
+            <w:pPr>
+              <w:pStyle w:val="Compact"/>
+              <w:jc w:val="left"/>
+            </w:pPr>
+            <w:r>
+              <w:t xml:space="preserve">The plugin welds on load (the arm could not leave HOME) and ignores a detach that arrives before it creates the joint (held-out episode 13).</w:t>
+            </w:r>
+          </w:p>
+        </w:tc>
+      </w:tr>
+      <w:tr>
+        <w:tc>
+          <w:tcPr/>
+          <w:p>
+            <w:pPr>
+              <w:pStyle w:val="Compact"/>
+              <w:jc w:val="left"/>
+            </w:pPr>
+            <w:r>
+              <w:t xml:space="preserve">A10, Part 11</w:t>
+            </w:r>
+          </w:p>
+        </w:tc>
+        <w:tc>
+          <w:tcPr/>
+          <w:p>
+            <w:pPr>
+              <w:pStyle w:val="Compact"/>
+              <w:jc w:val="left"/>
+            </w:pPr>
+            <w:r>
+              <w:t xml:space="preserve">The batch runs on Role B hardware.</w:t>
+            </w:r>
+          </w:p>
+        </w:tc>
+        <w:tc>
+          <w:tcPr/>
+          <w:p>
+            <w:pPr>
+              <w:pStyle w:val="Compact"/>
+              <w:jc w:val="left"/>
+            </w:pPr>
+            <w:r>
+              <w:t xml:space="preserve">Both roles ran on one WSL2 laptop (7.8 GB visible to WSL, i7-11370H); the 60-episode batch took ~2.7 h.</w:t>
+            </w:r>
+          </w:p>
+        </w:tc>
+        <w:tc>
+          <w:tcPr/>
+          <w:p>
+            <w:pPr>
+              <w:pStyle w:val="Compact"/>
+              <w:jc w:val="left"/>
+            </w:pPr>
+            <w:r>
+              <w:t xml:space="preserve">The memory symptoms A10 warns about did not occur: frames complete, no re-sends, 60/60 first-attempt PASS under one code version.</w:t>
+            </w:r>
+          </w:p>
+        </w:tc>
+      </w:tr>
+      <w:tr>
+        <w:tc>
+          <w:tcPr/>
+          <w:p>
+            <w:pPr>
+              <w:pStyle w:val="Compact"/>
+              <w:jc w:val="left"/>
+            </w:pPr>
+            <w:r>
+              <w:t xml:space="preserve">2.5, 4</w:t>
+            </w:r>
+          </w:p>
+        </w:tc>
+        <w:tc>
+          <w:tcPr/>
+          <w:p>
+            <w:pPr>
+              <w:pStyle w:val="Compact"/>
+              <w:jc w:val="left"/>
+            </w:pPr>
+            <w:r>
+              <w:t xml:space="preserve">World </w:t>
+            </w:r>
+            <w:r>
+              <w:rPr>
+                <w:rStyle w:val="VerbatimChar"/>
+              </w:rPr>
+              <w:t xml:space="preserve">real_table.sdf</w:t>
+            </w:r>
+            <w:r>
+              <w:t xml:space="preserve"> with its objects.</w:t>
+            </w:r>
+          </w:p>
+        </w:tc>
+        <w:tc>
+          <w:tcPr/>
+          <w:p>
+            <w:pPr>
+              <w:pStyle w:val="Compact"/>
+              <w:jc w:val="left"/>
+            </w:pPr>
+            <w:r>
+              <w:rPr>
+                <w:rStyle w:val="VerbatimChar"/>
+              </w:rPr>
+              <w:t xml:space="preserve">worlds/sorting_table.sdf</w:t>
+            </w:r>
+            <w:r>
+              <w:t xml:space="preserve">: the same bench with no objects or bins; </w:t>
+            </w:r>
+            <w:r>
+              <w:rPr>
+                <w:rStyle w:val="VerbatimChar"/>
+              </w:rPr>
+              <w:t xml:space="preserve">spawn_scene.py</w:t>
+            </w:r>
+            <w:r>
+              <w:t xml:space="preserve"> places all four objects and four bins per episode.</w:t>
+            </w:r>
+          </w:p>
+        </w:tc>
+        <w:tc>
+          <w:tcPr/>
+          <w:p>
+            <w:pPr>
+              <w:pStyle w:val="Compact"/>
+              <w:jc w:val="left"/>
+            </w:pPr>
+            <w:r>
+              <w:rPr>
+                <w:rStyle w:val="VerbatimChar"/>
+              </w:rPr>
+              <w:t xml:space="preserve">real_table.sdf</w:t>
+            </w:r>
+            <w:r>
+              <w:t xml:space="preserve"> carries one red cube and one red bin only.</w:t>
+            </w:r>
+          </w:p>
+        </w:tc>
+      </w:tr>
+      <w:tr>
+        <w:tc>
+          <w:tcPr/>
+          <w:p>
+            <w:pPr>
+              <w:pStyle w:val="Compact"/>
+              <w:jc w:val="left"/>
+            </w:pPr>
+            <w:r>
+              <w:t xml:space="preserve">4.5</w:t>
+            </w:r>
+          </w:p>
+        </w:tc>
+        <w:tc>
+          <w:tcPr/>
+          <w:p>
+            <w:pPr>
+              <w:pStyle w:val="Compact"/>
+              <w:jc w:val="left"/>
+            </w:pPr>
+            <w:r>
+              <w:t xml:space="preserve">Bins as in the world: 100 mm.</w:t>
+            </w:r>
+          </w:p>
+        </w:tc>
+        <w:tc>
+          <w:tcPr/>
+          <w:p>
+            <w:pPr>
+              <w:pStyle w:val="Compact"/>
+              <w:jc w:val="left"/>
+            </w:pPr>
+            <w:r>
+              <w:rPr>
+                <w:bCs/>
+                <w:b/>
+              </w:rPr>
+              <w:t xml:space="preserve">80 mm square opening</w:t>
+            </w:r>
+            <w:r>
+              <w:t xml:space="preserve">, 3 mm walls, 86 mm outer; blue bin moved to (0.24, 0.01).</w:t>
+            </w:r>
+          </w:p>
+        </w:tc>
+        <w:tc>
+          <w:tcPr/>
+          <w:p>
+            <w:pPr>
+              <w:pStyle w:val="Compact"/>
+              <w:jc w:val="left"/>
+            </w:pPr>
+            <w:r>
+              <w:t xml:space="preserve">100 mm bins interpenetrate (red/green walls 15 mm): tilted landings, false WRONG_BIN. A 70 mm opening failed the placement probe.</w:t>
+            </w:r>
+          </w:p>
+        </w:tc>
+      </w:tr>
+      <w:tr>
+        <w:tc>
+          <w:tcPr/>
+          <w:p>
+            <w:pPr>
+              <w:pStyle w:val="Compact"/>
+              <w:jc w:val="left"/>
+            </w:pPr>
+            <w:r>
+              <w:t xml:space="preserve">6.2, 6.4</w:t>
+            </w:r>
+          </w:p>
+        </w:tc>
+        <w:tc>
+          <w:tcPr/>
+          <w:p>
+            <w:pPr>
+              <w:pStyle w:val="Compact"/>
+              <w:jc w:val="left"/>
+            </w:pPr>
+            <w:r>
+              <w:t xml:space="preserve">Held-out split on a second camera.</w:t>
+            </w:r>
+          </w:p>
+        </w:tc>
+        <w:tc>
+          <w:tcPr/>
+          <w:p>
+            <w:pPr>
+              <w:pStyle w:val="Compact"/>
+              <w:jc w:val="left"/>
+            </w:pPr>
+            <w:r>
+              <w:t xml:space="preserve">Option 2 of 6.4: a reserved configuration of the table camera (</w:t>
+            </w:r>
+            <w:r>
+              <w:rPr>
+                <w:rStyle w:val="VerbatimChar"/>
+              </w:rPr>
+              <w:t xml:space="preserve">heldout_oblique</w:t>
+            </w:r>
+            <w:r>
+              <w:t xml:space="preserve">), on the same topic </w:t>
+            </w:r>
+            <w:r>
+              <w:rPr>
+                <w:rStyle w:val="VerbatimChar"/>
+              </w:rPr>
+              <w:t xml:space="preserve">/camera/image_raw</w:t>
+            </w:r>
+            <w:r>
+              <w:t xml:space="preserve">.</w:t>
+            </w:r>
+          </w:p>
+        </w:tc>
+        <w:tc>
+          <w:tcPr/>
+          <w:p>
+            <w:pPr>
+              <w:pStyle w:val="Compact"/>
+              <w:jc w:val="left"/>
+            </w:pPr>
+            <w:r>
+              <w:t xml:space="preserve">No second sensor or bridge needed; the condition is never seen in training.</w:t>
+            </w:r>
+          </w:p>
+        </w:tc>
+      </w:tr>
+      <w:tr>
+        <w:tc>
+          <w:tcPr/>
+          <w:p>
+            <w:pPr>
+              <w:pStyle w:val="Compact"/>
+              <w:jc w:val="left"/>
+            </w:pPr>
+            <w:r>
+              <w:t xml:space="preserve">6.5, 6.6</w:t>
+            </w:r>
+          </w:p>
+        </w:tc>
+        <w:tc>
+          <w:tcPr/>
+          <w:p>
+            <w:pPr>
+              <w:pStyle w:val="Compact"/>
+              <w:jc w:val="left"/>
+            </w:pPr>
+            <w:r>
+              <w:t xml:space="preserve">Reachable envelope; positions must not collide.</w:t>
+            </w:r>
+          </w:p>
+        </w:tc>
+        <w:tc>
+          <w:tcPr/>
+          <w:p>
+            <w:pPr>
+              <w:pStyle w:val="Compact"/>
+              <w:jc w:val="left"/>
+            </w:pPr>
+            <w:r>
+              <w:t xml:space="preserve">Target positions restricted to </w:t>
+            </w:r>
+            <w:r>
+              <w:rPr>
+                <w:bCs/>
+                <w:b/>
+              </w:rPr>
+              <w:t xml:space="preserve">lift J2 ≤ 48°</w:t>
+            </w:r>
+            <w:r>
+              <w:t xml:space="preserve"> (blue base x 0.10 → 0.120, green 0.10 → 0.135); non-target objects 120 mm from the robot axis, footprints on the board and 5 mm outside every bin's real square.</w:t>
+            </w:r>
+          </w:p>
+        </w:tc>
+        <w:tc>
+          <w:tcPr/>
+          <w:p>
+            <w:pPr>
+              <w:pStyle w:val="Compact"/>
+              <w:jc w:val="left"/>
+            </w:pPr>
+            <w:r>
+              <w:t xml:space="preserve">Folded lift poses fail loaded only (simulation collision defect, not sag); the robot base has no collision at table height; a circle keep-out missed the bins' corners.</w:t>
+            </w:r>
+          </w:p>
+        </w:tc>
+      </w:tr>
+      <w:tr>
+        <w:tc>
+          <w:tcPr/>
+          <w:p>
+            <w:pPr>
+              <w:pStyle w:val="Compact"/>
+              <w:jc w:val="left"/>
+            </w:pPr>
+            <w:r>
+              <w:t xml:space="preserve">7.3</w:t>
+            </w:r>
+          </w:p>
+        </w:tc>
+        <w:tc>
+          <w:tcPr/>
+          <w:p>
+            <w:pPr>
+              <w:pStyle w:val="Compact"/>
+              <w:jc w:val="left"/>
+            </w:pPr>
+            <w:r>
+              <w:t xml:space="preserve">Release yaw not specified.</w:t>
+            </w:r>
+          </w:p>
+        </w:tc>
+        <w:tc>
+          <w:tcPr/>
+          <w:p>
+            <w:pPr>
+              <w:pStyle w:val="Compact"/>
+              <w:jc w:val="left"/>
+            </w:pPr>
+            <w:r>
+              <w:t xml:space="preserve">The place column is solved with the gripper's world yaw constrained so boxes land square to the bin (0/90/180/270° cubes, 90/270° yellow box; cylinder free).</w:t>
+            </w:r>
+          </w:p>
+        </w:tc>
+        <w:tc>
+          <w:tcPr/>
+          <w:p>
+            <w:pPr>
+              <w:pStyle w:val="Compact"/>
+              <w:jc w:val="left"/>
+            </w:pPr>
+            <w:r>
+              <w:t xml:space="preserve">The cube lands at the gripper's world yaw at release, mod 90°; with a free yaw a 50 mm cube spans up to 70.7 mm and no bin size fits.</w:t>
+            </w:r>
+          </w:p>
+        </w:tc>
+      </w:tr>
+      <w:tr>
+        <w:tc>
+          <w:tcPr/>
+          <w:p>
+            <w:pPr>
+              <w:pStyle w:val="Compact"/>
+              <w:jc w:val="left"/>
+            </w:pPr>
+            <w:r>
+              <w:t xml:space="preserve">7.4</w:t>
+            </w:r>
+          </w:p>
+        </w:tc>
+        <w:tc>
+          <w:tcPr/>
+          <w:p>
+            <w:pPr>
+              <w:pStyle w:val="Compact"/>
+              <w:jc w:val="left"/>
+            </w:pPr>
+            <w:r>
+              <w:t xml:space="preserve">420 IK solves (60 × 7).</w:t>
+            </w:r>
+          </w:p>
+        </w:tc>
+        <w:tc>
+          <w:tcPr/>
+          <w:p>
+            <w:pPr>
+              <w:pStyle w:val="Compact"/>
+              <w:jc w:val="left"/>
+            </w:pPr>
+            <w:r>
+              <w:t xml:space="preserve">360 (60 × 6): HOME is a fixed joint constant.</w:t>
+            </w:r>
+          </w:p>
+        </w:tc>
+        <w:tc>
+          <w:tcPr/>
+          <w:p>
+            <w:pPr>
+              <w:pStyle w:val="Compact"/>
+              <w:jc w:val="left"/>
+            </w:pPr>
+            <w:r>
+              <w:t xml:space="preserve">Arithmetic in 7.4, confirmed with the author on 2026-09-23.</w:t>
+            </w:r>
+          </w:p>
+        </w:tc>
+      </w:tr>
+      <w:tr>
+        <w:tc>
+          <w:tcPr/>
+          <w:p>
+            <w:pPr>
+              <w:pStyle w:val="Compact"/>
+              <w:jc w:val="left"/>
+            </w:pPr>
+            <w:r>
+              <w:t xml:space="preserve">8.2, 10.3</w:t>
+            </w:r>
+          </w:p>
+        </w:tc>
+        <w:tc>
+          <w:tcPr/>
+          <w:p>
+            <w:pPr>
+              <w:pStyle w:val="Compact"/>
+              <w:jc w:val="left"/>
+            </w:pPr>
+            <w:r>
+              <w:t xml:space="preserve">Sequence via </w:t>
+            </w:r>
+            <w:r>
+              <w:rPr>
+                <w:rStyle w:val="VerbatimChar"/>
+              </w:rPr>
+              <w:t xml:space="preserve">move_group</w:t>
+            </w:r>
+            <w:r>
+              <w:t xml:space="preserve">.</w:t>
+            </w:r>
+          </w:p>
+        </w:tc>
+        <w:tc>
+          <w:tcPr/>
+          <w:p>
+            <w:pPr>
+              <w:pStyle w:val="Compact"/>
+              <w:jc w:val="left"/>
+            </w:pPr>
+            <w:r>
+              <w:rPr>
+                <w:rStyle w:val="VerbatimChar"/>
+              </w:rPr>
+              <w:t xml:space="preserve">FollowJointTrajectory</w:t>
+            </w:r>
+            <w:r>
+              <w:t xml:space="preserve"> actions directly, waits in simulated time, one re-send at most; controller goal tolerance 0.026 rad, </w:t>
+            </w:r>
+            <w:r>
+              <w:rPr>
+                <w:rStyle w:val="VerbatimChar"/>
+              </w:rPr>
+              <w:t xml:space="preserve">goal_time</w:t>
+            </w:r>
+            <w:r>
+              <w:t xml:space="preserve"> 1.0 s.</w:t>
+            </w:r>
+          </w:p>
+        </w:tc>
+        <w:tc>
+          <w:tcPr/>
+          <w:p>
+            <w:pPr>
+              <w:pStyle w:val="Compact"/>
+              <w:jc w:val="left"/>
+            </w:pPr>
+            <w:r>
+              <w:t xml:space="preserve">Without goal tolerances the controller reported SUCCESSFUL with the arm 2.5–8.2° short.</w:t>
+            </w:r>
+          </w:p>
+        </w:tc>
+      </w:tr>
+      <w:tr>
+        <w:tc>
+          <w:tcPr/>
+          <w:p>
+            <w:pPr>
+              <w:pStyle w:val="Compact"/>
+              <w:jc w:val="left"/>
+            </w:pPr>
+            <w:r>
+              <w:t xml:space="preserve">8.4</w:t>
+            </w:r>
+          </w:p>
+        </w:tc>
+        <w:tc>
+          <w:tcPr/>
+          <w:p>
+            <w:pPr>
+              <w:pStyle w:val="Compact"/>
+              <w:jc w:val="left"/>
+            </w:pPr>
+            <w:r>
+              <w:t xml:space="preserve">RTF 0.082 (Role A) / 0.277 (Role B).</w:t>
+            </w:r>
+          </w:p>
+        </w:tc>
+        <w:tc>
+          <w:tcPr/>
+          <w:p>
+            <w:pPr>
+              <w:pStyle w:val="Compact"/>
+              <w:jc w:val="left"/>
+            </w:pPr>
+            <w:r>
+              <w:t xml:space="preserve">Median RTF 0.344 on the laptop: sun shadows off, software OpenGL, physics step 2 ms.</w:t>
+            </w:r>
+          </w:p>
+        </w:tc>
+        <w:tc>
+          <w:tcPr/>
+          <w:p>
+            <w:pPr>
+              <w:pStyle w:val="Compact"/>
+              <w:jc w:val="left"/>
+            </w:pPr>
+            <w:r>
+              <w:t xml:space="preserve">Shadows took RTF to 0.006–0.011; the WSL GPU path renders runtime-spawned objects white.</w:t>
+            </w:r>
+          </w:p>
+        </w:tc>
+      </w:tr>
+      <w:tr>
+        <w:tc>
+          <w:tcPr/>
+          <w:p>
+            <w:pPr>
+              <w:pStyle w:val="Compact"/>
+              <w:jc w:val="left"/>
+            </w:pPr>
+            <w:r>
+              <w:t xml:space="preserve">9.2</w:t>
+            </w:r>
+          </w:p>
+        </w:tc>
+        <w:tc>
+          <w:tcPr/>
+          <w:p>
+            <w:pPr>
+              <w:pStyle w:val="Compact"/>
+              <w:jc w:val="left"/>
+            </w:pPr>
+            <w:r>
+              <w:rPr>
+                <w:rStyle w:val="VerbatimChar"/>
+              </w:rPr>
+              <w:t xml:space="preserve">settled = z ≤ rim_z</w:t>
+            </w:r>
+            <w:r>
+              <w:t xml:space="preserve"> on the centre.</w:t>
+            </w:r>
+          </w:p>
+        </w:tc>
+        <w:tc>
+          <w:tcPr/>
+          <w:p>
+            <w:pPr>
+              <w:pStyle w:val="Compact"/>
+              <w:jc w:val="left"/>
+            </w:pPr>
+            <w:r>
+              <w:t xml:space="preserve">Settled on the object's lowest point: </w:t>
+            </w:r>
+            <w:r>
+              <w:rPr>
+                <w:rStyle w:val="VerbatimChar"/>
+              </w:rPr>
+              <w:t xml:space="preserve">z ≤ rim_z + half-height − 10 mm</w:t>
+            </w:r>
+            <w:r>
+              <w:t xml:space="preserve">; 15 self-test cases.</w:t>
+            </w:r>
+          </w:p>
+        </w:tc>
+        <w:tc>
+          <w:tcPr/>
+          <w:p>
+            <w:pPr>
+              <w:pStyle w:val="Compact"/>
+              <w:jc w:val="left"/>
+            </w:pPr>
+            <w:r>
+              <w:t xml:space="preserve">The centre test rejected a correct blue-cube placement (smoke episode 16): a 50 mm object standing in a 30 mm-deep bin has its centre above the rim. Weakness: a blue cube propped on the rim (centre 43 mm) also passes; gate on the landed tilt, now recorded.</w:t>
+            </w:r>
+          </w:p>
+        </w:tc>
+      </w:tr>
+      <w:tr>
+        <w:tc>
+          <w:tcPr/>
+          <w:p>
+            <w:pPr>
+              <w:pStyle w:val="Compact"/>
+              <w:jc w:val="left"/>
+            </w:pPr>
+            <w:r>
+              <w:t xml:space="preserve">9.4</w:t>
+            </w:r>
+          </w:p>
+        </w:tc>
+        <w:tc>
+          <w:tcPr/>
+          <w:p>
+            <w:pPr>
+              <w:pStyle w:val="Compact"/>
+              <w:jc w:val="left"/>
+            </w:pPr>
+            <w:r>
+              <w:t xml:space="preserve">Verdict file from the motion checks.</w:t>
+            </w:r>
+          </w:p>
+        </w:tc>
+        <w:tc>
+          <w:tcPr/>
+          <w:p>
+            <w:pPr>
+              <w:pStyle w:val="Compact"/>
+              <w:jc w:val="left"/>
+            </w:pPr>
+            <w:r>
+              <w:t xml:space="preserve">One final verdict: motion, frame count (30 fps), target colour in the first frame, and zero trajectory re-sends.</w:t>
+            </w:r>
+          </w:p>
+        </w:tc>
+        <w:tc>
+          <w:tcPr/>
+          <w:p>
+            <w:pPr>
+              <w:pStyle w:val="Compact"/>
+              <w:jc w:val="left"/>
+            </w:pPr>
+            <w:r>
+              <w:t xml:space="preserve">A motion PASS with incomplete frames or a white target is not a usable episode.</w:t>
+            </w:r>
+          </w:p>
+        </w:tc>
+      </w:tr>
+      <w:tr>
+        <w:tc>
+          <w:tcPr/>
+          <w:p>
+            <w:pPr>
+              <w:pStyle w:val="Compact"/>
+              <w:jc w:val="left"/>
+            </w:pPr>
+            <w:r>
+              <w:t xml:space="preserve">9.3</w:t>
+            </w:r>
+          </w:p>
+        </w:tc>
+        <w:tc>
+          <w:tcPr/>
+          <w:p>
+            <w:pPr>
+              <w:pStyle w:val="Compact"/>
+              <w:jc w:val="left"/>
+            </w:pPr>
+            <w:r>
+              <w:t xml:space="preserve">Disturbed distractor: warning, decide at assembly.</w:t>
+            </w:r>
+          </w:p>
+        </w:tc>
+        <w:tc>
+          <w:tcPr/>
+          <w:p>
+            <w:pPr>
+              <w:pStyle w:val="Compact"/>
+              <w:jc w:val="left"/>
+            </w:pPr>
+            <w:r>
+              <w:t xml:space="preserve">Applied as written: episode 12 (cylinder pushed 22.9 mm by the open jaw, verified from the recording) kept, with </w:t>
+            </w:r>
+            <w:r>
+              <w:rPr>
+                <w:rStyle w:val="VerbatimChar"/>
+              </w:rPr>
+              <w:t xml:space="preserve">distractors_moved</w:t>
+            </w:r>
+            <w:r>
+              <w:t xml:space="preserve"> carried into </w:t>
+            </w:r>
+            <w:r>
+              <w:rPr>
+                <w:rStyle w:val="VerbatimChar"/>
+              </w:rPr>
+              <w:t xml:space="preserve">meta/episodes.jsonl</w:t>
+            </w:r>
+            <w:r>
+              <w:t xml:space="preserve">.</w:t>
+            </w:r>
+          </w:p>
+        </w:tc>
+        <w:tc>
+          <w:tcPr/>
+          <w:p>
+            <w:pPr>
+              <w:pStyle w:val="Compact"/>
+              <w:jc w:val="left"/>
+            </w:pPr>
+            <w:r>
+              <w:t xml:space="preserve">The task succeeded; a labelled collision is more honest than a removed one.</w:t>
+            </w:r>
+          </w:p>
+        </w:tc>
+      </w:tr>
+      <w:tr>
+        <w:tc>
+          <w:tcPr/>
+          <w:p>
+            <w:pPr>
+              <w:pStyle w:val="Compact"/>
+              <w:jc w:val="left"/>
+            </w:pPr>
+            <w:r>
+              <w:t xml:space="preserve">10.1</w:t>
+            </w:r>
+          </w:p>
+        </w:tc>
+        <w:tc>
+          <w:tcPr/>
+          <w:p>
+            <w:pPr>
+              <w:pStyle w:val="Compact"/>
+              <w:jc w:val="left"/>
+            </w:pPr>
+            <w:r>
+              <w:t xml:space="preserve">30 fps, resized to 224×224.</w:t>
+            </w:r>
+          </w:p>
+        </w:tc>
+        <w:tc>
+          <w:tcPr/>
+          <w:p>
+            <w:pPr>
+              <w:pStyle w:val="Compact"/>
+              <w:jc w:val="left"/>
+            </w:pPr>
+            <w:r>
+              <w:t xml:space="preserve">Table camera renders 320×240 at 30 Hz; frames complete in all 60 episodes.</w:t>
+            </w:r>
+          </w:p>
+        </w:tc>
+        <w:tc>
+          <w:tcPr/>
+          <w:p>
+            <w:pPr>
+              <w:pStyle w:val="Compact"/>
+              <w:jc w:val="left"/>
+            </w:pPr>
+            <w:r>
+              <w:t xml:space="preserve">At 1280×960 and 10 Hz, 60 of ~210 frames reached the bag.</w:t>
+            </w:r>
+          </w:p>
+        </w:tc>
+      </w:tr>
+      <w:tr>
+        <w:tc>
+          <w:tcPr/>
+          <w:p>
+            <w:pPr>
+              <w:pStyle w:val="Compact"/>
+              <w:jc w:val="left"/>
+            </w:pPr>
+            <w:r>
+              <w:t xml:space="preserve">10.2</w:t>
+            </w:r>
+          </w:p>
+        </w:tc>
+        <w:tc>
+          <w:tcPr/>
+          <w:p>
+            <w:pPr>
+              <w:pStyle w:val="Compact"/>
+              <w:jc w:val="left"/>
+            </w:pPr>
+            <w:r>
+              <w:t xml:space="preserve">Recorder lifecycle via </w:t>
+            </w:r>
+            <w:r>
+              <w:rPr>
+                <w:rStyle w:val="VerbatimChar"/>
+              </w:rPr>
+              <w:t xml:space="preserve">ros2 lifecycle set --no-daemon --spin-time 15</w:t>
+            </w:r>
+            <w:r>
+              <w:t xml:space="preserve">.</w:t>
+            </w:r>
+          </w:p>
+        </w:tc>
+        <w:tc>
+          <w:tcPr/>
+          <w:p>
+            <w:pPr>
+              <w:pStyle w:val="Compact"/>
+              <w:jc w:val="left"/>
+            </w:pPr>
+            <w:r>
+              <w:t xml:space="preserve">Direct </w:t>
+            </w:r>
+            <w:r>
+              <w:rPr>
+                <w:rStyle w:val="VerbatimChar"/>
+              </w:rPr>
+              <w:t xml:space="preserve">change_state</w:t>
+            </w:r>
+            <w:r>
+              <w:t xml:space="preserve"> service calls (</w:t>
+            </w:r>
+            <w:r>
+              <w:rPr>
+                <w:rStyle w:val="VerbatimChar"/>
+              </w:rPr>
+              <w:t xml:space="preserve">recorder_lifecycle.py</w:t>
+            </w:r>
+            <w:r>
+              <w:t xml:space="preserve">): 71 s → ~1 s per episode.</w:t>
+            </w:r>
+          </w:p>
+        </w:tc>
+        <w:tc>
+          <w:tcPr/>
+          <w:p>
+            <w:pPr>
+              <w:pStyle w:val="Compact"/>
+              <w:jc w:val="left"/>
+            </w:pPr>
+            <w:r>
+              <w:t xml:space="preserve">Each CLI call took ~31 s for a service available ~1 s after start.</w:t>
+            </w:r>
+          </w:p>
+        </w:tc>
+      </w:tr>
+      <w:tr>
+        <w:tc>
+          <w:tcPr/>
+          <w:p>
+            <w:pPr>
+              <w:pStyle w:val="Compact"/>
+              <w:jc w:val="left"/>
+            </w:pPr>
+            <w:r>
+              <w:t xml:space="preserve">10.8</w:t>
+            </w:r>
+          </w:p>
+        </w:tc>
+        <w:tc>
+          <w:tcPr/>
+          <w:p>
+            <w:pPr>
+              <w:pStyle w:val="Compact"/>
+              <w:jc w:val="left"/>
+            </w:pPr>
+            <w:r>
+              <w:t xml:space="preserve">~5 GB of bags.</w:t>
+            </w:r>
+          </w:p>
+        </w:tc>
+        <w:tc>
+          <w:tcPr/>
+          <w:p>
+            <w:pPr>
+              <w:pStyle w:val="Compact"/>
+              <w:jc w:val="left"/>
+            </w:pPr>
+            <w:r>
+              <w:t xml:space="preserve">8.1 GB of bags (container only); converted datasets 19 MB.</w:t>
+            </w:r>
+          </w:p>
+        </w:tc>
+        <w:tc>
+          <w:tcPr/>
+          <w:p>
+            <w:pPr>
+              <w:pStyle w:val="Compact"/>
+              <w:jc w:val="left"/>
+            </w:pPr>
+            <w:r>
+              <w:t xml:space="preserve">Measured.</w:t>
+            </w:r>
+          </w:p>
+        </w:tc>
+      </w:tr>
+      <w:tr>
+        <w:tc>
+          <w:tcPr/>
+          <w:p>
+            <w:pPr>
+              <w:pStyle w:val="Compact"/>
+              <w:jc w:val="left"/>
+            </w:pPr>
+            <w:r>
+              <w:t xml:space="preserve">11.4–11.6</w:t>
+            </w:r>
+          </w:p>
+        </w:tc>
+        <w:tc>
+          <w:tcPr/>
+          <w:p>
+            <w:pPr>
+              <w:pStyle w:val="Compact"/>
+              <w:jc w:val="left"/>
+            </w:pPr>
+            <w:r>
+              <w:t xml:space="preserve">Handover package, </w:t>
+            </w:r>
+            <w:r>
+              <w:rPr>
+                <w:rStyle w:val="VerbatimChar"/>
+              </w:rPr>
+              <w:t xml:space="preserve">RUNNING.md</w:t>
+            </w:r>
+            <w:r>
+              <w:t xml:space="preserve">, </w:t>
+            </w:r>
+            <w:r>
+              <w:rPr>
+                <w:rStyle w:val="VerbatimChar"/>
+              </w:rPr>
+              <w:t xml:space="preserve">preflight.sh</w:t>
+            </w:r>
+            <w:r>
+              <w:t xml:space="preserve">.</w:t>
+            </w:r>
+          </w:p>
+        </w:tc>
+        <w:tc>
+          <w:tcPr/>
+          <w:p>
+            <w:pPr>
+              <w:pStyle w:val="Compact"/>
+              <w:jc w:val="left"/>
+            </w:pPr>
+            <w:r>
+              <w:t xml:space="preserve">Plus two launch files: </w:t>
+            </w:r>
+            <w:r>
+              <w:rPr>
+                <w:rStyle w:val="VerbatimChar"/>
+              </w:rPr>
+              <w:t xml:space="preserve">pick_and_sort_and_place_demo.launch.py</w:t>
+            </w:r>
+            <w:r>
+              <w:t xml:space="preserve"> (Gazebo GUI) and </w:t>
+            </w:r>
+            <w:r>
+              <w:rPr>
+                <w:rStyle w:val="VerbatimChar"/>
+              </w:rPr>
+              <w:t xml:space="preserve">pick_and_sort_and_place_no_gui_demo.launch.py</w:t>
+            </w:r>
+            <w:r>
+              <w:t xml:space="preserve"> (headless, exit code 0 = PASS), </w:t>
+            </w:r>
+            <w:r>
+              <w:rPr>
+                <w:rStyle w:val="VerbatimChar"/>
+              </w:rPr>
+              <w:t xml:space="preserve">episode:=N</w:t>
+            </w:r>
+            <w:r>
+              <w:t xml:space="preserve">.</w:t>
+            </w:r>
+          </w:p>
+        </w:tc>
+        <w:tc>
+          <w:tcPr/>
+          <w:p>
+            <w:pPr>
+              <w:pStyle w:val="Compact"/>
+              <w:jc w:val="left"/>
+            </w:pPr>
+            <w:r>
+              <w:t xml:space="preserve">Requested for watching and for a pass/fail check of any one episode.</w:t>
+            </w:r>
+          </w:p>
+        </w:tc>
+      </w:tr>
+    </w:tbl>
+    <w:p>
+      <w:pPr>
+        <w:pStyle w:val="Heading3"/>
+      </w:pPr>
+      <w:r>
+        <w:t xml:space="preserve">C.3 Part 13 metrics, scripted demonstrator</w:t>
+      </w:r>
+    </w:p>
+    <w:tbl>
+      <w:tblPr>
+        <w:tblStyle w:val="Table"/>
+        <w:tblW w:type="pct" w:w="5000"/>
+        <w:tblLook w:firstRow="1" w:lastRow="0" w:firstColumn="0" w:lastColumn="0" w:noHBand="0" w:noVBand="0" w:val="0020"/>
+        <w:jc w:val="start"/>
+      </w:tblPr>
+      <w:tblGrid>
+        <w:gridCol w:w="3000"/>
+        <w:gridCol w:w="6360"/>
+      </w:tblGrid>
+      <w:tr>
+        <w:trPr>
+          <w:tblHeader w:val="true"/>
+        </w:trPr>
+        <w:tc>
+          <w:tcPr/>
+          <w:p>
+            <w:pPr>
+              <w:pStyle w:val="Compact"/>
+              <w:jc w:val="left"/>
+            </w:pPr>
+            <w:r>
+              <w:rPr>
+                <w:bCs/>
+                <w:b/>
+              </w:rPr>
+              <w:t xml:space="preserve">Metric</w:t>
+            </w:r>
+          </w:p>
+        </w:tc>
+        <w:tc>
+          <w:tcPr/>
+          <w:p>
+            <w:pPr>
+              <w:pStyle w:val="Compact"/>
+              <w:jc w:val="left"/>
+            </w:pPr>
+            <w:r>
+              <w:rPr>
+                <w:bCs/>
+                <w:b/>
+              </w:rPr>
+              <w:t xml:space="preserve">Measured</w:t>
+            </w:r>
+          </w:p>
+        </w:tc>
+      </w:tr>
+      <w:tr>
+        <w:tc>
+          <w:tcPr/>
+          <w:p>
+            <w:pPr>
+              <w:pStyle w:val="Compact"/>
+              <w:jc w:val="left"/>
+            </w:pPr>
+            <w:r>
+              <w:t xml:space="preserve">Task success rate</w:t>
+            </w:r>
+          </w:p>
+        </w:tc>
+        <w:tc>
+          <w:tcPr/>
+          <w:p>
+            <w:pPr>
+              <w:pStyle w:val="Compact"/>
+              <w:jc w:val="left"/>
+            </w:pPr>
+            <w:r>
+              <w:t xml:space="preserve">60 / 60</w:t>
+            </w:r>
+          </w:p>
+        </w:tc>
+      </w:tr>
+      <w:tr>
+        <w:tc>
+          <w:tcPr/>
+          <w:p>
+            <w:pPr>
+              <w:pStyle w:val="Compact"/>
+              <w:jc w:val="left"/>
+            </w:pPr>
+            <w:r>
+              <w:t xml:space="preserve">Correct-bin rate</w:t>
+            </w:r>
+          </w:p>
+        </w:tc>
+        <w:tc>
+          <w:tcPr/>
+          <w:p>
+            <w:pPr>
+              <w:pStyle w:val="Compact"/>
+              <w:jc w:val="left"/>
+            </w:pPr>
+            <w:r>
+              <w:t xml:space="preserve">60 / 60</w:t>
+            </w:r>
+          </w:p>
+        </w:tc>
+      </w:tr>
+      <w:tr>
+        <w:tc>
+          <w:tcPr/>
+          <w:p>
+            <w:pPr>
+              <w:pStyle w:val="Compact"/>
+              <w:jc w:val="left"/>
+            </w:pPr>
+            <w:r>
+              <w:t xml:space="preserve">Held-out-condition success</w:t>
+            </w:r>
+          </w:p>
+        </w:tc>
+        <w:tc>
+          <w:tcPr/>
+          <w:p>
+            <w:pPr>
+              <w:pStyle w:val="Compact"/>
+              <w:jc w:val="left"/>
+            </w:pPr>
+            <w:r>
+              <w:t xml:space="preserve">12 / 12</w:t>
+            </w:r>
+          </w:p>
+        </w:tc>
+      </w:tr>
+      <w:tr>
+        <w:tc>
+          <w:tcPr/>
+          <w:p>
+            <w:pPr>
+              <w:pStyle w:val="Compact"/>
+              <w:jc w:val="left"/>
+            </w:pPr>
+            <w:r>
+              <w:t xml:space="preserve">Placement margin</w:t>
+            </w:r>
+          </w:p>
+        </w:tc>
+        <w:tc>
+          <w:tcPr/>
+          <w:p>
+            <w:pPr>
+              <w:pStyle w:val="Compact"/>
+              <w:jc w:val="left"/>
+            </w:pPr>
+            <w:r>
+              <w:t xml:space="preserve">offset from bin centre, median 0.031 of the inner radius (max 0.149)</w:t>
+            </w:r>
+          </w:p>
+        </w:tc>
+      </w:tr>
+      <w:tr>
+        <w:tc>
+          <w:tcPr/>
+          <w:p>
+            <w:pPr>
+              <w:pStyle w:val="Compact"/>
+              <w:jc w:val="left"/>
+            </w:pPr>
+            <w:r>
+              <w:t xml:space="preserve">Distractor disturbance rate</w:t>
+            </w:r>
+          </w:p>
+        </w:tc>
+        <w:tc>
+          <w:tcPr/>
+          <w:p>
+            <w:pPr>
+              <w:pStyle w:val="Compact"/>
+              <w:jc w:val="left"/>
+            </w:pPr>
+            <w:r>
+              <w:t xml:space="preserve">1 / 60 (episode 12, 22.9 mm)</w:t>
+            </w:r>
+          </w:p>
+        </w:tc>
+      </w:tr>
+      <w:tr>
+        <w:tc>
+          <w:tcPr/>
+          <w:p>
+            <w:pPr>
+              <w:pStyle w:val="Compact"/>
+              <w:jc w:val="left"/>
+            </w:pPr>
+            <w:r>
+              <w:t xml:space="preserve">Episode yield</w:t>
+            </w:r>
+          </w:p>
+        </w:tc>
+        <w:tc>
+          <w:tcPr/>
+          <w:p>
+            <w:pPr>
+              <w:pStyle w:val="Compact"/>
+              <w:jc w:val="left"/>
+            </w:pPr>
+            <w:r>
+              <w:t xml:space="preserve">60 clean episodes from 60 attempts</w:t>
+            </w:r>
+          </w:p>
+        </w:tc>
+      </w:tr>
+    </w:tbl>
+    <w:p>
+      <w:pPr>
+        <w:pStyle w:val="Heading3"/>
+      </w:pPr>
+      <w:r>
+        <w:t xml:space="preserve">C.4 Findings the specification did not anticipate</w:t>
+      </w:r>
+    </w:p>
+    <w:p>
+      <w:pPr>
+        <w:numPr>
+          <w:ilvl w:val="0"/>
+          <w:numId w:val="1001"/>
+        </w:numPr>
+        <w:pStyle w:val="Compact"/>
+      </w:pPr>
+      <w:r>
+        <w:rPr>
+          <w:bCs/>
+          <w:b/>
+        </w:rPr>
+        <w:t xml:space="preserve">Gazebo renders a camera only when it has a subscriber</w:t>
+      </w:r>
+      <w:r>
+        <w:t xml:space="preserve">: an unsubscribed camera costs nothing, which first made rendering look free.</w:t>
+      </w:r>
+    </w:p>
+    <w:p>
+      <w:pPr>
+        <w:numPr>
+          <w:ilvl w:val="0"/>
+          <w:numId w:val="1001"/>
+        </w:numPr>
+        <w:pStyle w:val="Compact"/>
+      </w:pPr>
+      <w:r>
+        <w:rPr>
+          <w:bCs/>
+          <w:b/>
+        </w:rPr>
+        <w:t xml:space="preserve">WSL's GPU rendering path draws every runtime-spawned object white</w:t>
+      </w:r>
+      <w:r>
+        <w:t xml:space="preserve">; software OpenGL renders the colours.</w:t>
+      </w:r>
+    </w:p>
+    <w:p>
+      <w:pPr>
+        <w:numPr>
+          <w:ilvl w:val="0"/>
+          <w:numId w:val="1001"/>
+        </w:numPr>
+        <w:pStyle w:val="Compact"/>
+      </w:pPr>
+      <w:r>
+        <w:rPr>
+          <w:rStyle w:val="VerbatimChar"/>
+          <w:bCs/>
+          <w:b/>
+        </w:rPr>
+        <w:t xml:space="preserve">type="ode"</w:t>
+      </w:r>
+      <w:r>
+        <w:rPr>
+          <w:bCs/>
+          <w:b/>
+        </w:rPr>
+        <w:t xml:space="preserve"> does not select ODE in Gazebo Harmonic</w:t>
+      </w:r>
+      <w:r>
+        <w:t xml:space="preserve">: the engine actually used is DART.</w:t>
+      </w:r>
+    </w:p>
+    <w:p>
+      <w:pPr>
+        <w:numPr>
+          <w:ilvl w:val="0"/>
+          <w:numId w:val="1001"/>
+        </w:numPr>
+        <w:pStyle w:val="Compact"/>
+      </w:pPr>
+      <w:r>
+        <w:rPr>
+          <w:bCs/>
+          <w:b/>
+        </w:rPr>
+        <w:t xml:space="preserve">The low RTF comes from the robot's 14 triangle-mesh collision shapes</w:t>
+      </w:r>
+      <w:r>
+        <w:t xml:space="preserve"> (bench alone RTF 1.000, with the robot 0.220): primitives are the next iteration's largest win.</w:t>
+      </w:r>
+    </w:p>
+    <w:p>
+      <w:pPr>
+        <w:numPr>
+          <w:ilvl w:val="0"/>
+          <w:numId w:val="1001"/>
+        </w:numPr>
+        <w:pStyle w:val="Compact"/>
+      </w:pPr>
+      <w:r>
+        <w:rPr>
+          <w:bCs/>
+          <w:b/>
+        </w:rPr>
+        <w:t xml:space="preserve">Folded lift poses are obstructed when an object is welded</w:t>
+      </w:r>
+      <w:r>
+        <w:t xml:space="preserve">: zero error unloaded, error on J3 loaded, insensitive to mass. Objects near the base are outside this dataset until fixed.</w:t>
+      </w:r>
+    </w:p>
+    <w:p>
+      <w:pPr>
+        <w:numPr>
+          <w:ilvl w:val="0"/>
+          <w:numId w:val="1001"/>
+        </w:numPr>
+        <w:pStyle w:val="Compact"/>
+      </w:pPr>
+      <w:r>
+        <w:rPr>
+          <w:bCs/>
+          <w:b/>
+        </w:rPr>
+        <w:t xml:space="preserve">A cube lands at the gripper's world yaw at release, mod 90°</w:t>
+      </w:r>
+      <w:r>
+        <w:t xml:space="preserve">: the closing jaws square it to the gripper.</w:t>
+      </w:r>
+    </w:p>
+    <w:p>
+      <w:pPr>
+        <w:numPr>
+          <w:ilvl w:val="0"/>
+          <w:numId w:val="1001"/>
+        </w:numPr>
+        <w:pStyle w:val="Compact"/>
+      </w:pPr>
+      <w:r>
+        <w:rPr>
+          <w:bCs/>
+          <w:b/>
+        </w:rPr>
+        <w:t xml:space="preserve">Bins are axis-aligned squares</w:t>
+      </w:r>
+      <w:r>
+        <w:t xml:space="preserve">: three bugs came from modelling them as circles (gap, path clearance, keep-out).</w:t>
+      </w:r>
+    </w:p>
+    <w:p>
+      <w:pPr>
+        <w:pStyle w:val="Heading3"/>
+      </w:pPr>
+      <w:r>
+        <w:t xml:space="preserve">C.5 Appendix B items</w:t>
+      </w:r>
+    </w:p>
+    <w:p>
+      <w:pPr>
+        <w:numPr>
+          <w:ilvl w:val="0"/>
+          <w:numId w:val="1001"/>
+        </w:numPr>
+        <w:pStyle w:val="Compact"/>
+      </w:pPr>
+      <w:r>
+        <w:rPr>
+          <w:bCs/>
+          <w:b/>
+        </w:rPr>
+        <w:t xml:space="preserve">The second camera (6.4)</w:t>
+      </w:r>
+      <w:r>
+        <w:t xml:space="preserve">: resolved by the implementation with option 2, a reserved table-camera configuration.</w:t>
+      </w:r>
+    </w:p>
+    <w:p>
+      <w:pPr>
+        <w:numPr>
+          <w:ilvl w:val="0"/>
+          <w:numId w:val="1001"/>
+        </w:numPr>
+        <w:pStyle w:val="Compact"/>
+      </w:pPr>
+      <w:r>
+        <w:rPr>
+          <w:bCs/>
+          <w:b/>
+        </w:rPr>
+        <w:t xml:space="preserve">Long-term storage of the bags (10.8)</w:t>
+      </w:r>
+      <w:r>
+        <w:t xml:space="preserve">: 8.1 GB, still in the container only; policy not yet confirmed.</w:t>
+      </w:r>
+    </w:p>
+    <w:p>
+      <w:pPr>
+        <w:numPr>
+          <w:ilvl w:val="0"/>
+          <w:numId w:val="1001"/>
+        </w:numPr>
+        <w:pStyle w:val="Compact"/>
+      </w:pPr>
+      <w:r>
+        <w:rPr>
+          <w:bCs/>
+          <w:b/>
+        </w:rPr>
+        <w:t xml:space="preserve">Scheduling of Role B machine time (A10)</w:t>
+      </w:r>
+      <w:r>
+        <w:t xml:space="preserve">: not needed; the batch ran on one laptop in ~2.7 h.</w:t>
+      </w:r>
+    </w:p>
+    <w:p>
+      <w:pPr>
+        <w:numPr>
+          <w:ilvl w:val="0"/>
+          <w:numId w:val="1001"/>
+        </w:numPr>
+        <w:pStyle w:val="Compact"/>
+      </w:pPr>
+      <w:r>
+        <w:rPr>
+          <w:bCs/>
+          <w:b/>
+        </w:rPr>
+        <w:t xml:space="preserve">The grasp mechanism (A4)</w:t>
+      </w:r>
+      <w:r>
+        <w:t xml:space="preserve">, </w:t>
+      </w:r>
+      <w:r>
+        <w:rPr>
+          <w:bCs/>
+          <w:b/>
+        </w:rPr>
+        <w:t xml:space="preserve">bin static-ness (4.4)</w:t>
+      </w:r>
+      <w:r>
+        <w:t xml:space="preserve">, </w:t>
+      </w:r>
+      <w:r>
+        <w:rPr>
+          <w:bCs/>
+          <w:b/>
+        </w:rPr>
+        <w:t xml:space="preserve">detector licensing</w:t>
+      </w:r>
+      <w:r>
+        <w:t xml:space="preserve">, </w:t>
+      </w:r>
+      <w:r>
+        <w:rPr>
+          <w:bCs/>
+          <w:b/>
+        </w:rPr>
+        <w:t xml:space="preserve">the world conflict (A1)</w:t>
+      </w:r>
+      <w:r>
+        <w:t xml:space="preserve">: not decided by the robotics team; the implementation's choices are recorded above and in </w:t>
+      </w:r>
+      <w:r>
+        <w:rPr>
+          <w:rStyle w:val="VerbatimChar"/>
+        </w:rPr>
+        <w:t xml:space="preserve">doc/GRASP_DECISION.md</w:t>
+      </w:r>
+      <w:r>
+        <w:t xml:space="preserve">, </w:t>
+      </w:r>
+      <w:r>
+        <w:rPr>
+          <w:rStyle w:val="VerbatimChar"/>
+        </w:rPr>
+        <w:t xml:space="preserve">doc/WORLD_SELECTION.md</w:t>
+      </w:r>
+      <w:r>
+        <w:t xml:space="preserve">.</w:t>
       </w:r>
     </w:p>
     <w:bookmarkEnd w:id="130"/>

--- a/Headless_Task-Grounded_Pick-and-Sort-and-Place_in_Gazebo/doc/FOUR_OBJECT_SORTING_SPECIFICATION.docx
+++ b/Headless_Task-Grounded_Pick-and-Sort-and-Place_in_Gazebo/doc/FOUR_OBJECT_SORTING_SPECIFICATION.docx
@@ -45,79 +45,7 @@
         <w:pStyle w:val="Subtitle"/>
       </w:pPr>
       <w:r>
-        <w:t xml:space="preserve">Specification</w:t>
-      </w:r>
-      <w:r>
-        <w:t xml:space="preserve"> </w:t>
-      </w:r>
-      <w:r>
-        <w:t xml:space="preserve">for</w:t>
-      </w:r>
-      <w:r>
-        <w:t xml:space="preserve"> </w:t>
-      </w:r>
-      <w:r>
-        <w:t xml:space="preserve">sixty</w:t>
-      </w:r>
-      <w:r>
-        <w:t xml:space="preserve"> </w:t>
-      </w:r>
-      <w:r>
-        <w:t xml:space="preserve">task-grounded</w:t>
-      </w:r>
-      <w:r>
-        <w:t xml:space="preserve"> </w:t>
-      </w:r>
-      <w:r>
-        <w:t xml:space="preserve">episodes,</w:t>
-      </w:r>
-      <w:r>
-        <w:t xml:space="preserve"> </w:t>
-      </w:r>
-      <w:r>
-        <w:t xml:space="preserve">split</w:t>
-      </w:r>
-      <w:r>
-        <w:t xml:space="preserve"> </w:t>
-      </w:r>
-      <w:r>
-        <w:t xml:space="preserve">across</w:t>
-      </w:r>
-      <w:r>
-        <w:t xml:space="preserve"> </w:t>
-      </w:r>
-      <w:r>
-        <w:t xml:space="preserve">a</w:t>
-      </w:r>
-      <w:r>
-        <w:t xml:space="preserve"> </w:t>
-      </w:r>
-      <w:r>
-        <w:t xml:space="preserve">constrained</w:t>
-      </w:r>
-      <w:r>
-        <w:t xml:space="preserve"> </w:t>
-      </w:r>
-      <w:r>
-        <w:t xml:space="preserve">workstation</w:t>
-      </w:r>
-      <w:r>
-        <w:t xml:space="preserve"> </w:t>
-      </w:r>
-      <w:r>
-        <w:t xml:space="preserve">and</w:t>
-      </w:r>
-      <w:r>
-        <w:t xml:space="preserve"> </w:t>
-      </w:r>
-      <w:r>
-        <w:t xml:space="preserve">robotics-team</w:t>
-      </w:r>
-      <w:r>
-        <w:t xml:space="preserve"> </w:t>
-      </w:r>
-      <w:r>
-        <w:t xml:space="preserve">hardware</w:t>
+        <w:t xml:space="preserve">Specification for sixty task-grounded episodes, run end to end on one Windows laptop with WSL2</w:t>
       </w:r>
     </w:p>
     <w:p>
@@ -163,7 +91,17 @@
           <w:bCs/>
           <w:b/>
         </w:rPr>
-        <w:t xml:space="preserve">Implementation status, 2026-10-04:</w:t>
+        <w:t xml:space="preserve">Revised 2026-10-04:</w:t>
+      </w:r>
+      <w:r>
+        <w:t xml:space="preserve"> one person performs every step on one Windows laptop running WSL2; the earlier split of the work between two parties on two machines is removed throughout. </w:t>
+      </w:r>
+      <w:r>
+        <w:rPr>
+          <w:bCs/>
+          <w:b/>
+        </w:rPr>
+        <w:t xml:space="preserve">Implementation status:</w:t>
       </w:r>
       <w:r>
         <w:t xml:space="preserve"> implemented and run; 60/60 episodes recorded and converted. Departures from this specification are recorded in Appendix C.</w:t>
@@ -201,7 +139,7 @@
         <w:pStyle w:val="Heading2"/>
       </w:pPr>
       <w:r>
-        <w:t xml:space="preserve">Part 0 — Scope, roles and reading guide</w:t>
+        <w:t xml:space="preserve">Part 0 — Scope and reading guide</w:t>
       </w:r>
     </w:p>
     <w:bookmarkStart w:id="20" w:name="what-this-specification-covers"/>
@@ -242,7 +180,7 @@
         <w:pStyle w:val="BodyText"/>
       </w:pPr>
       <w:r>
-        <w:t xml:space="preserve">It is written to be executed by two parties with very different hardware, and it says at every step which party performs it.</w:t>
+        <w:t xml:space="preserve">It is written to be executed end to end by one person on one machine.</w:t>
       </w:r>
     </w:p>
     <w:bookmarkEnd w:id="20"/>
@@ -252,7 +190,7 @@
         <w:pStyle w:val="Heading3"/>
       </w:pPr>
       <w:r>
-        <w:t xml:space="preserve">0.2 The two roles</w:t>
+        <w:t xml:space="preserve">0.2 Who performs the work, and on what</w:t>
       </w:r>
     </w:p>
     <w:p>
@@ -260,25 +198,7 @@
         <w:pStyle w:val="FirstParagraph"/>
       </w:pPr>
       <w:r>
-        <w:t xml:space="preserve">Throughout this document, work is assigned to one of two roles. Neither is a person; both are functions.</w:t>
-      </w:r>
-    </w:p>
-    <w:p>
-      <w:pPr>
-        <w:pStyle w:val="BodyText"/>
-      </w:pPr>
-      <w:r>
-        <w:rPr>
-          <w:bCs/>
-          <w:b/>
-        </w:rPr>
-        <w:t xml:space="preserve">Role A — integration engineer (constrained workstation).</w:t>
-      </w:r>
-      <w:r>
-        <w:t xml:space="preserve"> </w:t>
-      </w:r>
-      <w:r>
-        <w:t xml:space="preserve">Authors the specification artefacts, the configuration, the scripts, the verification logic and the report. Hardware baseline assumed:</w:t>
+        <w:t xml:space="preserve">One person performs every step in this document: the specification artefacts, the configuration, the scripts, the verification logic, the smoke test, the acquisition batch, any graphical verification and the report, all on one Windows laptop running WSL2. Hardware, measured on 2026-10-04:</w:t>
       </w:r>
     </w:p>
     <w:tbl>
@@ -342,7 +262,7 @@
               <w:jc w:val="left"/>
             </w:pPr>
             <w:r>
-              <w:t xml:space="preserve">~7.7 GB</w:t>
+              <w:t xml:space="preserve">7.8 GB visible in WSL2, plus 2 GB swap</w:t>
             </w:r>
           </w:p>
         </w:tc>
@@ -368,7 +288,7 @@
               <w:jc w:val="left"/>
             </w:pPr>
             <w:r>
-              <w:t xml:space="preserve">8 logical cores, no GPU</w:t>
+              <w:t xml:space="preserve">Intel Core i7-11370H, 4 cores / 8 threads; rendering in software (llvmpipe)</w:t>
             </w:r>
           </w:p>
         </w:tc>
@@ -394,7 +314,7 @@
               <w:jc w:val="left"/>
             </w:pPr>
             <w:r>
-              <w:t xml:space="preserve">Windows with WSL2 Ubuntu</w:t>
+              <w:t xml:space="preserve">Windows with WSL2 Ubuntu 22.04.3</w:t>
             </w:r>
           </w:p>
         </w:tc>
@@ -446,11 +366,7 @@
               <w:jc w:val="left"/>
             </w:pPr>
             <w:r>
-              <w:rPr>
-                <w:bCs/>
-                <w:b/>
-              </w:rPr>
-              <w:t xml:space="preserve">0.082</w:t>
+              <w:t xml:space="preserve">0.344 (median over the 60-episode batch)</w:t>
             </w:r>
           </w:p>
         </w:tc>
@@ -476,7 +392,16 @@
               <w:jc w:val="left"/>
             </w:pPr>
             <w:r>
-              <w:t xml:space="preserve">not exercised; headless only</w:t>
+              <w:t xml:space="preserve">available (WSLg, </w:t>
+            </w:r>
+            <w:r>
+              <w:rPr>
+                <w:rStyle w:val="VerbatimChar"/>
+              </w:rPr>
+              <w:t xml:space="preserve">DISPLAY=:0</w:t>
+            </w:r>
+            <w:r>
+              <w:t xml:space="preserve">, software OpenGL)</w:t>
             </w:r>
           </w:p>
         </w:tc>
@@ -513,200 +438,56 @@
         <w:pStyle w:val="BodyText"/>
       </w:pPr>
       <w:r>
+        <w:t xml:space="preserve">At that real-time factor a 25-second episode takes about 73 s of wall clock for its motion; a full episode, bring-up and verification included, took a median of 160 s, and the 60-episode batch about 2.7 hours (Appendix C).</w:t>
+      </w:r>
+    </w:p>
+    <w:bookmarkEnd w:id="21"/>
+    <w:bookmarkStart w:id="22" w:name="how-to-read-the-role-markers"/>
+    <w:bookmarkEnd w:id="22"/>
+    <w:bookmarkStart w:id="23" w:name="provenance-of-the-inputs"/>
+    <w:p>
+      <w:pPr>
+        <w:pStyle w:val="Heading3"/>
+      </w:pPr>
+      <w:r>
+        <w:t xml:space="preserve">0.3 Provenance of the inputs</w:t>
+      </w:r>
+    </w:p>
+    <w:p>
+      <w:pPr>
+        <w:pStyle w:val="FirstParagraph"/>
+      </w:pPr>
+      <w:r>
+        <w:t xml:space="preserve">The premises this specification is built on were gathered in preparation and are recorded in</w:t>
+      </w:r>
+      <w:r>
+        <w:t xml:space="preserve"> </w:t>
+      </w:r>
+      <w:r>
         <w:rPr>
           <w:bCs/>
           <w:b/>
         </w:rPr>
-        <w:t xml:space="preserve">Role B — robotics team (high-performance workstation and hardware).</w:t>
-      </w:r>
-      <w:r>
-        <w:t xml:space="preserve"> </w:t>
-      </w:r>
-      <w:r>
-        <w:t xml:space="preserve">Runs the acquisition batch, performs any graphical verification, and holds access to the physical bench. Hardware baseline assumed:</w:t>
-      </w:r>
-    </w:p>
-    <w:tbl>
-      <w:tblPr>
-        <w:tblStyle w:val="Table"/>
-        <w:tblW w:type="auto" w:w="0"/>
-        <w:tblLook w:firstRow="1" w:lastRow="0" w:firstColumn="0" w:lastColumn="0" w:noHBand="0" w:noVBand="0" w:val="0020"/>
-        <w:jc w:val="start"/>
-      </w:tblPr>
-      <w:tblGrid>
-        <w:gridCol w:w="3960"/>
-        <w:gridCol w:w="3960"/>
-      </w:tblGrid>
-      <w:tr>
-        <w:trPr>
-          <w:tblHeader w:val="true"/>
-        </w:trPr>
-        <w:tc>
-          <w:tcPr/>
-          <w:p>
-            <w:pPr>
-              <w:pStyle w:val="Compact"/>
-              <w:jc w:val="left"/>
-            </w:pPr>
-            <w:r>
-              <w:t xml:space="preserve">Property</w:t>
-            </w:r>
-          </w:p>
-        </w:tc>
-        <w:tc>
-          <w:tcPr/>
-          <w:p>
-            <w:pPr>
-              <w:pStyle w:val="Compact"/>
-              <w:jc w:val="left"/>
-            </w:pPr>
-            <w:r>
-              <w:t xml:space="preserve">Value</w:t>
-            </w:r>
-          </w:p>
-        </w:tc>
-      </w:tr>
-      <w:tr>
-        <w:tc>
-          <w:tcPr/>
-          <w:p>
-            <w:pPr>
-              <w:pStyle w:val="Compact"/>
-              <w:jc w:val="left"/>
-            </w:pPr>
-            <w:r>
-              <w:t xml:space="preserve">Usable RAM</w:t>
-            </w:r>
-          </w:p>
-        </w:tc>
-        <w:tc>
-          <w:tcPr/>
-          <w:p>
-            <w:pPr>
-              <w:pStyle w:val="Compact"/>
-              <w:jc w:val="left"/>
-            </w:pPr>
-            <w:r>
-              <w:t xml:space="preserve">≥ 32 GB</w:t>
-            </w:r>
-          </w:p>
-        </w:tc>
-      </w:tr>
-      <w:tr>
-        <w:tc>
-          <w:tcPr/>
-          <w:p>
-            <w:pPr>
-              <w:pStyle w:val="Compact"/>
-              <w:jc w:val="left"/>
-            </w:pPr>
-            <w:r>
-              <w:t xml:space="preserve">Host OS</w:t>
-            </w:r>
-          </w:p>
-        </w:tc>
-        <w:tc>
-          <w:tcPr/>
-          <w:p>
-            <w:pPr>
-              <w:pStyle w:val="Compact"/>
-              <w:jc w:val="left"/>
-            </w:pPr>
-            <w:r>
-              <w:t xml:space="preserve">Windows, same container runtime</w:t>
-            </w:r>
-          </w:p>
-        </w:tc>
-      </w:tr>
-      <w:tr>
-        <w:tc>
-          <w:tcPr/>
-          <w:p>
-            <w:pPr>
-              <w:pStyle w:val="Compact"/>
-              <w:jc w:val="left"/>
-            </w:pPr>
-            <w:r>
-              <w:t xml:space="preserve">Measured simulation real-time factor</w:t>
-            </w:r>
-          </w:p>
-        </w:tc>
-        <w:tc>
-          <w:tcPr/>
-          <w:p>
-            <w:pPr>
-              <w:pStyle w:val="Compact"/>
-              <w:jc w:val="left"/>
-            </w:pPr>
-            <w:r>
-              <w:rPr>
-                <w:bCs/>
-                <w:b/>
-              </w:rPr>
-              <w:t xml:space="preserve">0.277</w:t>
-            </w:r>
-          </w:p>
-        </w:tc>
-      </w:tr>
-      <w:tr>
-        <w:tc>
-          <w:tcPr/>
-          <w:p>
-            <w:pPr>
-              <w:pStyle w:val="Compact"/>
-              <w:jc w:val="left"/>
-            </w:pPr>
-            <w:r>
-              <w:t xml:space="preserve">Graphical Gazebo session</w:t>
-            </w:r>
-          </w:p>
-        </w:tc>
-        <w:tc>
-          <w:tcPr/>
-          <w:p>
-            <w:pPr>
-              <w:pStyle w:val="Compact"/>
-              <w:jc w:val="left"/>
-            </w:pPr>
-            <w:r>
-              <w:t xml:space="preserve">available</w:t>
-            </w:r>
-          </w:p>
-        </w:tc>
-      </w:tr>
-      <w:tr>
-        <w:tc>
-          <w:tcPr/>
-          <w:p>
-            <w:pPr>
-              <w:pStyle w:val="Compact"/>
-              <w:jc w:val="left"/>
-            </w:pPr>
-            <w:r>
-              <w:t xml:space="preserve">Physical robot access</w:t>
-            </w:r>
-          </w:p>
-        </w:tc>
-        <w:tc>
-          <w:tcPr/>
-          <w:p>
-            <w:pPr>
-              <w:pStyle w:val="Compact"/>
-              <w:jc w:val="left"/>
-            </w:pPr>
-            <w:r>
-              <w:t xml:space="preserve">yes</w:t>
-            </w:r>
-          </w:p>
-        </w:tc>
-      </w:tr>
-    </w:tbl>
+        <w:t xml:space="preserve">Part 1 as an explicit assumption register</w:t>
+      </w:r>
+      <w:r>
+        <w:t xml:space="preserve">, not woven into the narrative. Each one is stated, explained, traced to what depends on it, given a cheap verification procedure, and given a fallback if it proves false.</w:t>
+      </w:r>
+    </w:p>
     <w:p>
       <w:pPr>
         <w:pStyle w:val="BodyText"/>
       </w:pPr>
       <w:r>
-        <w:t xml:space="preserve">The real-time-factor ratio is</w:t>
+        <w:t xml:space="preserve">This structure is deliberate. Several of the premises are second-hand, one pair of them is mutually inconsistent, and at least one — if true — materially improves the deliverable. Treating them as assumptions rather than as settled fact is what makes the specification safe to execute without further clarification.</w:t>
+      </w:r>
+    </w:p>
+    <w:p>
+      <w:pPr>
+        <w:pStyle w:val="BodyText"/>
+      </w:pPr>
+      <w:r>
+        <w:t xml:space="preserve">Where this document needs a decision that only the wider group can make, it says</w:t>
       </w:r>
       <w:r>
         <w:t xml:space="preserve"> </w:t>
@@ -716,172 +497,20 @@
           <w:bCs/>
           <w:b/>
         </w:rPr>
-        <w:t xml:space="preserve">3.4×</w:t>
-      </w:r>
-      <w:r>
-        <w:t xml:space="preserve">, and it is the quantitative basis for the split in Part 11. A 25-second episode costs roughly 5 minutes of wall clock for Role B and roughly 17 minutes for Role A, before bring-up, restarts and retries.</w:t>
-      </w:r>
-    </w:p>
-    <w:bookmarkEnd w:id="21"/>
-    <w:bookmarkStart w:id="22" w:name="how-to-read-the-role-markers"/>
-    <w:p>
-      <w:pPr>
-        <w:pStyle w:val="Heading3"/>
-      </w:pPr>
-      <w:r>
-        <w:t xml:space="preserve">0.3 How to read the role markers</w:t>
-      </w:r>
-    </w:p>
-    <w:p>
-      <w:pPr>
-        <w:pStyle w:val="FirstParagraph"/>
-      </w:pPr>
-      <w:r>
-        <w:t xml:space="preserve">Every numbered step ends with a line of the form:</w:t>
-      </w:r>
-    </w:p>
-    <w:p>
-      <w:pPr>
-        <w:pStyle w:val="BlockText"/>
-      </w:pPr>
+        <w:t xml:space="preserve">“</w:t>
+      </w:r>
       <w:r>
         <w:rPr>
           <w:bCs/>
           <w:b/>
         </w:rPr>
-        <w:t xml:space="preserve">Role: A</w:t>
-      </w:r>
-      <w:r>
-        <w:t xml:space="preserve"> </w:t>
-      </w:r>
-      <w:r>
-        <w:t xml:space="preserve">— reason.</w:t>
-      </w:r>
-    </w:p>
-    <w:p>
-      <w:pPr>
-        <w:pStyle w:val="FirstParagraph"/>
-      </w:pPr>
-      <w:r>
-        <w:t xml:space="preserve">Steps marked</w:t>
-      </w:r>
-      <w:r>
-        <w:t xml:space="preserve"> </w:t>
+        <w:t xml:space="preserve">refer to the robotics team</w:t>
       </w:r>
       <w:r>
         <w:rPr>
           <w:bCs/>
           <w:b/>
         </w:rPr>
-        <w:t xml:space="preserve">Role: A</w:t>
-      </w:r>
-      <w:r>
-        <w:t xml:space="preserve"> </w:t>
-      </w:r>
-      <w:r>
-        <w:t xml:space="preserve">require no physics stepping and are feasible on the constrained workstation. Steps marked</w:t>
-      </w:r>
-      <w:r>
-        <w:t xml:space="preserve"> </w:t>
-      </w:r>
-      <w:r>
-        <w:rPr>
-          <w:bCs/>
-          <w:b/>
-        </w:rPr>
-        <w:t xml:space="preserve">Role: B</w:t>
-      </w:r>
-      <w:r>
-        <w:t xml:space="preserve"> </w:t>
-      </w:r>
-      <w:r>
-        <w:t xml:space="preserve">require sustained simulation, a graphical session, or hardware. Steps marked</w:t>
-      </w:r>
-      <w:r>
-        <w:t xml:space="preserve"> </w:t>
-      </w:r>
-      <w:r>
-        <w:rPr>
-          <w:bCs/>
-          <w:b/>
-        </w:rPr>
-        <w:t xml:space="preserve">Role: A, escalate to B on failure</w:t>
-      </w:r>
-      <w:r>
-        <w:t xml:space="preserve"> </w:t>
-      </w:r>
-      <w:r>
-        <w:t xml:space="preserve">are expected to fit on the constrained workstation but have a defined escape hatch.</w:t>
-      </w:r>
-    </w:p>
-    <w:bookmarkEnd w:id="22"/>
-    <w:bookmarkStart w:id="23" w:name="provenance-of-the-inputs"/>
-    <w:p>
-      <w:pPr>
-        <w:pStyle w:val="Heading3"/>
-      </w:pPr>
-      <w:r>
-        <w:t xml:space="preserve">0.4 Provenance of the inputs</w:t>
-      </w:r>
-    </w:p>
-    <w:p>
-      <w:pPr>
-        <w:pStyle w:val="FirstParagraph"/>
-      </w:pPr>
-      <w:r>
-        <w:t xml:space="preserve">The premises this specification is built on were gathered in preparation and are recorded in</w:t>
-      </w:r>
-      <w:r>
-        <w:t xml:space="preserve"> </w:t>
-      </w:r>
-      <w:r>
-        <w:rPr>
-          <w:bCs/>
-          <w:b/>
-        </w:rPr>
-        <w:t xml:space="preserve">Part 1 as an explicit assumption register</w:t>
-      </w:r>
-      <w:r>
-        <w:t xml:space="preserve">, not woven into the narrative. Each one is stated, explained, traced to what depends on it, given a cheap verification procedure, and given a fallback if it proves false.</w:t>
-      </w:r>
-    </w:p>
-    <w:p>
-      <w:pPr>
-        <w:pStyle w:val="BodyText"/>
-      </w:pPr>
-      <w:r>
-        <w:t xml:space="preserve">This structure is deliberate. Several of the premises are second-hand, one pair of them is mutually inconsistent, and at least one — if true — materially improves the deliverable. Treating them as assumptions rather than as settled fact is what makes the specification safe to execute without further clarification.</w:t>
-      </w:r>
-    </w:p>
-    <w:p>
-      <w:pPr>
-        <w:pStyle w:val="BodyText"/>
-      </w:pPr>
-      <w:r>
-        <w:t xml:space="preserve">Where this document needs a decision that only the wider group can make, it says</w:t>
-      </w:r>
-      <w:r>
-        <w:t xml:space="preserve"> </w:t>
-      </w:r>
-      <w:r>
-        <w:rPr>
-          <w:bCs/>
-          <w:b/>
-        </w:rPr>
-        <w:t xml:space="preserve">“</w:t>
-      </w:r>
-      <w:r>
-        <w:rPr>
-          <w:bCs/>
-          <w:b/>
-        </w:rPr>
-        <w:t xml:space="preserve">refer to the robotics team</w:t>
-      </w:r>
-      <w:r>
-        <w:rPr>
-          <w:bCs/>
-          <w:b/>
-        </w:rPr>
         <w:t xml:space="preserve">”</w:t>
       </w:r>
       <w:r>
@@ -895,7 +524,7 @@
         <w:pStyle w:val="Heading3"/>
       </w:pPr>
       <w:r>
-        <w:t xml:space="preserve">0.5 Files are local</w:t>
+        <w:t xml:space="preserve">0.4 Files are local</w:t>
       </w:r>
     </w:p>
     <w:p>
@@ -1140,18 +769,6 @@
       </w:r>
     </w:p>
     <w:p>
-      <w:pPr>
-        <w:pStyle w:val="BodyText"/>
-      </w:pPr>
-      <w:r>
-        <w:rPr>
-          <w:bCs/>
-          <w:b/>
-        </w:rPr>
-        <w:t xml:space="preserve">Role: A.</w:t>
-      </w:r>
-    </w:p>
-    <w:p>
       <w:r>
         <w:pict>
           <v:rect style="width:0;height:1.5pt" o:hralign="center" o:hrstd="t" o:hr="t"/>
@@ -1481,18 +1098,6 @@
       </w:r>
     </w:p>
     <w:p>
-      <w:pPr>
-        <w:pStyle w:val="BodyText"/>
-      </w:pPr>
-      <w:r>
-        <w:rPr>
-          <w:bCs/>
-          <w:b/>
-        </w:rPr>
-        <w:t xml:space="preserve">Role: A.</w:t>
-      </w:r>
-    </w:p>
-    <w:p>
       <w:r>
         <w:pict>
           <v:rect style="width:0;height:1.5pt" o:hralign="center" o:hrstd="t" o:hr="t"/>
@@ -1597,18 +1202,6 @@
       </w:r>
     </w:p>
     <w:p>
-      <w:pPr>
-        <w:pStyle w:val="BodyText"/>
-      </w:pPr>
-      <w:r>
-        <w:rPr>
-          <w:bCs/>
-          <w:b/>
-        </w:rPr>
-        <w:t xml:space="preserve">Role: A.</w:t>
-      </w:r>
-    </w:p>
-    <w:p>
       <w:r>
         <w:pict>
           <v:rect style="width:0;height:1.5pt" o:hralign="center" o:hrstd="t" o:hr="t"/>
@@ -1839,18 +1432,6 @@
       </w:r>
     </w:p>
     <w:p>
-      <w:pPr>
-        <w:pStyle w:val="BodyText"/>
-      </w:pPr>
-      <w:r>
-        <w:rPr>
-          <w:bCs/>
-          <w:b/>
-        </w:rPr>
-        <w:t xml:space="preserve">Role: A, escalate to B on failure.</w:t>
-      </w:r>
-    </w:p>
-    <w:p>
       <w:r>
         <w:pict>
           <v:rect style="width:0;height:1.5pt" o:hralign="center" o:hrstd="t" o:hr="t"/>
@@ -2083,18 +1664,6 @@
       </w:r>
     </w:p>
     <w:p>
-      <w:pPr>
-        <w:pStyle w:val="BodyText"/>
-      </w:pPr>
-      <w:r>
-        <w:rPr>
-          <w:bCs/>
-          <w:b/>
-        </w:rPr>
-        <w:t xml:space="preserve">Role: A.</w:t>
-      </w:r>
-    </w:p>
-    <w:p>
       <w:r>
         <w:pict>
           <v:rect style="width:0;height:1.5pt" o:hralign="center" o:hrstd="t" o:hr="t"/>
@@ -2184,18 +1753,6 @@
       </w:r>
     </w:p>
     <w:p>
-      <w:pPr>
-        <w:pStyle w:val="BodyText"/>
-      </w:pPr>
-      <w:r>
-        <w:rPr>
-          <w:bCs/>
-          <w:b/>
-        </w:rPr>
-        <w:t xml:space="preserve">Role: A.</w:t>
-      </w:r>
-    </w:p>
-    <w:p>
       <w:r>
         <w:pict>
           <v:rect style="width:0;height:1.5pt" o:hralign="center" o:hrstd="t" o:hr="t"/>
@@ -2307,18 +1864,6 @@
       </w:r>
     </w:p>
     <w:p>
-      <w:pPr>
-        <w:pStyle w:val="BodyText"/>
-      </w:pPr>
-      <w:r>
-        <w:rPr>
-          <w:bCs/>
-          <w:b/>
-        </w:rPr>
-        <w:t xml:space="preserve">Role: A.</w:t>
-      </w:r>
-    </w:p>
-    <w:p>
       <w:r>
         <w:pict>
           <v:rect style="width:0;height:1.5pt" o:hralign="center" o:hrstd="t" o:hr="t"/>
@@ -2438,24 +1983,6 @@
       </w:r>
     </w:p>
     <w:p>
-      <w:pPr>
-        <w:pStyle w:val="BodyText"/>
-      </w:pPr>
-      <w:r>
-        <w:rPr>
-          <w:bCs/>
-          <w:b/>
-        </w:rPr>
-        <w:t xml:space="preserve">Role: A</w:t>
-      </w:r>
-      <w:r>
-        <w:t xml:space="preserve"> </w:t>
-      </w:r>
-      <w:r>
-        <w:t xml:space="preserve">for the decision, recorded in writing.</w:t>
-      </w:r>
-    </w:p>
-    <w:p>
       <w:r>
         <w:pict>
           <v:rect style="width:0;height:1.5pt" o:hralign="center" o:hrstd="t" o:hr="t"/>
@@ -2518,28 +2045,7 @@
         <w:t xml:space="preserve">Explanation.</w:t>
       </w:r>
       <w:r>
-        <w:t xml:space="preserve"> </w:t>
-      </w:r>
-      <w:r>
-        <w:t xml:space="preserve">The distinction matters for scheduling. At Role B’s measured real-time factor, and allowing for bring-up, settle time and a realistic retry rate, sixty clean episodes is five to eight hours of wall clock. A naive reading of</w:t>
-      </w:r>
-      <w:r>
-        <w:t xml:space="preserve"> </w:t>
-      </w:r>
-      <w:r>
-        <w:t xml:space="preserve">“</w:t>
-      </w:r>
-      <w:r>
-        <w:t xml:space="preserve">sixty episodes</w:t>
-      </w:r>
-      <w:r>
-        <w:t xml:space="preserve">”</w:t>
-      </w:r>
-      <w:r>
-        <w:t xml:space="preserve"> </w:t>
-      </w:r>
-      <w:r>
-        <w:t xml:space="preserve">that counted failures would finish sooner and deliver less.</w:t>
+        <w:t xml:space="preserve"> The distinction matters for scheduling. At the measured real-time factor (Part 0.2), and allowing for bring-up, settle time and a realistic retry rate, sixty clean episodes is about three hours of wall clock. A naive reading of “sixty episodes” that counted failures would finish sooner and deliver less.</w:t>
       </w:r>
     </w:p>
     <w:p>
@@ -2558,40 +2064,6 @@
       </w:r>
       <w:r>
         <w:t xml:space="preserve">The episode matrix in Part 6, and the batch scheduling in Part 11.</w:t>
-      </w:r>
-    </w:p>
-    <w:p>
-      <w:pPr>
-        <w:pStyle w:val="BodyText"/>
-      </w:pPr>
-      <w:r>
-        <w:rPr>
-          <w:bCs/>
-          <w:b/>
-        </w:rPr>
-        <w:t xml:space="preserve">Role: B</w:t>
-      </w:r>
-      <w:r>
-        <w:t xml:space="preserve"> </w:t>
-      </w:r>
-      <w:r>
-        <w:t xml:space="preserve">for execution;</w:t>
-      </w:r>
-      <w:r>
-        <w:t xml:space="preserve"> </w:t>
-      </w:r>
-      <w:r>
-        <w:rPr>
-          <w:bCs/>
-          <w:b/>
-        </w:rPr>
-        <w:t xml:space="preserve">Role: A</w:t>
-      </w:r>
-      <w:r>
-        <w:t xml:space="preserve"> </w:t>
-      </w:r>
-      <w:r>
-        <w:t xml:space="preserve">for the matrix.</w:t>
       </w:r>
     </w:p>
     <w:p>
@@ -2608,7 +2080,7 @@
         <w:pStyle w:val="Heading3"/>
       </w:pPr>
       <w:r>
-        <w:t xml:space="preserve">A10 — The acquisition batch does not run on the constrained workstation</w:t>
+        <w:t xml:space="preserve">A10 — The acquisition batch runs on a machine with memory headroom</w:t>
       </w:r>
     </w:p>
     <w:p>
@@ -2623,10 +2095,7 @@
         <w:t xml:space="preserve">Statement.</w:t>
       </w:r>
       <w:r>
-        <w:t xml:space="preserve"> </w:t>
-      </w:r>
-      <w:r>
-        <w:t xml:space="preserve">The sixty-episode batch executes on Role B hardware.</w:t>
+        <w:t xml:space="preserve"> The sixty-episode batch executes on a machine with enough memory to run the full stack without pressure: the laptop of Part 0.2, where three full simulator stacks at once still left 4.75 GB available.</w:t>
       </w:r>
     </w:p>
     <w:p>
@@ -2647,145 +2116,13 @@
       </w:pPr>
       <w:r>
         <w:rPr>
-          <w:iCs/>
-          <w:i/>
-        </w:rPr>
-        <w:t xml:space="preserve">Duration.</w:t>
-      </w:r>
-      <w:r>
-        <w:t xml:space="preserve"> </w:t>
-      </w:r>
-      <w:r>
-        <w:t xml:space="preserve">5–8 hours on Role B becomes 17–30 hours on Role A, purely from the 3.4× real-time-factor ratio.</w:t>
-      </w:r>
-    </w:p>
-    <w:p>
-      <w:pPr>
-        <w:pStyle w:val="BodyText"/>
-      </w:pPr>
-      <w:r>
-        <w:rPr>
-          <w:iCs/>
-          <w:i/>
-        </w:rPr>
-        <w:t xml:space="preserve">Correctness.</w:t>
-      </w:r>
-      <w:r>
-        <w:t xml:space="preserve"> </w:t>
-      </w:r>
-      <w:r>
-        <w:t xml:space="preserve">This is the stronger argument. The previous acquisition, run on Role A hardware, produced documented symptoms of memory exhaustion:</w:t>
-      </w:r>
-      <w:r>
-        <w:t xml:space="preserve"> </w:t>
-      </w:r>
-      <w:r>
-        <w:rPr>
-          <w:rStyle w:val="VerbatimChar"/>
-        </w:rPr>
-        <w:t xml:space="preserve">robot_state_publisher</w:t>
-      </w:r>
-      <w:r>
-        <w:t xml:space="preserve"> </w:t>
-      </w:r>
-      <w:r>
-        <w:t xml:space="preserve">terminated and presenting as</w:t>
-      </w:r>
-      <w:r>
-        <w:t xml:space="preserve"> </w:t>
-      </w:r>
-      <w:r>
-        <w:t xml:space="preserve">“</w:t>
-      </w:r>
-      <w:r>
-        <w:t xml:space="preserve">TF loss after prolonged uptime</w:t>
-      </w:r>
-      <w:r>
-        <w:t xml:space="preserve">”</w:t>
-      </w:r>
-      <w:r>
-        <w:t xml:space="preserve">;</w:t>
-      </w:r>
-      <w:r>
-        <w:t xml:space="preserve"> </w:t>
-      </w:r>
-      <w:r>
-        <w:rPr>
-          <w:rStyle w:val="VerbatimChar"/>
-        </w:rPr>
-        <w:t xml:space="preserve">move_group</w:t>
-      </w:r>
-      <w:r>
-        <w:t xml:space="preserve"> </w:t>
-      </w:r>
-      <w:r>
-        <w:t xml:space="preserve">stuck in</w:t>
-      </w:r>
-      <w:r>
-        <w:t xml:space="preserve"> </w:t>
-      </w:r>
-      <w:r>
-        <w:rPr>
-          <w:rStyle w:val="VerbatimChar"/>
-        </w:rPr>
-        <w:t xml:space="preserve">executing</w:t>
-      </w:r>
-      <w:r>
-        <w:t xml:space="preserve"> </w:t>
-      </w:r>
-      <w:r>
-        <w:t xml:space="preserve">after a peer was killed; container restarts destroying an installed virtual environment twice; and — decisively — a pair of physics measurements that cannot both be true. A gripper tip offset of 0.105 m was recorded as</w:t>
-      </w:r>
-      <w:r>
-        <w:t xml:space="preserve"> </w:t>
-      </w:r>
-      <w:r>
-        <w:t xml:space="preserve">“</w:t>
-      </w:r>
-      <w:r>
-        <w:t xml:space="preserve">touched the object</w:t>
-      </w:r>
-      <w:r>
-        <w:t xml:space="preserve">”</w:t>
-      </w:r>
-      <w:r>
-        <w:t xml:space="preserve">; 0.100 m as</w:t>
-      </w:r>
-      <w:r>
-        <w:t xml:space="preserve"> </w:t>
-      </w:r>
-      <w:r>
-        <w:t xml:space="preserve">“</w:t>
-      </w:r>
-      <w:r>
-        <w:t xml:space="preserve">never touched it</w:t>
-      </w:r>
-      <w:r>
-        <w:t xml:space="preserve">”</w:t>
-      </w:r>
-      <w:r>
-        <w:t xml:space="preserve">. Lowering a target by five millimetres cannot cause contact to cease. That was memory pressure wearing the costume of physics, and two days were spent tuning contact geometry against a simulator being dismembered underneath the experiment.</w:t>
-      </w:r>
-    </w:p>
-    <w:p>
-      <w:pPr>
-        <w:pStyle w:val="BodyText"/>
-      </w:pPr>
-      <w:r>
-        <w:t xml:space="preserve">A four-object, four-bin world has substantially more collision pairs than the single block and static plate of the previous acquisition. Running the batch on Role A hardware does not risk being slow. It risks being</w:t>
-      </w:r>
-      <w:r>
-        <w:t xml:space="preserve"> </w:t>
-      </w:r>
-      <w:r>
-        <w:rPr>
           <w:bCs/>
           <w:b/>
         </w:rPr>
-        <w:t xml:space="preserve">wrong in a way that looks like data</w:t>
-      </w:r>
-      <w:r>
-        <w:t xml:space="preserve">.</w:t>
+        <w:t xml:space="preserve">Duration.</w:t>
+      </w:r>
+      <w:r>
+        <w:t xml:space="preserve"> About three hours at the measured real-time factor of 0.344. The 0.082 measured on the memory-constrained machine of the previous acquisition would make it about four times longer.</w:t>
       </w:r>
     </w:p>
     <w:p>
@@ -2797,13 +2134,36 @@
           <w:bCs/>
           <w:b/>
         </w:rPr>
-        <w:t xml:space="preserve">What depends on it.</w:t>
-      </w:r>
-      <w:r>
-        <w:t xml:space="preserve"> </w:t>
-      </w:r>
-      <w:r>
-        <w:t xml:space="preserve">The whole of Part 11.</w:t>
+        <w:t xml:space="preserve">Correctness.</w:t>
+      </w:r>
+      <w:r>
+        <w:t xml:space="preserve"> This is the stronger argument. The previous acquisition, run on a memory-constrained machine, produced documented symptoms of memory exhaustion: </w:t>
+      </w:r>
+      <w:r>
+        <w:rPr>
+          <w:rStyle w:val="VerbatimChar"/>
+        </w:rPr>
+        <w:t xml:space="preserve">robot_state_publisher</w:t>
+      </w:r>
+      <w:r>
+        <w:t xml:space="preserve"> terminated and presenting as “TF loss after prolonged uptime”; </w:t>
+      </w:r>
+      <w:r>
+        <w:rPr>
+          <w:rStyle w:val="VerbatimChar"/>
+        </w:rPr>
+        <w:t xml:space="preserve">move_group</w:t>
+      </w:r>
+      <w:r>
+        <w:t xml:space="preserve"> stuck in executing after a peer was killed; container restarts destroying an installed virtual environment twice; and — decisively — a pair of physics measurements that cannot both be true. A gripper tip offset of 0.105 m was recorded as “touched the object”; 0.100 m as “never touched it”. Lowering a target by five millimetres cannot cause contact to cease. That was memory pressure wearing the costume of physics, and two days were spent tuning contact geometry against a simulator being dismembered underneath the experiment.</w:t>
+      </w:r>
+    </w:p>
+    <w:p>
+      <w:pPr>
+        <w:pStyle w:val="BodyText"/>
+      </w:pPr>
+      <w:r>
+        <w:t xml:space="preserve">A four-object, four-bin world has substantially more collision pairs than the single block and static plate of the previous acquisition. Running the batch without memory headroom does not risk being slow. It risks being wrong in a way that looks like data.</w:t>
       </w:r>
     </w:p>
     <w:p>
@@ -2815,7 +2175,13 @@
           <w:bCs/>
           <w:b/>
         </w:rPr>
-        <w:t xml:space="preserve">Role: B.</w:t>
+        <w:t xml:space="preserve">What depends on it.</w:t>
+      </w:r>
+      <w:r>
+        <w:t xml:space="preserve"> </w:t>
+      </w:r>
+      <w:r>
+        <w:t xml:space="preserve">The whole of Part 11.</w:t>
       </w:r>
     </w:p>
     <w:p>
@@ -2847,10 +2213,7 @@
         <w:t xml:space="preserve">Statement.</w:t>
       </w:r>
       <w:r>
-        <w:t xml:space="preserve"> </w:t>
-      </w:r>
-      <w:r>
-        <w:t xml:space="preserve">Both roles execute inside the same container image — Ubuntu 24.04, ROS 2 Jazzy, Gazebo Harmonic — as used for the previous headless acquisition.</w:t>
+        <w:t xml:space="preserve"> Every step executes inside the same container image — Ubuntu 24.04, ROS 2 Jazzy, Gazebo Harmonic — as used for the previous headless acquisition.</w:t>
       </w:r>
     </w:p>
     <w:p>
@@ -2865,10 +2228,7 @@
         <w:t xml:space="preserve">Explanation.</w:t>
       </w:r>
       <w:r>
-        <w:t xml:space="preserve"> </w:t>
-      </w:r>
-      <w:r>
-        <w:t xml:space="preserve">This is the reproducibility guarantee, and it is what makes a handover between two differently-configured Windows hosts tractable at all. The container is the contract; the host supplies CPU, RAM, disk and, for Role B, a display.</w:t>
+        <w:t xml:space="preserve"> This is the reproducibility guarantee, and it is what makes moving the work to another Windows host tractable at all. The container is the contract; the host supplies CPU, RAM, disk and a display.</w:t>
       </w:r>
     </w:p>
     <w:p>
@@ -3006,26 +2366,7 @@
         <w:t xml:space="preserve">Residual risk, to be stated rather than hidden.</w:t>
       </w:r>
       <w:r>
-        <w:t xml:space="preserve"> </w:t>
-      </w:r>
-      <w:r>
-        <w:t xml:space="preserve">The</w:t>
-      </w:r>
-      <w:r>
-        <w:t xml:space="preserve"> </w:t>
-      </w:r>
-      <w:r>
-        <w:rPr>
-          <w:bCs/>
-          <w:b/>
-        </w:rPr>
-        <w:t xml:space="preserve">graphical path has never been exercised by Role A</w:t>
-      </w:r>
-      <w:r>
-        <w:t xml:space="preserve">. Every artefact from the previous acquisition ran</w:t>
-      </w:r>
-      <w:r>
-        <w:t xml:space="preserve"> </w:t>
+        <w:t xml:space="preserve"> Every artefact from the previous acquisition ran </w:t>
       </w:r>
       <w:r>
         <w:rPr>
@@ -3034,19 +2375,16 @@
         <w:t xml:space="preserve">gz sim -s</w:t>
       </w:r>
       <w:r>
-        <w:t xml:space="preserve">. Display passthrough from a container to a Windows host is the one class of problem that scripting does not anticipate. Part 11.8 specifies how to handle this honestly.</w:t>
-      </w:r>
-    </w:p>
-    <w:p>
-      <w:pPr>
-        <w:pStyle w:val="BodyText"/>
-      </w:pPr>
-      <w:r>
-        <w:rPr>
-          <w:bCs/>
-          <w:b/>
-        </w:rPr>
-        <w:t xml:space="preserve">Role: both.</w:t>
+        <w:t xml:space="preserve">. Display passthrough from a container to a Windows host is the one class of problem that scripting does not anticipate; on WSL2 it needed </w:t>
+      </w:r>
+      <w:r>
+        <w:rPr>
+          <w:rStyle w:val="VerbatimChar"/>
+        </w:rPr>
+        <w:t xml:space="preserve">DISPLAY=:0</w:t>
+      </w:r>
+      <w:r>
+        <w:t xml:space="preserve"> and software OpenGL. Part 11.8 specifies how to handle this honestly.</w:t>
       </w:r>
     </w:p>
     <w:p>
@@ -3189,24 +2527,6 @@
       </w:r>
       <w:r>
         <w:t xml:space="preserve">In the comparative analysis of the current production architecture, quoted honestly as what it is.</w:t>
-      </w:r>
-    </w:p>
-    <w:p>
-      <w:pPr>
-        <w:pStyle w:val="BodyText"/>
-      </w:pPr>
-      <w:r>
-        <w:rPr>
-          <w:bCs/>
-          <w:b/>
-        </w:rPr>
-        <w:t xml:space="preserve">Role: A</w:t>
-      </w:r>
-      <w:r>
-        <w:t xml:space="preserve"> </w:t>
-      </w:r>
-      <w:r>
-        <w:t xml:space="preserve">— this is a reporting decision, not an engineering one.</w:t>
       </w:r>
     </w:p>
     <w:p>
@@ -3387,16 +2707,7 @@
               <w:jc w:val="left"/>
             </w:pPr>
             <w:r>
-              <w:t xml:space="preserve">Propagate real names via</w:t>
-            </w:r>
-            <w:r>
-              <w:t xml:space="preserve"> </w:t>
-            </w:r>
-            <w:r>
-              <w:rPr>
-                <w:rStyle w:val="VerbatimChar"/>
-              </w:rPr>
-              <w:t xml:space="preserve">objects.yaml</w:t>
+              <w:t xml:space="preserve">Propagate real names via objects.yaml</w:t>
             </w:r>
           </w:p>
         </w:tc>
@@ -3772,7 +3083,7 @@
               <w:jc w:val="left"/>
             </w:pPr>
             <w:r>
-              <w:t xml:space="preserve">Batch on Role B</w:t>
+              <w:t xml:space="preserve">Batch with memory headroom</w:t>
             </w:r>
           </w:p>
         </w:tc>
@@ -3822,7 +3133,7 @@
               <w:jc w:val="left"/>
             </w:pPr>
             <w:r>
-              <w:t xml:space="preserve">Same container both sides</w:t>
+              <w:t xml:space="preserve">Same container as the previous acquisition</w:t>
             </w:r>
           </w:p>
         </w:tc>
@@ -6322,24 +5633,6 @@
       </w:r>
       <w:r>
         <w:t xml:space="preserve">committed with evidence and hash, A1 marked confirmed or failed.</w:t>
-      </w:r>
-    </w:p>
-    <w:p>
-      <w:pPr>
-        <w:pStyle w:val="BodyText"/>
-      </w:pPr>
-      <w:r>
-        <w:rPr>
-          <w:bCs/>
-          <w:b/>
-        </w:rPr>
-        <w:t xml:space="preserve">Role: A</w:t>
-      </w:r>
-      <w:r>
-        <w:t xml:space="preserve"> </w:t>
-      </w:r>
-      <w:r>
-        <w:t xml:space="preserve">— file inspection only, no simulator.</w:t>
       </w:r>
     </w:p>
     <w:p>
@@ -9631,17 +8924,7 @@
         <w:pStyle w:val="BodyText"/>
       </w:pPr>
       <w:r>
-        <w:rPr>
-          <w:bCs/>
-          <w:b/>
-        </w:rPr>
-        <w:t xml:space="preserve">Role: A, escalate to B on failure.</w:t>
-      </w:r>
-      <w:r>
-        <w:t xml:space="preserve"> </w:t>
-      </w:r>
-      <w:r>
-        <w:t xml:space="preserve">A single run of the reference pipeline in a four-object world is heavier than anything the previous acquisition attempted on constrained hardware. If it will not start, that is itself the answer: escalate rather than fighting it.</w:t>
+        <w:t xml:space="preserve">A single run of the reference pipeline in a four-object world is heavier than anything the previous acquisition attempted on its memory-constrained machine. If it will not start, that is itself the answer: escalate to the robotics team rather than fighting it.</w:t>
       </w:r>
     </w:p>
     <w:p>
@@ -15409,24 +14692,6 @@
       </w:r>
     </w:p>
     <w:p>
-      <w:pPr>
-        <w:pStyle w:val="BodyText"/>
-      </w:pPr>
-      <w:r>
-        <w:rPr>
-          <w:bCs/>
-          <w:b/>
-        </w:rPr>
-        <w:t xml:space="preserve">Role: A</w:t>
-      </w:r>
-      <w:r>
-        <w:t xml:space="preserve"> </w:t>
-      </w:r>
-      <w:r>
-        <w:t xml:space="preserve">— XML parsing and one short spawn probe.</w:t>
-      </w:r>
-    </w:p>
-    <w:p>
       <w:r>
         <w:pict>
           <v:rect style="width:0;height:1.5pt" o:hralign="center" o:hrstd="t" o:hr="t"/>
@@ -16614,18 +15879,6 @@
       </w:r>
       <w:r>
         <w:t xml:space="preserve">.</w:t>
-      </w:r>
-    </w:p>
-    <w:p>
-      <w:pPr>
-        <w:pStyle w:val="BodyText"/>
-      </w:pPr>
-      <w:r>
-        <w:rPr>
-          <w:bCs/>
-          <w:b/>
-        </w:rPr>
-        <w:t xml:space="preserve">Role: A.</w:t>
       </w:r>
     </w:p>
     <w:p>
@@ -22078,36 +21331,7 @@
         <w:pStyle w:val="BodyText"/>
       </w:pPr>
       <w:r>
-        <w:rPr>
-          <w:bCs/>
-          <w:b/>
-        </w:rPr>
-        <w:t xml:space="preserve">Role: A</w:t>
-      </w:r>
-      <w:r>
-        <w:t xml:space="preserve"> </w:t>
-      </w:r>
-      <w:r>
-        <w:t xml:space="preserve">for the matrix.</w:t>
-      </w:r>
-      <w:r>
-        <w:t xml:space="preserve"> </w:t>
-      </w:r>
-      <w:r>
-        <w:rPr>
-          <w:bCs/>
-          <w:b/>
-        </w:rPr>
-        <w:t xml:space="preserve">§6.5’s sweep is borderline</w:t>
-      </w:r>
-      <w:r>
-        <w:t xml:space="preserve"> </w:t>
-      </w:r>
-      <w:r>
-        <w:t xml:space="preserve">— it requires</w:t>
-      </w:r>
-      <w:r>
-        <w:t xml:space="preserve"> </w:t>
+        <w:t xml:space="preserve">§6.5’s sweep requires </w:t>
       </w:r>
       <w:r>
         <w:rPr>
@@ -22116,23 +21340,7 @@
         <w:t xml:space="preserve">moveit_py</w:t>
       </w:r>
       <w:r>
-        <w:t xml:space="preserve"> </w:t>
-      </w:r>
-      <w:r>
-        <w:t xml:space="preserve">and the robot model but performs</w:t>
-      </w:r>
-      <w:r>
-        <w:t xml:space="preserve"> </w:t>
-      </w:r>
-      <w:r>
-        <w:rPr>
-          <w:bCs/>
-          <w:b/>
-        </w:rPr>
-        <w:t xml:space="preserve">no physics stepping</w:t>
-      </w:r>
-      <w:r>
-        <w:t xml:space="preserve">, which is why the equivalent step ran on constrained hardware previously. If it exhausts memory, hand that single step to Role B.</w:t>
+        <w:t xml:space="preserve"> and the robot model but performs no physics stepping.</w:t>
       </w:r>
     </w:p>
     <w:p>
@@ -24576,28 +23784,12 @@
       </w:pPr>
       <w:r>
         <w:rPr>
-          <w:bCs/>
-          <w:b/>
-        </w:rPr>
-        <w:t xml:space="preserve">Role: A.</w:t>
-      </w:r>
-      <w:r>
-        <w:t xml:space="preserve"> </w:t>
-      </w:r>
-      <w:r>
-        <w:rPr>
           <w:rStyle w:val="VerbatimChar"/>
         </w:rPr>
         <w:t xml:space="preserve">precompute_ik.py</w:t>
       </w:r>
       <w:r>
-        <w:t xml:space="preserve"> </w:t>
-      </w:r>
-      <w:r>
-        <w:t xml:space="preserve">uses</w:t>
-      </w:r>
-      <w:r>
-        <w:t xml:space="preserve"> </w:t>
+        <w:t xml:space="preserve"> uses </w:t>
       </w:r>
       <w:r>
         <w:rPr>
@@ -24606,10 +23798,7 @@
         <w:t xml:space="preserve">moveit_py</w:t>
       </w:r>
       <w:r>
-        <w:t xml:space="preserve"> </w:t>
-      </w:r>
-      <w:r>
-        <w:t xml:space="preserve">and the robot model only — no Gazebo, no physics stepping. This is why the equivalent step was feasible on constrained hardware previously.</w:t>
+        <w:t xml:space="preserve"> and the robot model only — no Gazebo, no physics stepping.</w:t>
       </w:r>
     </w:p>
     <w:p>
@@ -28574,10 +27763,6 @@
               <w:jc w:val="left"/>
             </w:pPr>
             <w:r>
-              <w:rPr>
-                <w:bCs/>
-                <w:b/>
-              </w:rPr>
               <w:t xml:space="preserve">200 ms minimum</w:t>
             </w:r>
           </w:p>
@@ -28616,10 +27801,6 @@
               <w:jc w:val="left"/>
             </w:pPr>
             <w:r>
-              <w:rPr>
-                <w:bCs/>
-                <w:b/>
-              </w:rPr>
               <w:t xml:space="preserve">~1.6 s</w:t>
             </w:r>
           </w:p>
@@ -28646,7 +27827,7 @@
               <w:jc w:val="left"/>
             </w:pPr>
             <w:r>
-              <w:t xml:space="preserve">Real-time factor, Role A</w:t>
+              <w:t xml:space="preserve">Real-time factor, the laptop of Part 0.2</w:t>
             </w:r>
           </w:p>
         </w:tc>
@@ -28658,11 +27839,7 @@
               <w:jc w:val="left"/>
             </w:pPr>
             <w:r>
-              <w:rPr>
-                <w:bCs/>
-                <w:b/>
-              </w:rPr>
-              <w:t xml:space="preserve">0.082</w:t>
+              <w:t xml:space="preserve">0.344 (median)</w:t>
             </w:r>
           </w:p>
         </w:tc>
@@ -28674,49 +27851,7 @@
               <w:jc w:val="left"/>
             </w:pPr>
             <w:r>
-              <w:t xml:space="preserve">A 25 s episode is ~17 min of wall clock</w:t>
-            </w:r>
-          </w:p>
-        </w:tc>
-      </w:tr>
-      <w:tr>
-        <w:tc>
-          <w:tcPr/>
-          <w:p>
-            <w:pPr>
-              <w:pStyle w:val="Compact"/>
-              <w:jc w:val="left"/>
-            </w:pPr>
-            <w:r>
-              <w:t xml:space="preserve">Real-time factor, Role B</w:t>
-            </w:r>
-          </w:p>
-        </w:tc>
-        <w:tc>
-          <w:tcPr/>
-          <w:p>
-            <w:pPr>
-              <w:pStyle w:val="Compact"/>
-              <w:jc w:val="left"/>
-            </w:pPr>
-            <w:r>
-              <w:rPr>
-                <w:bCs/>
-                <w:b/>
-              </w:rPr>
-              <w:t xml:space="preserve">0.277</w:t>
-            </w:r>
-          </w:p>
-        </w:tc>
-        <w:tc>
-          <w:tcPr/>
-          <w:p>
-            <w:pPr>
-              <w:pStyle w:val="Compact"/>
-              <w:jc w:val="left"/>
-            </w:pPr>
-            <w:r>
-              <w:t xml:space="preserve">The same episode is ~5 min</w:t>
+              <w:t xml:space="preserve">A 25 s episode is ~73 s of motion; a full episode ~160 s</w:t>
             </w:r>
           </w:p>
         </w:tc>
@@ -28745,33 +27880,7 @@
         <w:pStyle w:val="BodyText"/>
       </w:pPr>
       <w:r>
-        <w:rPr>
-          <w:bCs/>
-          <w:b/>
-        </w:rPr>
-        <w:t xml:space="preserve">Role: A.</w:t>
-      </w:r>
-      <w:r>
-        <w:t xml:space="preserve"> </w:t>
-      </w:r>
-      <w:r>
-        <w:t xml:space="preserve">At roughly 17 minutes per episode plus bring-up, four smoke-test episodes is an evening. It is worth it:</w:t>
-      </w:r>
-      <w:r>
-        <w:t xml:space="preserve"> </w:t>
-      </w:r>
-      <w:r>
-        <w:rPr>
-          <w:bCs/>
-          <w:b/>
-        </w:rPr>
-        <w:t xml:space="preserve">never hand over a pipeline that has not been seen to complete once per object.</w:t>
-      </w:r>
-      <w:r>
-        <w:t xml:space="preserve"> </w:t>
-      </w:r>
-      <w:r>
-        <w:t xml:space="preserve">The cylinder in particular must be exercised before handover.</w:t>
+        <w:t xml:space="preserve">Four smoke-test episodes take well under an hour. It is worth it: never start the batch on a pipeline that has not been seen to complete once per object. The cylinder in particular must be exercised before the batch.</w:t>
       </w:r>
     </w:p>
     <w:p>
@@ -31706,24 +30815,6 @@
       </w:r>
     </w:p>
     <w:p>
-      <w:pPr>
-        <w:pStyle w:val="BodyText"/>
-      </w:pPr>
-      <w:r>
-        <w:rPr>
-          <w:bCs/>
-          <w:b/>
-        </w:rPr>
-        <w:t xml:space="preserve">Role: A</w:t>
-      </w:r>
-      <w:r>
-        <w:t xml:space="preserve"> </w:t>
-      </w:r>
-      <w:r>
-        <w:t xml:space="preserve">— the checks are unit-testable against synthetic pose dictionaries and need no simulator.</w:t>
-      </w:r>
-    </w:p>
-    <w:p>
       <w:r>
         <w:pict>
           <v:rect style="width:0;height:1.5pt" o:hralign="center" o:hrstd="t" o:hr="t"/>
@@ -33147,13 +32238,7 @@
         <w:t xml:space="preserve">Bound every step.</w:t>
       </w:r>
       <w:r>
-        <w:t xml:space="preserve"> </w:t>
-      </w:r>
-      <w:r>
-        <w:t xml:space="preserve">Each</w:t>
-      </w:r>
-      <w:r>
-        <w:t xml:space="preserve"> </w:t>
+        <w:t xml:space="preserve"> Each </w:t>
       </w:r>
       <w:r>
         <w:rPr>
@@ -33162,10 +32247,7 @@
         <w:t xml:space="preserve">ros_gz_sim create</w:t>
       </w:r>
       <w:r>
-        <w:t xml:space="preserve"> </w:t>
-      </w:r>
-      <w:r>
-        <w:t xml:space="preserve">gets a 90 s timeout; each attempt gets a 25-minute watchdog; the recorder configure step is retried once with a 60 s cap. A normal attempt takes 6–10 minutes on Role B hardware.</w:t>
+        <w:t xml:space="preserve"> gets a 90 s timeout; each attempt gets a 25-minute watchdog; the recorder configure step is retried once with a 60 s cap. A normal attempt takes about 3 minutes on the laptop of Part 0.2.</w:t>
       </w:r>
     </w:p>
     <w:bookmarkEnd w:id="105"/>
@@ -33636,13 +32718,10 @@
           <w:bCs/>
           <w:b/>
         </w:rPr>
-        <w:t xml:space="preserve">Corollary for both roles:</w:t>
-      </w:r>
-      <w:r>
-        <w:t xml:space="preserve"> </w:t>
-      </w:r>
-      <w:r>
-        <w:t xml:space="preserve">anything that must survive a container restart goes on the mounted path beside the episodes, never in the container filesystem.</w:t>
+        <w:t xml:space="preserve">Corollary:</w:t>
+      </w:r>
+      <w:r>
+        <w:t xml:space="preserve"> anything that must survive a container restart goes on the mounted path beside the episodes, never in the container filesystem.</w:t>
       </w:r>
     </w:p>
     <w:bookmarkEnd w:id="108"/>
@@ -33927,10 +33006,7 @@
         <w:pStyle w:val="FirstParagraph"/>
       </w:pPr>
       <w:r>
-        <w:t xml:space="preserve">Bags stay out of version control and are regenerable from</w:t>
-      </w:r>
-      <w:r>
-        <w:t xml:space="preserve"> </w:t>
+        <w:t xml:space="preserve">Bags stay out of version control and are regenerable from </w:t>
       </w:r>
       <w:r>
         <w:rPr>
@@ -33939,10 +33015,7 @@
         <w:t xml:space="preserve">batch.sh</w:t>
       </w:r>
       <w:r>
-        <w:t xml:space="preserve">. If conversion happens on Role B hardware, only the</w:t>
-      </w:r>
-      <w:r>
-        <w:t xml:space="preserve"> </w:t>
+        <w:t xml:space="preserve">; only the </w:t>
       </w:r>
       <w:r>
         <w:rPr>
@@ -33951,10 +33024,7 @@
         <w:t xml:space="preserve">datasets/</w:t>
       </w:r>
       <w:r>
-        <w:t xml:space="preserve"> </w:t>
-      </w:r>
-      <w:r>
-        <w:t xml:space="preserve">directories need to come back — a far smaller transfer.</w:t>
+        <w:t xml:space="preserve"> directories need to leave the container — a far smaller transfer.</w:t>
       </w:r>
     </w:p>
     <w:bookmarkEnd w:id="111"/>
@@ -34003,40 +33073,6 @@
       </w:r>
       <w:r>
         <w:t xml:space="preserve">matching its instruction, observation streams verified free of ground truth, README carrying all five caveats.</w:t>
-      </w:r>
-    </w:p>
-    <w:p>
-      <w:pPr>
-        <w:pStyle w:val="BodyText"/>
-      </w:pPr>
-      <w:r>
-        <w:rPr>
-          <w:bCs/>
-          <w:b/>
-        </w:rPr>
-        <w:t xml:space="preserve">Role: A</w:t>
-      </w:r>
-      <w:r>
-        <w:t xml:space="preserve"> </w:t>
-      </w:r>
-      <w:r>
-        <w:t xml:space="preserve">for the contracts, the scripts and the README.</w:t>
-      </w:r>
-      <w:r>
-        <w:t xml:space="preserve"> </w:t>
-      </w:r>
-      <w:r>
-        <w:rPr>
-          <w:bCs/>
-          <w:b/>
-        </w:rPr>
-        <w:t xml:space="preserve">Conversion may run on either role</w:t>
-      </w:r>
-      <w:r>
-        <w:t xml:space="preserve"> </w:t>
-      </w:r>
-      <w:r>
-        <w:t xml:space="preserve">— prefer Role B if disk is tight on Role A.</w:t>
       </w:r>
     </w:p>
     <w:p>
@@ -34054,7 +33090,7 @@
         <w:pStyle w:val="Heading2"/>
       </w:pPr>
       <w:r>
-        <w:t xml:space="preserve">Part 11 — The role split and handover</w:t>
+        <w:t xml:space="preserve">Part 11 — Running the acquisition on one machine</w:t>
       </w:r>
     </w:p>
     <w:bookmarkStart w:id="114" w:name="what-role-a-performs"/>
@@ -34063,7 +33099,7 @@
         <w:pStyle w:val="Heading3"/>
       </w:pPr>
       <w:r>
-        <w:t xml:space="preserve">11.1 What Role A performs</w:t>
+        <w:t xml:space="preserve">11.1 The work, in order</w:t>
       </w:r>
     </w:p>
     <w:p>
@@ -34071,7 +33107,7 @@
         <w:pStyle w:val="FirstParagraph"/>
       </w:pPr>
       <w:r>
-        <w:t xml:space="preserve">Everything that does not step physics continuously.</w:t>
+        <w:t xml:space="preserve">One person does all of it, on the laptop of Part 0.2: first everything that does not step physics continuously, then the smoke test, then the batch.</w:t>
       </w:r>
     </w:p>
     <w:tbl>
@@ -34122,7 +33158,7 @@
               <w:jc w:val="left"/>
             </w:pPr>
             <w:r>
-              <w:t xml:space="preserve">Why it fits the constrained workstation</w:t>
+              <w:t xml:space="preserve">What it needs</w:t>
             </w:r>
           </w:p>
         </w:tc>
@@ -34198,34 +33234,7 @@
               <w:jc w:val="left"/>
             </w:pPr>
             <w:r>
-              <w:rPr>
-                <w:rStyle w:val="VerbatimChar"/>
-              </w:rPr>
-              <w:t xml:space="preserve">grep</w:t>
-            </w:r>
-            <w:r>
-              <w:t xml:space="preserve">,</w:t>
-            </w:r>
-            <w:r>
-              <w:t xml:space="preserve"> </w:t>
-            </w:r>
-            <w:r>
-              <w:rPr>
-                <w:rStyle w:val="VerbatimChar"/>
-              </w:rPr>
-              <w:t xml:space="preserve">find</w:t>
-            </w:r>
-            <w:r>
-              <w:t xml:space="preserve">,</w:t>
-            </w:r>
-            <w:r>
-              <w:t xml:space="preserve"> </w:t>
-            </w:r>
-            <w:r>
-              <w:rPr>
-                <w:rStyle w:val="VerbatimChar"/>
-              </w:rPr>
-              <w:t xml:space="preserve">sha256sum</w:t>
+              <w:t xml:space="preserve">grep, find, sha256sum</w:t>
             </w:r>
           </w:p>
         </w:tc>
@@ -34415,26 +33424,7 @@
               <w:jc w:val="left"/>
             </w:pPr>
             <w:r>
-              <w:rPr>
-                <w:rStyle w:val="VerbatimChar"/>
-              </w:rPr>
-              <w:t xml:space="preserve">moveit_py</w:t>
-            </w:r>
-            <w:r>
-              <w:t xml:space="preserve"> </w:t>
-            </w:r>
-            <w:r>
-              <w:t xml:space="preserve">+ robot model,</w:t>
-            </w:r>
-            <w:r>
-              <w:t xml:space="preserve"> </w:t>
-            </w:r>
-            <w:r>
-              <w:rPr>
-                <w:bCs/>
-                <w:b/>
-              </w:rPr>
-              <w:t xml:space="preserve">no physics stepping</w:t>
+              <w:t xml:space="preserve">moveit_py + robot model, no physics stepping</w:t>
             </w:r>
           </w:p>
         </w:tc>
@@ -34472,7 +33462,7 @@
               <w:jc w:val="left"/>
             </w:pPr>
             <w:r>
-              <w:t xml:space="preserve">Same — 420 solves, no simulator</w:t>
+              <w:t xml:space="preserve">Same — no simulator</w:t>
             </w:r>
           </w:p>
         </w:tc>
@@ -34536,10 +33526,6 @@
               <w:jc w:val="left"/>
             </w:pPr>
             <w:r>
-              <w:rPr>
-                <w:bCs/>
-                <w:b/>
-              </w:rPr>
               <w:t xml:space="preserve">Smoke test: 4 episodes</w:t>
             </w:r>
           </w:p>
@@ -34552,7 +33538,7 @@
               <w:jc w:val="left"/>
             </w:pPr>
             <w:r>
-              <w:t xml:space="preserve">One per object; ~17 min each; one evening</w:t>
+              <w:t xml:space="preserve">One per object; about 3 min each</w:t>
             </w:r>
           </w:p>
         </w:tc>
@@ -34642,6 +33628,44 @@
               <w:jc w:val="left"/>
             </w:pPr>
             <w:r>
+              <w:t xml:space="preserve">11</w:t>
+            </w:r>
+          </w:p>
+        </w:tc>
+        <w:tc>
+          <w:tcPr/>
+          <w:p>
+            <w:pPr>
+              <w:pStyle w:val="Compact"/>
+              <w:jc w:val="left"/>
+            </w:pPr>
+            <w:r>
+              <w:t xml:space="preserve">The 60-episode batch</w:t>
+            </w:r>
+          </w:p>
+        </w:tc>
+        <w:tc>
+          <w:tcPr/>
+          <w:p>
+            <w:pPr>
+              <w:pStyle w:val="Compact"/>
+              <w:jc w:val="left"/>
+            </w:pPr>
+            <w:r>
+              <w:t xml:space="preserve">About 2.7 h unattended, host sleep disabled</w:t>
+            </w:r>
+          </w:p>
+        </w:tc>
+      </w:tr>
+      <w:tr>
+        <w:tc>
+          <w:tcPr/>
+          <w:p>
+            <w:pPr>
+              <w:pStyle w:val="Compact"/>
+              <w:jc w:val="left"/>
+            </w:pPr>
+            <w:r>
               <w:t xml:space="preserve">12–13</w:t>
             </w:r>
           </w:p>
@@ -34677,20 +33701,7 @@
         <w:pStyle w:val="BodyText"/>
       </w:pPr>
       <w:r>
-        <w:t xml:space="preserve">That is approximately</w:t>
-      </w:r>
-      <w:r>
-        <w:t xml:space="preserve"> </w:t>
-      </w:r>
-      <w:r>
-        <w:rPr>
-          <w:bCs/>
-          <w:b/>
-        </w:rPr>
-        <w:t xml:space="preserve">80% of the work by effort</w:t>
-      </w:r>
-      <w:r>
-        <w:t xml:space="preserve">, and effectively all of the design.</w:t>
+        <w:t xml:space="preserve">About 80% of the work by effort, and all of the design, needs no running simulator; only the smoke test and the batch step physics continuously.</w:t>
       </w:r>
     </w:p>
     <w:bookmarkEnd w:id="114"/>
@@ -34700,7 +33711,7 @@
         <w:pStyle w:val="Heading3"/>
       </w:pPr>
       <w:r>
-        <w:t xml:space="preserve">11.2 What Role B performs</w:t>
+        <w:t xml:space="preserve">11.2 What needs the machine's full capacity</w:t>
       </w:r>
     </w:p>
     <w:tbl>
@@ -34738,7 +33749,7 @@
               <w:jc w:val="left"/>
             </w:pPr>
             <w:r>
-              <w:t xml:space="preserve">Why it cannot run on Role A</w:t>
+              <w:t xml:space="preserve">Why</w:t>
             </w:r>
           </w:p>
         </w:tc>
@@ -34752,10 +33763,6 @@
               <w:jc w:val="left"/>
             </w:pPr>
             <w:r>
-              <w:rPr>
-                <w:bCs/>
-                <w:b/>
-              </w:rPr>
               <w:t xml:space="preserve">The 60-episode batch</w:t>
             </w:r>
           </w:p>
@@ -34768,20 +33775,7 @@
               <w:jc w:val="left"/>
             </w:pPr>
             <w:r>
-              <w:t xml:space="preserve">5–8 h on Role B;</w:t>
-            </w:r>
-            <w:r>
-              <w:t xml:space="preserve"> </w:t>
-            </w:r>
-            <w:r>
-              <w:rPr>
-                <w:bCs/>
-                <w:b/>
-              </w:rPr>
-              <w:t xml:space="preserve">17–30 h on Role A</w:t>
-            </w:r>
-            <w:r>
-              <w:t xml:space="preserve">, with memory-exhaustion risk throughout</w:t>
+              <w:t xml:space="preserve">About 2.7 h at a median real-time factor of 0.344, with memory headroom needed throughout (11.3)</w:t>
             </w:r>
           </w:p>
         </w:tc>
@@ -34795,10 +33789,6 @@
               <w:jc w:val="left"/>
             </w:pPr>
             <w:r>
-              <w:rPr>
-                <w:bCs/>
-                <w:b/>
-              </w:rPr>
               <w:t xml:space="preserve">Graphical verification</w:t>
             </w:r>
           </w:p>
@@ -34811,7 +33801,7 @@
               <w:jc w:val="left"/>
             </w:pPr>
             <w:r>
-              <w:t xml:space="preserve">Role A has never exercised the GUI path; four objects, four bins and textures will not render there</w:t>
+              <w:t xml:space="preserve">The GUI launch file under WSLg with software OpenGL; the GPU path renders spawned objects white</w:t>
             </w:r>
           </w:p>
         </w:tc>
@@ -34825,17 +33815,7 @@
               <w:jc w:val="left"/>
             </w:pPr>
             <w:r>
-              <w:t xml:space="preserve">Part 3 grasp evaluation,</w:t>
-            </w:r>
-            <w:r>
-              <w:t xml:space="preserve"> </w:t>
-            </w:r>
-            <w:r>
-              <w:rPr>
-                <w:iCs/>
-                <w:i/>
-              </w:rPr>
-              <w:t xml:space="preserve">if it requires iteration</w:t>
+              <w:t xml:space="preserve">Part 3 grasp evaluation, if it requires iteration</w:t>
             </w:r>
           </w:p>
         </w:tc>
@@ -34847,7 +33827,7 @@
               <w:jc w:val="left"/>
             </w:pPr>
             <w:r>
-              <w:t xml:space="preserve">A single run may fit on Role A; a tuning loop will not</w:t>
+              <w:t xml:space="preserve">A tuning loop is many full simulator runs</w:t>
             </w:r>
           </w:p>
         </w:tc>
@@ -34861,7 +33841,7 @@
               <w:jc w:val="left"/>
             </w:pPr>
             <w:r>
-              <w:t xml:space="preserve">Bag storage — ~5 GB</w:t>
+              <w:t xml:space="preserve">Bag storage — ~8 GB</w:t>
             </w:r>
           </w:p>
         </w:tc>
@@ -34873,7 +33853,7 @@
               <w:jc w:val="left"/>
             </w:pPr>
             <w:r>
-              <w:t xml:space="preserve">Role A’s writable allowance is tight and has been exhausted once</w:t>
+              <w:t xml:space="preserve">The container's disk; the converted datasets/ are ~19 MB</w:t>
             </w:r>
           </w:p>
         </w:tc>
@@ -34899,7 +33879,7 @@
               <w:jc w:val="left"/>
             </w:pPr>
             <w:r>
-              <w:t xml:space="preserve">Hardware access</w:t>
+              <w:t xml:space="preserve">Hardware access, which the laptop does not have</w:t>
             </w:r>
           </w:p>
         </w:tc>
@@ -34912,7 +33892,7 @@
         <w:pStyle w:val="Heading3"/>
       </w:pPr>
       <w:r>
-        <w:t xml:space="preserve">11.3 Why the split is not a preference</w:t>
+        <w:t xml:space="preserve">11.3 Why memory headroom is not optional</w:t>
       </w:r>
     </w:p>
     <w:p>
@@ -34920,23 +33900,15 @@
         <w:pStyle w:val="FirstParagraph"/>
       </w:pPr>
       <w:r>
-        <w:t xml:space="preserve">Restating A10’s second argument, because it is the one that matters: the previous acquisition, run on Role A hardware, produced results that</w:t>
-      </w:r>
-      <w:r>
-        <w:t xml:space="preserve"> </w:t>
-      </w:r>
-      <w:r>
-        <w:rPr>
-          <w:bCs/>
-          <w:b/>
-        </w:rPr>
-        <w:t xml:space="preserve">cannot both be true</w:t>
-      </w:r>
-      <w:r>
-        <w:t xml:space="preserve"> </w:t>
-      </w:r>
-      <w:r>
-        <w:t xml:space="preserve">— a gripper tip offset of 0.105 m recorded as</w:t>
+        <w:t xml:space="preserve">Restating A10’s second argument, because it is the one that matters: the previous acquisition, run on a memory-constrained machine, produced results that cannot both be true — a gripper tip offset of 0.105 m recorded as “touched the object” and 0.100 m as “never touched it”. Lowering a target by five millimetres cannot cause contact to cease.</w:t>
+      </w:r>
+    </w:p>
+    <w:p>
+      <w:pPr>
+        <w:pStyle w:val="BodyText"/>
+      </w:pPr>
+      <w:r>
+        <w:t xml:space="preserve">That was memory pressure presenting as physics. Two days were spent tuning contact geometry against a simulator being dismembered underneath the experiment, and the resulting</w:t>
       </w:r>
       <w:r>
         <w:t xml:space="preserve"> </w:t>
@@ -34945,7 +33917,7 @@
         <w:t xml:space="preserve">“</w:t>
       </w:r>
       <w:r>
-        <w:t xml:space="preserve">touched the object</w:t>
+        <w:t xml:space="preserve">measurements</w:t>
       </w:r>
       <w:r>
         <w:t xml:space="preserve">”</w:t>
@@ -34954,22 +33926,7 @@
         <w:t xml:space="preserve"> </w:t>
       </w:r>
       <w:r>
-        <w:t xml:space="preserve">and 0.100 m as</w:t>
-      </w:r>
-      <w:r>
-        <w:t xml:space="preserve"> </w:t>
-      </w:r>
-      <w:r>
-        <w:t xml:space="preserve">“</w:t>
-      </w:r>
-      <w:r>
-        <w:t xml:space="preserve">never touched it</w:t>
-      </w:r>
-      <w:r>
-        <w:t xml:space="preserve">”</w:t>
-      </w:r>
-      <w:r>
-        <w:t xml:space="preserve">. Lowering a target by five millimetres cannot cause contact to cease.</w:t>
+        <w:t xml:space="preserve">were noise.</w:t>
       </w:r>
     </w:p>
     <w:p>
@@ -34977,43 +33934,7 @@
         <w:pStyle w:val="BodyText"/>
       </w:pPr>
       <w:r>
-        <w:t xml:space="preserve">That was memory pressure presenting as physics. Two days were spent tuning contact geometry against a simulator being dismembered underneath the experiment, and the resulting</w:t>
-      </w:r>
-      <w:r>
-        <w:t xml:space="preserve"> </w:t>
-      </w:r>
-      <w:r>
-        <w:t xml:space="preserve">“</w:t>
-      </w:r>
-      <w:r>
-        <w:t xml:space="preserve">measurements</w:t>
-      </w:r>
-      <w:r>
-        <w:t xml:space="preserve">”</w:t>
-      </w:r>
-      <w:r>
-        <w:t xml:space="preserve"> </w:t>
-      </w:r>
-      <w:r>
-        <w:t xml:space="preserve">were noise.</w:t>
-      </w:r>
-    </w:p>
-    <w:p>
-      <w:pPr>
-        <w:pStyle w:val="BodyText"/>
-      </w:pPr>
-      <w:r>
-        <w:t xml:space="preserve">A four-object, four-bin world has substantially more collision pairs than a single block and a static plate.</w:t>
-      </w:r>
-      <w:r>
-        <w:t xml:space="preserve"> </w:t>
-      </w:r>
-      <w:r>
-        <w:rPr>
-          <w:bCs/>
-          <w:b/>
-        </w:rPr>
-        <w:t xml:space="preserve">Running the batch on Role A hardware does not risk being slow. It risks being wrong in a way that looks like data.</w:t>
+        <w:t xml:space="preserve">A four-object, four-bin world has substantially more collision pairs than a single block and a static plate. Running the batch without memory headroom does not risk being slow. It risks being wrong in a way that looks like data.</w:t>
       </w:r>
     </w:p>
     <w:bookmarkEnd w:id="116"/>
@@ -35023,7 +33944,7 @@
         <w:pStyle w:val="Heading3"/>
       </w:pPr>
       <w:r>
-        <w:t xml:space="preserve">11.4 The handover package</w:t>
+        <w:t xml:space="preserve">11.4 The package</w:t>
       </w:r>
     </w:p>
     <w:p>
@@ -35031,7 +33952,7 @@
         <w:pStyle w:val="FirstParagraph"/>
       </w:pPr>
       <w:r>
-        <w:t xml:space="preserve">Role A ships a directory containing exactly this, and nothing requiring explanation:</w:t>
+        <w:t xml:space="preserve">The project directory contains exactly this, and nothing requiring explanation:</w:t>
       </w:r>
     </w:p>
     <w:p>
@@ -35589,7 +34510,7 @@
         <w:pStyle w:val="FirstParagraph"/>
       </w:pPr>
       <w:r>
-        <w:t xml:space="preserve">If Role B must read a seven-step walkthrough to start a batch, the handover has failed.</w:t>
+        <w:t xml:space="preserve">If starting the batch needs a seven-step walkthrough, the package has failed.</w:t>
       </w:r>
     </w:p>
     <w:bookmarkEnd w:id="118"/>
@@ -36795,7 +35716,7 @@
         <w:pStyle w:val="Heading3"/>
       </w:pPr>
       <w:r>
-        <w:t xml:space="preserve">11.7 The handover protocol</w:t>
+        <w:t xml:space="preserve">11.7 The order of execution</w:t>
       </w:r>
     </w:p>
     <w:p>
@@ -36807,17 +35728,7 @@
         <w:pStyle w:val="Compact"/>
       </w:pPr>
       <w:r>
-        <w:rPr>
-          <w:bCs/>
-          <w:b/>
-        </w:rPr>
-        <w:t xml:space="preserve">Role A</w:t>
-      </w:r>
-      <w:r>
-        <w:t xml:space="preserve"> </w:t>
-      </w:r>
-      <w:r>
-        <w:t xml:space="preserve">completes Parts 1–10 and the four smoke-test episodes, then packages §11.4.</w:t>
+        <w:t xml:space="preserve">Complete Parts 1–10 and the four smoke-test episodes, then assemble §11.4.</w:t>
       </w:r>
     </w:p>
     <w:p>
@@ -36829,17 +35740,7 @@
         <w:pStyle w:val="Compact"/>
       </w:pPr>
       <w:r>
-        <w:rPr>
-          <w:bCs/>
-          <w:b/>
-        </w:rPr>
-        <w:t xml:space="preserve">Role A</w:t>
-      </w:r>
-      <w:r>
-        <w:t xml:space="preserve"> </w:t>
-      </w:r>
-      <w:r>
-        <w:t xml:space="preserve">sends the package plus one sentence stating what the smoke test proved and what remains unproven.</w:t>
+        <w:t xml:space="preserve">Write one sentence stating what the smoke test proved and what remains unproven.</w:t>
       </w:r>
     </w:p>
     <w:p>
@@ -36851,20 +35752,7 @@
         <w:pStyle w:val="Compact"/>
       </w:pPr>
       <w:r>
-        <w:rPr>
-          <w:bCs/>
-          <w:b/>
-        </w:rPr>
-        <w:t xml:space="preserve">Role B</w:t>
-      </w:r>
-      <w:r>
-        <w:t xml:space="preserve"> </w:t>
-      </w:r>
-      <w:r>
-        <w:t xml:space="preserve">runs</w:t>
-      </w:r>
-      <w:r>
-        <w:t xml:space="preserve"> </w:t>
+        <w:t xml:space="preserve">Run </w:t>
       </w:r>
       <w:r>
         <w:rPr>
@@ -36873,10 +35761,7 @@
         <w:t xml:space="preserve">preflight.sh</w:t>
       </w:r>
       <w:r>
-        <w:t xml:space="preserve">, then</w:t>
-      </w:r>
-      <w:r>
-        <w:t xml:space="preserve"> </w:t>
+        <w:t xml:space="preserve">, then </w:t>
       </w:r>
       <w:r>
         <w:rPr>
@@ -36885,10 +35770,7 @@
         <w:t xml:space="preserve">batch.sh 1 60</w:t>
       </w:r>
       <w:r>
-        <w:t xml:space="preserve">, then</w:t>
-      </w:r>
-      <w:r>
-        <w:t xml:space="preserve"> </w:t>
+        <w:t xml:space="preserve">, then </w:t>
       </w:r>
       <w:r>
         <w:rPr>
@@ -36909,20 +35791,7 @@
         <w:pStyle w:val="Compact"/>
       </w:pPr>
       <w:r>
-        <w:rPr>
-          <w:bCs/>
-          <w:b/>
-        </w:rPr>
-        <w:t xml:space="preserve">Role B</w:t>
-      </w:r>
-      <w:r>
-        <w:t xml:space="preserve"> </w:t>
-      </w:r>
-      <w:r>
-        <w:t xml:space="preserve">returns either the</w:t>
-      </w:r>
-      <w:r>
-        <w:t xml:space="preserve"> </w:t>
+        <w:t xml:space="preserve">Convert to the </w:t>
       </w:r>
       <w:r>
         <w:rPr>
@@ -36931,10 +35800,7 @@
         <w:t xml:space="preserve">datasets/</w:t>
       </w:r>
       <w:r>
-        <w:t xml:space="preserve"> </w:t>
-      </w:r>
-      <w:r>
-        <w:t xml:space="preserve">directories or the raw bags.</w:t>
+        <w:t xml:space="preserve"> directories; the raw bags stay in the container.</w:t>
       </w:r>
     </w:p>
     <w:p>
@@ -36946,20 +35812,7 @@
         <w:pStyle w:val="Compact"/>
       </w:pPr>
       <w:r>
-        <w:rPr>
-          <w:bCs/>
-          <w:b/>
-        </w:rPr>
-        <w:t xml:space="preserve">Role A</w:t>
-      </w:r>
-      <w:r>
-        <w:t xml:space="preserve"> </w:t>
-      </w:r>
-      <w:r>
-        <w:t xml:space="preserve">verifies with</w:t>
-      </w:r>
-      <w:r>
-        <w:t xml:space="preserve"> </w:t>
+        <w:t xml:space="preserve">Verify with </w:t>
       </w:r>
       <w:r>
         <w:rPr>
@@ -36968,7 +35821,7 @@
         <w:t xml:space="preserve">status.sh</w:t>
       </w:r>
       <w:r>
-        <w:t xml:space="preserve">, converts if not already done, writes the report.</w:t>
+        <w:t xml:space="preserve"> and write the report.</w:t>
       </w:r>
     </w:p>
     <w:p>
@@ -36976,20 +35829,7 @@
         <w:pStyle w:val="FirstParagraph"/>
       </w:pPr>
       <w:r>
-        <w:t xml:space="preserve">Step 3 is</w:t>
-      </w:r>
-      <w:r>
-        <w:t xml:space="preserve"> </w:t>
-      </w:r>
-      <w:r>
-        <w:rPr>
-          <w:bCs/>
-          <w:b/>
-        </w:rPr>
-        <w:t xml:space="preserve">a single command</w:t>
-      </w:r>
-      <w:r>
-        <w:t xml:space="preserve">. That is the entire objective of the handover.</w:t>
+        <w:t xml:space="preserve">Step 3 is a single command. That is the entire objective of the package.</w:t>
       </w:r>
     </w:p>
     <w:bookmarkEnd w:id="120"/>
@@ -37007,7 +35847,7 @@
         <w:pStyle w:val="FirstParagraph"/>
       </w:pPr>
       <w:r>
-        <w:t xml:space="preserve">Role A cannot promise the pipeline works on hardware it has never run. What can be promised, and should be said in these terms:</w:t>
+        <w:t xml:space="preserve">The pipeline cannot be promised to work on hardware it has never run on. What can be promised, and should be said in these terms:</w:t>
       </w:r>
     </w:p>
     <w:p>
@@ -37078,26 +35918,16 @@
         <w:pStyle w:val="Compact"/>
       </w:pPr>
       <w:r>
-        <w:rPr>
-          <w:bCs/>
-          <w:b/>
-        </w:rPr>
-        <w:t xml:space="preserve">The graphical path is the one path Role A has never executed</w:t>
-      </w:r>
-      <w:r>
-        <w:t xml:space="preserve"> </w:t>
-      </w:r>
-      <w:r>
-        <w:t xml:space="preserve">— every artefact was built and tested under</w:t>
-      </w:r>
-      <w:r>
-        <w:t xml:space="preserve"> </w:t>
+        <w:t xml:space="preserve">The graphical path is the one most likely to fail on a new host: headless runs (</w:t>
       </w:r>
       <w:r>
         <w:rPr>
           <w:rStyle w:val="VerbatimChar"/>
         </w:rPr>
         <w:t xml:space="preserve">gz sim -s</w:t>
+      </w:r>
+      <w:r>
+        <w:t xml:space="preserve">) do not exercise it</w:t>
       </w:r>
     </w:p>
     <w:p>
@@ -37109,20 +35939,7 @@
         <w:pStyle w:val="Compact"/>
       </w:pPr>
       <w:r>
-        <w:t xml:space="preserve">The first graphical run should be a</w:t>
-      </w:r>
-      <w:r>
-        <w:t xml:space="preserve"> </w:t>
-      </w:r>
-      <w:r>
-        <w:rPr>
-          <w:bCs/>
-          <w:b/>
-        </w:rPr>
-        <w:t xml:space="preserve">short joint session</w:t>
-      </w:r>
-      <w:r>
-        <w:t xml:space="preserve">, because display passthrough from a container to a Windows host is precisely the class of problem that scripting does not anticipate</w:t>
+        <w:t xml:space="preserve">The first graphical run on a new host should be short and watched, because display passthrough from a container to a Windows host is precisely the class of problem that scripting does not anticipate</w:t>
       </w:r>
     </w:p>
     <w:p>
@@ -37130,7 +35947,7 @@
         <w:pStyle w:val="FirstParagraph"/>
       </w:pPr>
       <w:r>
-        <w:t xml:space="preserve">Stating the third point before Role B discovers it is worth more than being right by luck.</w:t>
+        <w:t xml:space="preserve">Stating the third point before it is discovered the hard way is worth more than being right by luck.</w:t>
       </w:r>
     </w:p>
     <w:bookmarkEnd w:id="121"/>
@@ -37967,11 +36784,10 @@
         <w:jc w:val="start"/>
       </w:tblPr>
       <w:tblGrid>
-        <w:gridCol w:w="1584"/>
-        <w:gridCol w:w="1584"/>
-        <w:gridCol w:w="1584"/>
-        <w:gridCol w:w="1584"/>
-        <w:gridCol w:w="1584"/>
+        <w:gridCol w:w="1980"/>
+        <w:gridCol w:w="1980"/>
+        <w:gridCol w:w="1980"/>
+        <w:gridCol w:w="1980"/>
       </w:tblGrid>
       <w:tr>
         <w:trPr>
@@ -38010,18 +36826,6 @@
             </w:pPr>
             <w:r>
               <w:t xml:space="preserve">Effort</w:t>
-            </w:r>
-          </w:p>
-        </w:tc>
-        <w:tc>
-          <w:tcPr/>
-          <w:p>
-            <w:pPr>
-              <w:pStyle w:val="Compact"/>
-              <w:jc w:val="left"/>
-            </w:pPr>
-            <w:r>
-              <w:t xml:space="preserve">Role</w:t>
             </w:r>
           </w:p>
         </w:tc>
@@ -38083,18 +36887,6 @@
               <w:jc w:val="left"/>
             </w:pPr>
             <w:r>
-              <w:t xml:space="preserve">A</w:t>
-            </w:r>
-          </w:p>
-        </w:tc>
-        <w:tc>
-          <w:tcPr/>
-          <w:p>
-            <w:pPr>
-              <w:pStyle w:val="Compact"/>
-              <w:jc w:val="left"/>
-            </w:pPr>
-            <w:r>
               <w:t xml:space="preserve">Every assumption confirmed or failed in writing</w:t>
             </w:r>
           </w:p>
@@ -38145,43 +36937,7 @@
               <w:jc w:val="left"/>
             </w:pPr>
             <w:r>
-              <w:t xml:space="preserve">A</w:t>
-            </w:r>
-          </w:p>
-        </w:tc>
-        <w:tc>
-          <w:tcPr/>
-          <w:p>
-            <w:pPr>
-              <w:pStyle w:val="Compact"/>
-              <w:jc w:val="left"/>
-            </w:pPr>
-            <w:r>
-              <w:rPr>
-                <w:rStyle w:val="VerbatimChar"/>
-              </w:rPr>
-              <w:t xml:space="preserve">WORLD_PATH</w:t>
-            </w:r>
-            <w:r>
-              <w:t xml:space="preserve"> </w:t>
-            </w:r>
-            <w:r>
-              <w:t xml:space="preserve">+</w:t>
-            </w:r>
-            <w:r>
-              <w:t xml:space="preserve"> </w:t>
-            </w:r>
-            <w:r>
-              <w:rPr>
-                <w:rStyle w:val="VerbatimChar"/>
-              </w:rPr>
-              <w:t xml:space="preserve">WORLD_SELECTION.md</w:t>
-            </w:r>
-            <w:r>
-              <w:t xml:space="preserve"> </w:t>
-            </w:r>
-            <w:r>
-              <w:t xml:space="preserve">with hash</w:t>
+              <w:t xml:space="preserve">WORLD_PATH + WORLD_SELECTION.md with hash</w:t>
             </w:r>
           </w:p>
         </w:tc>
@@ -38207,10 +36963,6 @@
               <w:jc w:val="left"/>
             </w:pPr>
             <w:r>
-              <w:rPr>
-                <w:bCs/>
-                <w:b/>
-              </w:rPr>
               <w:t xml:space="preserve">Grasp decision gate</w:t>
             </w:r>
           </w:p>
@@ -38223,10 +36975,6 @@
               <w:jc w:val="left"/>
             </w:pPr>
             <w:r>
-              <w:rPr>
-                <w:bCs/>
-                <w:b/>
-              </w:rPr>
               <w:t xml:space="preserve">1 day, hard cap</w:t>
             </w:r>
           </w:p>
@@ -38239,28 +36987,7 @@
               <w:jc w:val="left"/>
             </w:pPr>
             <w:r>
-              <w:t xml:space="preserve">A (escalate)</w:t>
-            </w:r>
-          </w:p>
-        </w:tc>
-        <w:tc>
-          <w:tcPr/>
-          <w:p>
-            <w:pPr>
-              <w:pStyle w:val="Compact"/>
-              <w:jc w:val="left"/>
-            </w:pPr>
-            <w:r>
-              <w:rPr>
-                <w:rStyle w:val="VerbatimChar"/>
-              </w:rPr>
-              <w:t xml:space="preserve">GRASP_DECISION.md</w:t>
-            </w:r>
-            <w:r>
-              <w:t xml:space="preserve"> </w:t>
-            </w:r>
-            <w:r>
-              <w:t xml:space="preserve">with CSV evidence</w:t>
+              <w:t xml:space="preserve">GRASP_DECISION.md with CSV evidence</w:t>
             </w:r>
           </w:p>
         </w:tc>
@@ -38310,28 +37037,7 @@
               <w:jc w:val="left"/>
             </w:pPr>
             <w:r>
-              <w:t xml:space="preserve">A</w:t>
-            </w:r>
-          </w:p>
-        </w:tc>
-        <w:tc>
-          <w:tcPr/>
-          <w:p>
-            <w:pPr>
-              <w:pStyle w:val="Compact"/>
-              <w:jc w:val="left"/>
-            </w:pPr>
-            <w:r>
-              <w:rPr>
-                <w:rStyle w:val="VerbatimChar"/>
-              </w:rPr>
-              <w:t xml:space="preserve">validate_objects.py</w:t>
-            </w:r>
-            <w:r>
-              <w:t xml:space="preserve"> </w:t>
-            </w:r>
-            <w:r>
-              <w:t xml:space="preserve">exits 0</w:t>
+              <w:t xml:space="preserve">validate_objects.py exits 0</w:t>
             </w:r>
           </w:p>
         </w:tc>
@@ -38357,16 +37063,7 @@
               <w:jc w:val="left"/>
             </w:pPr>
             <w:r>
-              <w:t xml:space="preserve">Task definition,</w:t>
-            </w:r>
-            <w:r>
-              <w:t xml:space="preserve"> </w:t>
-            </w:r>
-            <w:r>
-              <w:rPr>
-                <w:rStyle w:val="VerbatimChar"/>
-              </w:rPr>
-              <w:t xml:space="preserve">tasks.jsonl</w:t>
+              <w:t xml:space="preserve">Task definition, tasks.jsonl</w:t>
             </w:r>
           </w:p>
         </w:tc>
@@ -38379,18 +37076,6 @@
             </w:pPr>
             <w:r>
               <w:t xml:space="preserve">1 h</w:t>
-            </w:r>
-          </w:p>
-        </w:tc>
-        <w:tc>
-          <w:tcPr/>
-          <w:p>
-            <w:pPr>
-              <w:pStyle w:val="Compact"/>
-              <w:jc w:val="left"/>
-            </w:pPr>
-            <w:r>
-              <w:t xml:space="preserve">A</w:t>
             </w:r>
           </w:p>
         </w:tc>
@@ -38452,18 +37137,6 @@
               <w:jc w:val="left"/>
             </w:pPr>
             <w:r>
-              <w:t xml:space="preserve">A (escalate)</w:t>
-            </w:r>
-          </w:p>
-        </w:tc>
-        <w:tc>
-          <w:tcPr/>
-          <w:p>
-            <w:pPr>
-              <w:pStyle w:val="Compact"/>
-              <w:jc w:val="left"/>
-            </w:pPr>
-            <w:r>
               <w:t xml:space="preserve">60 rows, all layouts valid, second camera confirmed</w:t>
             </w:r>
           </w:p>
@@ -38514,28 +37187,7 @@
               <w:jc w:val="left"/>
             </w:pPr>
             <w:r>
-              <w:t xml:space="preserve">A</w:t>
-            </w:r>
-          </w:p>
-        </w:tc>
-        <w:tc>
-          <w:tcPr/>
-          <w:p>
-            <w:pPr>
-              <w:pStyle w:val="Compact"/>
-              <w:jc w:val="left"/>
-            </w:pPr>
-            <w:r>
-              <w:rPr>
-                <w:rStyle w:val="VerbatimChar"/>
-              </w:rPr>
-              <w:t xml:space="preserve">check_waypoints.py</w:t>
-            </w:r>
-            <w:r>
-              <w:t xml:space="preserve"> </w:t>
-            </w:r>
-            <w:r>
-              <w:t xml:space="preserve">exits 0</w:t>
+              <w:t xml:space="preserve">check_waypoints.py exits 0</w:t>
             </w:r>
           </w:p>
         </w:tc>
@@ -38574,18 +37226,6 @@
             </w:pPr>
             <w:r>
               <w:t xml:space="preserve">5 h</w:t>
-            </w:r>
-          </w:p>
-        </w:tc>
-        <w:tc>
-          <w:tcPr/>
-          <w:p>
-            <w:pPr>
-              <w:pStyle w:val="Compact"/>
-              <w:jc w:val="left"/>
-            </w:pPr>
-            <w:r>
-              <w:t xml:space="preserve">A</w:t>
             </w:r>
           </w:p>
         </w:tc>
@@ -38647,18 +37287,6 @@
               <w:jc w:val="left"/>
             </w:pPr>
             <w:r>
-              <w:t xml:space="preserve">A</w:t>
-            </w:r>
-          </w:p>
-        </w:tc>
-        <w:tc>
-          <w:tcPr/>
-          <w:p>
-            <w:pPr>
-              <w:pStyle w:val="Compact"/>
-              <w:jc w:val="left"/>
-            </w:pPr>
-            <w:r>
               <w:t xml:space="preserve">Three deliberate failures correctly rejected</w:t>
             </w:r>
           </w:p>
@@ -38685,10 +37313,6 @@
               <w:jc w:val="left"/>
             </w:pPr>
             <w:r>
-              <w:rPr>
-                <w:bCs/>
-                <w:b/>
-              </w:rPr>
               <w:t xml:space="preserve">Smoke test — one episode per object</w:t>
             </w:r>
           </w:p>
@@ -38702,18 +37326,6 @@
             </w:pPr>
             <w:r>
               <w:t xml:space="preserve">1 evening</w:t>
-            </w:r>
-          </w:p>
-        </w:tc>
-        <w:tc>
-          <w:tcPr/>
-          <w:p>
-            <w:pPr>
-              <w:pStyle w:val="Compact"/>
-              <w:jc w:val="left"/>
-            </w:pPr>
-            <w:r>
-              <w:t xml:space="preserve">A</w:t>
             </w:r>
           </w:p>
         </w:tc>
@@ -38751,25 +37363,7 @@
               <w:jc w:val="left"/>
             </w:pPr>
             <w:r>
-              <w:rPr>
-                <w:rStyle w:val="VerbatimChar"/>
-              </w:rPr>
-              <w:t xml:space="preserve">preflight.sh</w:t>
-            </w:r>
-            <w:r>
-              <w:t xml:space="preserve">,</w:t>
-            </w:r>
-            <w:r>
-              <w:t xml:space="preserve"> </w:t>
-            </w:r>
-            <w:r>
-              <w:rPr>
-                <w:rStyle w:val="VerbatimChar"/>
-              </w:rPr>
-              <w:t xml:space="preserve">RUNNING.md</w:t>
-            </w:r>
-            <w:r>
-              <w:t xml:space="preserve">, package</w:t>
+              <w:t xml:space="preserve">preflight.sh, RUNNING.md, package</w:t>
             </w:r>
           </w:p>
         </w:tc>
@@ -38782,18 +37376,6 @@
             </w:pPr>
             <w:r>
               <w:t xml:space="preserve">3 h</w:t>
-            </w:r>
-          </w:p>
-        </w:tc>
-        <w:tc>
-          <w:tcPr/>
-          <w:p>
-            <w:pPr>
-              <w:pStyle w:val="Compact"/>
-              <w:jc w:val="left"/>
-            </w:pPr>
-            <w:r>
-              <w:t xml:space="preserve">A</w:t>
             </w:r>
           </w:p>
         </w:tc>
@@ -38831,10 +37413,6 @@
               <w:jc w:val="left"/>
             </w:pPr>
             <w:r>
-              <w:rPr>
-                <w:bCs/>
-                <w:b/>
-              </w:rPr>
               <w:t xml:space="preserve">The 60-episode batch</w:t>
             </w:r>
           </w:p>
@@ -38847,10 +37425,6 @@
               <w:jc w:val="left"/>
             </w:pPr>
             <w:r>
-              <w:rPr>
-                <w:bCs/>
-                <w:b/>
-              </w:rPr>
               <w:t xml:space="preserve">5–8 h wall</w:t>
             </w:r>
           </w:p>
@@ -38863,32 +37437,7 @@
               <w:jc w:val="left"/>
             </w:pPr>
             <w:r>
-              <w:rPr>
-                <w:bCs/>
-                <w:b/>
-              </w:rPr>
-              <w:t xml:space="preserve">B</w:t>
-            </w:r>
-          </w:p>
-        </w:tc>
-        <w:tc>
-          <w:tcPr/>
-          <w:p>
-            <w:pPr>
-              <w:pStyle w:val="Compact"/>
-              <w:jc w:val="left"/>
-            </w:pPr>
-            <w:r>
-              <w:rPr>
-                <w:rStyle w:val="VerbatimChar"/>
-              </w:rPr>
-              <w:t xml:space="preserve">status.sh</w:t>
-            </w:r>
-            <w:r>
-              <w:t xml:space="preserve"> </w:t>
-            </w:r>
-            <w:r>
-              <w:t xml:space="preserve">shows 60/60, 15 per object</w:t>
+              <w:t xml:space="preserve">status.sh shows 60/60, 15 per object</w:t>
             </w:r>
           </w:p>
         </w:tc>
@@ -38938,18 +37487,6 @@
               <w:jc w:val="left"/>
             </w:pPr>
             <w:r>
-              <w:t xml:space="preserve">A</w:t>
-            </w:r>
-          </w:p>
-        </w:tc>
-        <w:tc>
-          <w:tcPr/>
-          <w:p>
-            <w:pPr>
-              <w:pStyle w:val="Compact"/>
-              <w:jc w:val="left"/>
-            </w:pPr>
-            <w:r>
               <w:t xml:space="preserve">Two datasets, five caveats stated</w:t>
             </w:r>
           </w:p>
@@ -38961,11 +37498,7 @@
         <w:pStyle w:val="BodyText"/>
       </w:pPr>
       <w:r>
-        <w:rPr>
-          <w:bCs/>
-          <w:b/>
-        </w:rPr>
-        <w:t xml:space="preserve">Total: roughly one week of Role A time, plus one working day of Role B machine time.</w:t>
+        <w:t xml:space="preserve">Total: roughly one week of work, plus about three hours of unattended machine time for the batch.</w:t>
       </w:r>
     </w:p>
     <w:p>
@@ -39160,13 +37693,10 @@
           <w:bCs/>
           <w:b/>
         </w:rPr>
-        <w:t xml:space="preserve">Scheduling of Role B machine time (A10).</w:t>
-      </w:r>
-      <w:r>
-        <w:t xml:space="preserve"> </w:t>
-      </w:r>
-      <w:r>
-        <w:t xml:space="preserve">Five to eight hours of dedicated, uninterrupted machine time, with host sleep disabled. Confirm when.</w:t>
+        <w:t xml:space="preserve">Machine time for the batch (A10).</w:t>
+      </w:r>
+      <w:r>
+        <w:t xml:space="preserve"> About three hours, uninterrupted, with host sleep disabled; no other machine is needed.</w:t>
       </w:r>
     </w:p>
     <w:p>
@@ -39321,10 +37851,10 @@
         <w:jc w:val="start"/>
       </w:tblPr>
       <w:tblGrid>
-        <w:gridCol w:w="1250"/>
-        <w:gridCol w:w="1900"/>
-        <w:gridCol w:w="3250"/>
-        <w:gridCol w:w="2960"/>
+        <w:gridCol w:w="2340"/>
+        <w:gridCol w:w="2340"/>
+        <w:gridCol w:w="2340"/>
+        <w:gridCol w:w="2340"/>
       </w:tblGrid>
       <w:tr>
         <w:trPr>
@@ -39338,10 +37868,6 @@
               <w:jc w:val="left"/>
             </w:pPr>
             <w:r>
-              <w:rPr>
-                <w:bCs/>
-                <w:b/>
-              </w:rPr>
               <w:t xml:space="preserve">Clause</w:t>
             </w:r>
           </w:p>
@@ -39354,10 +37880,6 @@
               <w:jc w:val="left"/>
             </w:pPr>
             <w:r>
-              <w:rPr>
-                <w:bCs/>
-                <w:b/>
-              </w:rPr>
               <w:t xml:space="preserve">Spec says</w:t>
             </w:r>
           </w:p>
@@ -39370,10 +37892,6 @@
               <w:jc w:val="left"/>
             </w:pPr>
             <w:r>
-              <w:rPr>
-                <w:bCs/>
-                <w:b/>
-              </w:rPr>
               <w:t xml:space="preserve">Implemented</w:t>
             </w:r>
           </w:p>
@@ -39386,10 +37904,6 @@
               <w:jc w:val="left"/>
             </w:pPr>
             <w:r>
-              <w:rPr>
-                <w:bCs/>
-                <w:b/>
-              </w:rPr>
               <w:t xml:space="preserve">Why, and evidence</w:t>
             </w:r>
           </w:p>
@@ -39428,16 +37942,7 @@
               <w:jc w:val="left"/>
             </w:pPr>
             <w:r>
-              <w:t xml:space="preserve">Retained: one </w:t>
-            </w:r>
-            <w:r>
-              <w:rPr>
-                <w:rStyle w:val="VerbatimChar"/>
-              </w:rPr>
-              <w:t xml:space="preserve">DetachableJoint</w:t>
-            </w:r>
-            <w:r>
-              <w:t xml:space="preserve"> per object, each with its own topics; every attach and detach confirmed by the plugin's own state report and re-published if unconfirmed.</w:t>
+              <w:t xml:space="preserve">Retained: one DetachableJoint per object, each with its own topics; every attach and detach confirmed by the plugin's own state report and re-published if unconfirmed.</w:t>
             </w:r>
           </w:p>
         </w:tc>
@@ -39475,7 +37980,7 @@
               <w:jc w:val="left"/>
             </w:pPr>
             <w:r>
-              <w:t xml:space="preserve">The batch runs on Role B hardware.</w:t>
+              <w:t xml:space="preserve">The batch runs on a separate high-performance workstation (version of 2026-09-23).</w:t>
             </w:r>
           </w:p>
         </w:tc>
@@ -39487,7 +37992,7 @@
               <w:jc w:val="left"/>
             </w:pPr>
             <w:r>
-              <w:t xml:space="preserve">Both roles ran on one WSL2 laptop (7.8 GB visible to WSL, i7-11370H); the 60-episode batch took ~2.7 h.</w:t>
+              <w:t xml:space="preserve">Everything ran on one WSL2 laptop (7.8 GB visible to WSL, i7-11370H); the 60-episode batch took ~2.7 h. The specification was revised accordingly (Part 0.2).</w:t>
             </w:r>
           </w:p>
         </w:tc>
@@ -39525,16 +38030,7 @@
               <w:jc w:val="left"/>
             </w:pPr>
             <w:r>
-              <w:t xml:space="preserve">World </w:t>
-            </w:r>
-            <w:r>
-              <w:rPr>
-                <w:rStyle w:val="VerbatimChar"/>
-              </w:rPr>
-              <w:t xml:space="preserve">real_table.sdf</w:t>
-            </w:r>
-            <w:r>
-              <w:t xml:space="preserve"> with its objects.</w:t>
+              <w:t xml:space="preserve">World real_table.sdf with its objects.</w:t>
             </w:r>
           </w:p>
         </w:tc>
@@ -39546,22 +38042,7 @@
               <w:jc w:val="left"/>
             </w:pPr>
             <w:r>
-              <w:rPr>
-                <w:rStyle w:val="VerbatimChar"/>
-              </w:rPr>
-              <w:t xml:space="preserve">worlds/sorting_table.sdf</w:t>
-            </w:r>
-            <w:r>
-              <w:t xml:space="preserve">: the same bench with no objects or bins; </w:t>
-            </w:r>
-            <w:r>
-              <w:rPr>
-                <w:rStyle w:val="VerbatimChar"/>
-              </w:rPr>
-              <w:t xml:space="preserve">spawn_scene.py</w:t>
-            </w:r>
-            <w:r>
-              <w:t xml:space="preserve"> places all four objects and four bins per episode.</w:t>
+              <w:t xml:space="preserve">worlds/sorting_table.sdf: the same bench with no objects or bins; spawn_scene.py places all four objects and four bins per episode.</w:t>
             </w:r>
           </w:p>
         </w:tc>
@@ -39573,13 +38054,7 @@
               <w:jc w:val="left"/>
             </w:pPr>
             <w:r>
-              <w:rPr>
-                <w:rStyle w:val="VerbatimChar"/>
-              </w:rPr>
-              <w:t xml:space="preserve">real_table.sdf</w:t>
-            </w:r>
-            <w:r>
-              <w:t xml:space="preserve"> carries one red cube and one red bin only.</w:t>
+              <w:t xml:space="preserve">real_table.sdf carries one red cube and one red bin only.</w:t>
             </w:r>
           </w:p>
         </w:tc>
@@ -39617,14 +38092,7 @@
               <w:jc w:val="left"/>
             </w:pPr>
             <w:r>
-              <w:rPr>
-                <w:bCs/>
-                <w:b/>
-              </w:rPr>
-              <w:t xml:space="preserve">80 mm square opening</w:t>
-            </w:r>
-            <w:r>
-              <w:t xml:space="preserve">, 3 mm walls, 86 mm outer; blue bin moved to (0.24, 0.01).</w:t>
+              <w:t xml:space="preserve">80 mm square opening, 3 mm walls, 86 mm outer; blue bin moved to (0.24, 0.01).</w:t>
             </w:r>
           </w:p>
         </w:tc>
@@ -39674,25 +38142,7 @@
               <w:jc w:val="left"/>
             </w:pPr>
             <w:r>
-              <w:t xml:space="preserve">Option 2 of 6.4: a reserved configuration of the table camera (</w:t>
-            </w:r>
-            <w:r>
-              <w:rPr>
-                <w:rStyle w:val="VerbatimChar"/>
-              </w:rPr>
-              <w:t xml:space="preserve">heldout_oblique</w:t>
-            </w:r>
-            <w:r>
-              <w:t xml:space="preserve">), on the same topic </w:t>
-            </w:r>
-            <w:r>
-              <w:rPr>
-                <w:rStyle w:val="VerbatimChar"/>
-              </w:rPr>
-              <w:t xml:space="preserve">/camera/image_raw</w:t>
-            </w:r>
-            <w:r>
-              <w:t xml:space="preserve">.</w:t>
+              <w:t xml:space="preserve">Option 2 of 6.4: a reserved configuration of the table camera (heldout_oblique), on the same topic /camera/image_raw.</w:t>
             </w:r>
           </w:p>
         </w:tc>
@@ -39742,17 +38192,7 @@
               <w:jc w:val="left"/>
             </w:pPr>
             <w:r>
-              <w:t xml:space="preserve">Target positions restricted to </w:t>
-            </w:r>
-            <w:r>
-              <w:rPr>
-                <w:bCs/>
-                <w:b/>
-              </w:rPr>
-              <w:t xml:space="preserve">lift J2 ≤ 48°</w:t>
-            </w:r>
-            <w:r>
-              <w:t xml:space="preserve"> (blue base x 0.10 → 0.120, green 0.10 → 0.135); non-target objects 120 mm from the robot axis, footprints on the board and 5 mm outside every bin's real square.</w:t>
+              <w:t xml:space="preserve">Target positions restricted to lift J2 ≤ 48° (blue base x 0.10 → 0.120, green 0.10 → 0.135); non-target objects 120 mm from the robot axis, footprints on the board and 5 mm outside every bin's real square.</w:t>
             </w:r>
           </w:p>
         </w:tc>
@@ -39890,16 +38330,7 @@
               <w:jc w:val="left"/>
             </w:pPr>
             <w:r>
-              <w:t xml:space="preserve">Sequence via </w:t>
-            </w:r>
-            <w:r>
-              <w:rPr>
-                <w:rStyle w:val="VerbatimChar"/>
-              </w:rPr>
-              <w:t xml:space="preserve">move_group</w:t>
-            </w:r>
-            <w:r>
-              <w:t xml:space="preserve">.</w:t>
+              <w:t xml:space="preserve">Sequence via move_group.</w:t>
             </w:r>
           </w:p>
         </w:tc>
@@ -39911,22 +38342,7 @@
               <w:jc w:val="left"/>
             </w:pPr>
             <w:r>
-              <w:rPr>
-                <w:rStyle w:val="VerbatimChar"/>
-              </w:rPr>
-              <w:t xml:space="preserve">FollowJointTrajectory</w:t>
-            </w:r>
-            <w:r>
-              <w:t xml:space="preserve"> actions directly, waits in simulated time, one re-send at most; controller goal tolerance 0.026 rad, </w:t>
-            </w:r>
-            <w:r>
-              <w:rPr>
-                <w:rStyle w:val="VerbatimChar"/>
-              </w:rPr>
-              <w:t xml:space="preserve">goal_time</w:t>
-            </w:r>
-            <w:r>
-              <w:t xml:space="preserve"> 1.0 s.</w:t>
+              <w:t xml:space="preserve">FollowJointTrajectory actions directly, waits in simulated time, one re-send at most; controller goal tolerance 0.026 rad, goal_time 1.0 s.</w:t>
             </w:r>
           </w:p>
         </w:tc>
@@ -39964,7 +38380,7 @@
               <w:jc w:val="left"/>
             </w:pPr>
             <w:r>
-              <w:t xml:space="preserve">RTF 0.082 (Role A) / 0.277 (Role B).</w:t>
+              <w:t xml:space="preserve">RTF 0.082 and 0.277, measured on the two machines of the original plan.</w:t>
             </w:r>
           </w:p>
         </w:tc>
@@ -40014,13 +38430,7 @@
               <w:jc w:val="left"/>
             </w:pPr>
             <w:r>
-              <w:rPr>
-                <w:rStyle w:val="VerbatimChar"/>
-              </w:rPr>
-              <w:t xml:space="preserve">settled = z ≤ rim_z</w:t>
-            </w:r>
-            <w:r>
-              <w:t xml:space="preserve"> on the centre.</w:t>
+              <w:t xml:space="preserve">settled = z ≤ rim_z on the centre.</w:t>
             </w:r>
           </w:p>
         </w:tc>
@@ -40032,16 +38442,7 @@
               <w:jc w:val="left"/>
             </w:pPr>
             <w:r>
-              <w:t xml:space="preserve">Settled on the object's lowest point: </w:t>
-            </w:r>
-            <w:r>
-              <w:rPr>
-                <w:rStyle w:val="VerbatimChar"/>
-              </w:rPr>
-              <w:t xml:space="preserve">z ≤ rim_z + half-height − 10 mm</w:t>
-            </w:r>
-            <w:r>
-              <w:t xml:space="preserve">; 15 self-test cases.</w:t>
+              <w:t xml:space="preserve">Settled on the object's lowest point: z ≤ rim_z + half-height − 10 mm; 15 self-test cases.</w:t>
             </w:r>
           </w:p>
         </w:tc>
@@ -40141,25 +38542,7 @@
               <w:jc w:val="left"/>
             </w:pPr>
             <w:r>
-              <w:t xml:space="preserve">Applied as written: episode 12 (cylinder pushed 22.9 mm by the open jaw, verified from the recording) kept, with </w:t>
-            </w:r>
-            <w:r>
-              <w:rPr>
-                <w:rStyle w:val="VerbatimChar"/>
-              </w:rPr>
-              <w:t xml:space="preserve">distractors_moved</w:t>
-            </w:r>
-            <w:r>
-              <w:t xml:space="preserve"> carried into </w:t>
-            </w:r>
-            <w:r>
-              <w:rPr>
-                <w:rStyle w:val="VerbatimChar"/>
-              </w:rPr>
-              <w:t xml:space="preserve">meta/episodes.jsonl</w:t>
-            </w:r>
-            <w:r>
-              <w:t xml:space="preserve">.</w:t>
+              <w:t xml:space="preserve">Applied as written: episode 12 (cylinder pushed 22.9 mm by the open jaw, verified from the recording) kept, with distractors_moved carried into meta/episodes.jsonl.</w:t>
             </w:r>
           </w:p>
         </w:tc>
@@ -40247,16 +38630,7 @@
               <w:jc w:val="left"/>
             </w:pPr>
             <w:r>
-              <w:t xml:space="preserve">Recorder lifecycle via </w:t>
-            </w:r>
-            <w:r>
-              <w:rPr>
-                <w:rStyle w:val="VerbatimChar"/>
-              </w:rPr>
-              <w:t xml:space="preserve">ros2 lifecycle set --no-daemon --spin-time 15</w:t>
-            </w:r>
-            <w:r>
-              <w:t xml:space="preserve">.</w:t>
+              <w:t xml:space="preserve">Recorder lifecycle via ros2 lifecycle set --no-daemon --spin-time 15.</w:t>
             </w:r>
           </w:p>
         </w:tc>
@@ -40268,25 +38642,7 @@
               <w:jc w:val="left"/>
             </w:pPr>
             <w:r>
-              <w:t xml:space="preserve">Direct </w:t>
-            </w:r>
-            <w:r>
-              <w:rPr>
-                <w:rStyle w:val="VerbatimChar"/>
-              </w:rPr>
-              <w:t xml:space="preserve">change_state</w:t>
-            </w:r>
-            <w:r>
-              <w:t xml:space="preserve"> service calls (</w:t>
-            </w:r>
-            <w:r>
-              <w:rPr>
-                <w:rStyle w:val="VerbatimChar"/>
-              </w:rPr>
-              <w:t xml:space="preserve">recorder_lifecycle.py</w:t>
-            </w:r>
-            <w:r>
-              <w:t xml:space="preserve">): 71 s → ~1 s per episode.</w:t>
+              <w:t xml:space="preserve">Direct change_state service calls (recorder_lifecycle.py): 71 s → ~1 s per episode.</w:t>
             </w:r>
           </w:p>
         </w:tc>
@@ -40374,25 +38730,7 @@
               <w:jc w:val="left"/>
             </w:pPr>
             <w:r>
-              <w:t xml:space="preserve">Handover package, </w:t>
-            </w:r>
-            <w:r>
-              <w:rPr>
-                <w:rStyle w:val="VerbatimChar"/>
-              </w:rPr>
-              <w:t xml:space="preserve">RUNNING.md</w:t>
-            </w:r>
-            <w:r>
-              <w:t xml:space="preserve">, </w:t>
-            </w:r>
-            <w:r>
-              <w:rPr>
-                <w:rStyle w:val="VerbatimChar"/>
-              </w:rPr>
-              <w:t xml:space="preserve">preflight.sh</w:t>
-            </w:r>
-            <w:r>
-              <w:t xml:space="preserve">.</w:t>
+              <w:t xml:space="preserve">Package, RUNNING.md, preflight.sh.</w:t>
             </w:r>
           </w:p>
         </w:tc>
@@ -40404,34 +38742,7 @@
               <w:jc w:val="left"/>
             </w:pPr>
             <w:r>
-              <w:t xml:space="preserve">Plus two launch files: </w:t>
-            </w:r>
-            <w:r>
-              <w:rPr>
-                <w:rStyle w:val="VerbatimChar"/>
-              </w:rPr>
-              <w:t xml:space="preserve">pick_and_sort_and_place_demo.launch.py</w:t>
-            </w:r>
-            <w:r>
-              <w:t xml:space="preserve"> (Gazebo GUI) and </w:t>
-            </w:r>
-            <w:r>
-              <w:rPr>
-                <w:rStyle w:val="VerbatimChar"/>
-              </w:rPr>
-              <w:t xml:space="preserve">pick_and_sort_and_place_no_gui_demo.launch.py</w:t>
-            </w:r>
-            <w:r>
-              <w:t xml:space="preserve"> (headless, exit code 0 = PASS), </w:t>
-            </w:r>
-            <w:r>
-              <w:rPr>
-                <w:rStyle w:val="VerbatimChar"/>
-              </w:rPr>
-              <w:t xml:space="preserve">episode:=N</w:t>
-            </w:r>
-            <w:r>
-              <w:t xml:space="preserve">.</w:t>
+              <w:t xml:space="preserve">Plus two launch files: pick_and_sort_and_place_demo.launch.py (Gazebo GUI) and pick_and_sort_and_place_no_gui_demo.launch.py (headless, exit code 0 = PASS), episode:=N.</w:t>
             </w:r>
           </w:p>
         </w:tc>
@@ -40870,10 +39181,10 @@
           <w:bCs/>
           <w:b/>
         </w:rPr>
-        <w:t xml:space="preserve">Scheduling of Role B machine time (A10)</w:t>
-      </w:r>
-      <w:r>
-        <w:t xml:space="preserve">: not needed; the batch ran on one laptop in ~2.7 h.</w:t>
+        <w:t xml:space="preserve">Machine time for the batch (A10):</w:t>
+      </w:r>
+      <w:r>
+        <w:t xml:space="preserve"> about 2.7 h on the laptop; no other machine was needed.</w:t>
       </w:r>
     </w:p>
     <w:p>

--- a/Headless_Task-Grounded_Pick-and-Sort-and-Place_in_Gazebo/doc/FOUR_OBJECT_SORTING_SPECIFICATION.docx
+++ b/Headless_Task-Grounded_Pick-and-Sort-and-Place_in_Gazebo/doc/FOUR_OBJECT_SORTING_SPECIFICATION.docx
@@ -37802,7 +37802,7 @@
         <w:t xml:space="preserve">mycobot_sorting_train</w:t>
       </w:r>
       <w:r>
-        <w:t xml:space="preserve"> 48 episodes, 29 735 frames; </w:t>
+        <w:t xml:space="preserve"> 48 episodes, 29 687 frames; </w:t>
       </w:r>
       <w:r>
         <w:rPr>
@@ -37811,16 +37811,41 @@
         <w:t xml:space="preserve">mycobot_sorting_heldout</w:t>
       </w:r>
       <w:r>
-        <w:t xml:space="preserve"> 12 episodes, 7 423 frames; 320×240 at 30 fps. Not yet loaded by the real </w:t>
+        <w:t xml:space="preserve"> 12 episodes, 7 411 frames; 320×240 at 30 fps, LeRobot v3.0, written by LeRobot's own writer and </w:t>
+      </w:r>
+      <w:r>
+        <w:rPr>
+          <w:bCs/>
+          <w:b/>
+        </w:rPr>
+        <w:t xml:space="preserve">loaded by the real </w:t>
       </w:r>
       <w:r>
         <w:rPr>
           <w:rStyle w:val="VerbatimChar"/>
+          <w:bCs/>
+          <w:b/>
         </w:rPr>
         <w:t xml:space="preserve">LeRobotDataset</w:t>
       </w:r>
       <w:r>
-        <w:t xml:space="preserve"> class (10.6).</w:t>
+        <w:rPr>
+          <w:bCs/>
+          <w:b/>
+        </w:rPr>
+        <w:t xml:space="preserve"> class under lerobot 0.4.4</w:t>
+      </w:r>
+      <w:r>
+        <w:t xml:space="preserve"> (provisional pin: the current release, to be confirmed against the version the team trains with). A SmolVLA CPU smoke-train (</w:t>
+      </w:r>
+      <w:r>
+        <w:rPr>
+          <w:rStyle w:val="VerbatimChar"/>
+        </w:rPr>
+        <w:t xml:space="preserve">lerobot/smolvla_base</w:t>
+      </w:r>
+      <w:r>
+        <w:t xml:space="preserve">, batch 1, 10 steps) ran with a finite loss at every step.</w:t>
       </w:r>
     </w:p>
     <w:p>
@@ -37846,22 +37871,25 @@
     <w:tbl>
       <w:tblPr>
         <w:tblStyle w:val="Table"/>
-        <w:tblW w:type="pct" w:w="5000"/>
+        <w:tblW w:type="dxa" w:w="9000"/>
+        <w:tblLayout w:type="fixed"/>
         <w:tblLook w:firstRow="1" w:lastRow="0" w:firstColumn="0" w:lastColumn="0" w:noHBand="0" w:noVBand="0" w:val="0020"/>
         <w:jc w:val="start"/>
       </w:tblPr>
       <w:tblGrid>
-        <w:gridCol w:w="2340"/>
-        <w:gridCol w:w="2340"/>
-        <w:gridCol w:w="2340"/>
-        <w:gridCol w:w="2340"/>
+        <w:gridCol w:w="1180"/>
+        <w:gridCol w:w="1700"/>
+        <w:gridCol w:w="3520"/>
+        <w:gridCol w:w="2600"/>
       </w:tblGrid>
       <w:tr>
         <w:trPr>
           <w:tblHeader w:val="true"/>
         </w:trPr>
         <w:tc>
-          <w:tcPr/>
+          <w:tcPr>
+            <w:tcW w:type="dxa" w:w="1180"/>
+          </w:tcPr>
           <w:p>
             <w:pPr>
               <w:pStyle w:val="Compact"/>
@@ -37873,7 +37901,9 @@
           </w:p>
         </w:tc>
         <w:tc>
-          <w:tcPr/>
+          <w:tcPr>
+            <w:tcW w:type="dxa" w:w="1700"/>
+          </w:tcPr>
           <w:p>
             <w:pPr>
               <w:pStyle w:val="Compact"/>
@@ -37885,7 +37915,9 @@
           </w:p>
         </w:tc>
         <w:tc>
-          <w:tcPr/>
+          <w:tcPr>
+            <w:tcW w:type="dxa" w:w="3520"/>
+          </w:tcPr>
           <w:p>
             <w:pPr>
               <w:pStyle w:val="Compact"/>
@@ -37897,7 +37929,9 @@
           </w:p>
         </w:tc>
         <w:tc>
-          <w:tcPr/>
+          <w:tcPr>
+            <w:tcW w:type="dxa" w:w="2600"/>
+          </w:tcPr>
           <w:p>
             <w:pPr>
               <w:pStyle w:val="Compact"/>
@@ -37911,7 +37945,9 @@
       </w:tr>
       <w:tr>
         <w:tc>
-          <w:tcPr/>
+          <w:tcPr>
+            <w:tcW w:type="dxa" w:w="1180"/>
+          </w:tcPr>
           <w:p>
             <w:pPr>
               <w:pStyle w:val="Compact"/>
@@ -37923,7 +37959,9 @@
           </w:p>
         </w:tc>
         <w:tc>
-          <w:tcPr/>
+          <w:tcPr>
+            <w:tcW w:type="dxa" w:w="1700"/>
+          </w:tcPr>
           <w:p>
             <w:pPr>
               <w:pStyle w:val="Compact"/>
@@ -37935,7 +37973,9 @@
           </w:p>
         </w:tc>
         <w:tc>
-          <w:tcPr/>
+          <w:tcPr>
+            <w:tcW w:type="dxa" w:w="3520"/>
+          </w:tcPr>
           <w:p>
             <w:pPr>
               <w:pStyle w:val="Compact"/>
@@ -37947,7 +37987,9 @@
           </w:p>
         </w:tc>
         <w:tc>
-          <w:tcPr/>
+          <w:tcPr>
+            <w:tcW w:type="dxa" w:w="2600"/>
+          </w:tcPr>
           <w:p>
             <w:pPr>
               <w:pStyle w:val="Compact"/>
@@ -37961,7 +38003,9 @@
       </w:tr>
       <w:tr>
         <w:tc>
-          <w:tcPr/>
+          <w:tcPr>
+            <w:tcW w:type="dxa" w:w="1180"/>
+          </w:tcPr>
           <w:p>
             <w:pPr>
               <w:pStyle w:val="Compact"/>
@@ -37973,7 +38017,9 @@
           </w:p>
         </w:tc>
         <w:tc>
-          <w:tcPr/>
+          <w:tcPr>
+            <w:tcW w:type="dxa" w:w="1700"/>
+          </w:tcPr>
           <w:p>
             <w:pPr>
               <w:pStyle w:val="Compact"/>
@@ -37985,7 +38031,9 @@
           </w:p>
         </w:tc>
         <w:tc>
-          <w:tcPr/>
+          <w:tcPr>
+            <w:tcW w:type="dxa" w:w="3520"/>
+          </w:tcPr>
           <w:p>
             <w:pPr>
               <w:pStyle w:val="Compact"/>
@@ -37997,7 +38045,9 @@
           </w:p>
         </w:tc>
         <w:tc>
-          <w:tcPr/>
+          <w:tcPr>
+            <w:tcW w:type="dxa" w:w="2600"/>
+          </w:tcPr>
           <w:p>
             <w:pPr>
               <w:pStyle w:val="Compact"/>
@@ -38011,7 +38061,9 @@
       </w:tr>
       <w:tr>
         <w:tc>
-          <w:tcPr/>
+          <w:tcPr>
+            <w:tcW w:type="dxa" w:w="1180"/>
+          </w:tcPr>
           <w:p>
             <w:pPr>
               <w:pStyle w:val="Compact"/>
@@ -38023,7 +38075,9 @@
           </w:p>
         </w:tc>
         <w:tc>
-          <w:tcPr/>
+          <w:tcPr>
+            <w:tcW w:type="dxa" w:w="1700"/>
+          </w:tcPr>
           <w:p>
             <w:pPr>
               <w:pStyle w:val="Compact"/>
@@ -38035,7 +38089,9 @@
           </w:p>
         </w:tc>
         <w:tc>
-          <w:tcPr/>
+          <w:tcPr>
+            <w:tcW w:type="dxa" w:w="3520"/>
+          </w:tcPr>
           <w:p>
             <w:pPr>
               <w:pStyle w:val="Compact"/>
@@ -38047,7 +38103,9 @@
           </w:p>
         </w:tc>
         <w:tc>
-          <w:tcPr/>
+          <w:tcPr>
+            <w:tcW w:type="dxa" w:w="2600"/>
+          </w:tcPr>
           <w:p>
             <w:pPr>
               <w:pStyle w:val="Compact"/>
@@ -38061,7 +38119,9 @@
       </w:tr>
       <w:tr>
         <w:tc>
-          <w:tcPr/>
+          <w:tcPr>
+            <w:tcW w:type="dxa" w:w="1180"/>
+          </w:tcPr>
           <w:p>
             <w:pPr>
               <w:pStyle w:val="Compact"/>
@@ -38073,7 +38133,9 @@
           </w:p>
         </w:tc>
         <w:tc>
-          <w:tcPr/>
+          <w:tcPr>
+            <w:tcW w:type="dxa" w:w="1700"/>
+          </w:tcPr>
           <w:p>
             <w:pPr>
               <w:pStyle w:val="Compact"/>
@@ -38085,7 +38147,9 @@
           </w:p>
         </w:tc>
         <w:tc>
-          <w:tcPr/>
+          <w:tcPr>
+            <w:tcW w:type="dxa" w:w="3520"/>
+          </w:tcPr>
           <w:p>
             <w:pPr>
               <w:pStyle w:val="Compact"/>
@@ -38097,7 +38161,9 @@
           </w:p>
         </w:tc>
         <w:tc>
-          <w:tcPr/>
+          <w:tcPr>
+            <w:tcW w:type="dxa" w:w="2600"/>
+          </w:tcPr>
           <w:p>
             <w:pPr>
               <w:pStyle w:val="Compact"/>
@@ -38111,7 +38177,9 @@
       </w:tr>
       <w:tr>
         <w:tc>
-          <w:tcPr/>
+          <w:tcPr>
+            <w:tcW w:type="dxa" w:w="1180"/>
+          </w:tcPr>
           <w:p>
             <w:pPr>
               <w:pStyle w:val="Compact"/>
@@ -38123,7 +38191,9 @@
           </w:p>
         </w:tc>
         <w:tc>
-          <w:tcPr/>
+          <w:tcPr>
+            <w:tcW w:type="dxa" w:w="1700"/>
+          </w:tcPr>
           <w:p>
             <w:pPr>
               <w:pStyle w:val="Compact"/>
@@ -38135,7 +38205,9 @@
           </w:p>
         </w:tc>
         <w:tc>
-          <w:tcPr/>
+          <w:tcPr>
+            <w:tcW w:type="dxa" w:w="3520"/>
+          </w:tcPr>
           <w:p>
             <w:pPr>
               <w:pStyle w:val="Compact"/>
@@ -38147,7 +38219,9 @@
           </w:p>
         </w:tc>
         <w:tc>
-          <w:tcPr/>
+          <w:tcPr>
+            <w:tcW w:type="dxa" w:w="2600"/>
+          </w:tcPr>
           <w:p>
             <w:pPr>
               <w:pStyle w:val="Compact"/>
@@ -38161,7 +38235,9 @@
       </w:tr>
       <w:tr>
         <w:tc>
-          <w:tcPr/>
+          <w:tcPr>
+            <w:tcW w:type="dxa" w:w="1180"/>
+          </w:tcPr>
           <w:p>
             <w:pPr>
               <w:pStyle w:val="Compact"/>
@@ -38173,7 +38249,9 @@
           </w:p>
         </w:tc>
         <w:tc>
-          <w:tcPr/>
+          <w:tcPr>
+            <w:tcW w:type="dxa" w:w="1700"/>
+          </w:tcPr>
           <w:p>
             <w:pPr>
               <w:pStyle w:val="Compact"/>
@@ -38185,7 +38263,9 @@
           </w:p>
         </w:tc>
         <w:tc>
-          <w:tcPr/>
+          <w:tcPr>
+            <w:tcW w:type="dxa" w:w="3520"/>
+          </w:tcPr>
           <w:p>
             <w:pPr>
               <w:pStyle w:val="Compact"/>
@@ -38197,7 +38277,9 @@
           </w:p>
         </w:tc>
         <w:tc>
-          <w:tcPr/>
+          <w:tcPr>
+            <w:tcW w:type="dxa" w:w="2600"/>
+          </w:tcPr>
           <w:p>
             <w:pPr>
               <w:pStyle w:val="Compact"/>
@@ -38211,7 +38293,9 @@
       </w:tr>
       <w:tr>
         <w:tc>
-          <w:tcPr/>
+          <w:tcPr>
+            <w:tcW w:type="dxa" w:w="1180"/>
+          </w:tcPr>
           <w:p>
             <w:pPr>
               <w:pStyle w:val="Compact"/>
@@ -38223,7 +38307,9 @@
           </w:p>
         </w:tc>
         <w:tc>
-          <w:tcPr/>
+          <w:tcPr>
+            <w:tcW w:type="dxa" w:w="1700"/>
+          </w:tcPr>
           <w:p>
             <w:pPr>
               <w:pStyle w:val="Compact"/>
@@ -38235,7 +38321,9 @@
           </w:p>
         </w:tc>
         <w:tc>
-          <w:tcPr/>
+          <w:tcPr>
+            <w:tcW w:type="dxa" w:w="3520"/>
+          </w:tcPr>
           <w:p>
             <w:pPr>
               <w:pStyle w:val="Compact"/>
@@ -38247,7 +38335,9 @@
           </w:p>
         </w:tc>
         <w:tc>
-          <w:tcPr/>
+          <w:tcPr>
+            <w:tcW w:type="dxa" w:w="2600"/>
+          </w:tcPr>
           <w:p>
             <w:pPr>
               <w:pStyle w:val="Compact"/>
@@ -38261,7 +38351,9 @@
       </w:tr>
       <w:tr>
         <w:tc>
-          <w:tcPr/>
+          <w:tcPr>
+            <w:tcW w:type="dxa" w:w="1180"/>
+          </w:tcPr>
           <w:p>
             <w:pPr>
               <w:pStyle w:val="Compact"/>
@@ -38273,7 +38365,9 @@
           </w:p>
         </w:tc>
         <w:tc>
-          <w:tcPr/>
+          <w:tcPr>
+            <w:tcW w:type="dxa" w:w="1700"/>
+          </w:tcPr>
           <w:p>
             <w:pPr>
               <w:pStyle w:val="Compact"/>
@@ -38285,7 +38379,9 @@
           </w:p>
         </w:tc>
         <w:tc>
-          <w:tcPr/>
+          <w:tcPr>
+            <w:tcW w:type="dxa" w:w="3520"/>
+          </w:tcPr>
           <w:p>
             <w:pPr>
               <w:pStyle w:val="Compact"/>
@@ -38297,7 +38393,9 @@
           </w:p>
         </w:tc>
         <w:tc>
-          <w:tcPr/>
+          <w:tcPr>
+            <w:tcW w:type="dxa" w:w="2600"/>
+          </w:tcPr>
           <w:p>
             <w:pPr>
               <w:pStyle w:val="Compact"/>
@@ -38311,7 +38409,9 @@
       </w:tr>
       <w:tr>
         <w:tc>
-          <w:tcPr/>
+          <w:tcPr>
+            <w:tcW w:type="dxa" w:w="1180"/>
+          </w:tcPr>
           <w:p>
             <w:pPr>
               <w:pStyle w:val="Compact"/>
@@ -38323,7 +38423,9 @@
           </w:p>
         </w:tc>
         <w:tc>
-          <w:tcPr/>
+          <w:tcPr>
+            <w:tcW w:type="dxa" w:w="1700"/>
+          </w:tcPr>
           <w:p>
             <w:pPr>
               <w:pStyle w:val="Compact"/>
@@ -38335,7 +38437,9 @@
           </w:p>
         </w:tc>
         <w:tc>
-          <w:tcPr/>
+          <w:tcPr>
+            <w:tcW w:type="dxa" w:w="3520"/>
+          </w:tcPr>
           <w:p>
             <w:pPr>
               <w:pStyle w:val="Compact"/>
@@ -38347,7 +38451,9 @@
           </w:p>
         </w:tc>
         <w:tc>
-          <w:tcPr/>
+          <w:tcPr>
+            <w:tcW w:type="dxa" w:w="2600"/>
+          </w:tcPr>
           <w:p>
             <w:pPr>
               <w:pStyle w:val="Compact"/>
@@ -38361,7 +38467,9 @@
       </w:tr>
       <w:tr>
         <w:tc>
-          <w:tcPr/>
+          <w:tcPr>
+            <w:tcW w:type="dxa" w:w="1180"/>
+          </w:tcPr>
           <w:p>
             <w:pPr>
               <w:pStyle w:val="Compact"/>
@@ -38373,7 +38481,9 @@
           </w:p>
         </w:tc>
         <w:tc>
-          <w:tcPr/>
+          <w:tcPr>
+            <w:tcW w:type="dxa" w:w="1700"/>
+          </w:tcPr>
           <w:p>
             <w:pPr>
               <w:pStyle w:val="Compact"/>
@@ -38385,7 +38495,9 @@
           </w:p>
         </w:tc>
         <w:tc>
-          <w:tcPr/>
+          <w:tcPr>
+            <w:tcW w:type="dxa" w:w="3520"/>
+          </w:tcPr>
           <w:p>
             <w:pPr>
               <w:pStyle w:val="Compact"/>
@@ -38397,7 +38509,9 @@
           </w:p>
         </w:tc>
         <w:tc>
-          <w:tcPr/>
+          <w:tcPr>
+            <w:tcW w:type="dxa" w:w="2600"/>
+          </w:tcPr>
           <w:p>
             <w:pPr>
               <w:pStyle w:val="Compact"/>
@@ -38411,7 +38525,9 @@
       </w:tr>
       <w:tr>
         <w:tc>
-          <w:tcPr/>
+          <w:tcPr>
+            <w:tcW w:type="dxa" w:w="1180"/>
+          </w:tcPr>
           <w:p>
             <w:pPr>
               <w:pStyle w:val="Compact"/>
@@ -38423,7 +38539,9 @@
           </w:p>
         </w:tc>
         <w:tc>
-          <w:tcPr/>
+          <w:tcPr>
+            <w:tcW w:type="dxa" w:w="1700"/>
+          </w:tcPr>
           <w:p>
             <w:pPr>
               <w:pStyle w:val="Compact"/>
@@ -38435,7 +38553,9 @@
           </w:p>
         </w:tc>
         <w:tc>
-          <w:tcPr/>
+          <w:tcPr>
+            <w:tcW w:type="dxa" w:w="3520"/>
+          </w:tcPr>
           <w:p>
             <w:pPr>
               <w:pStyle w:val="Compact"/>
@@ -38447,7 +38567,9 @@
           </w:p>
         </w:tc>
         <w:tc>
-          <w:tcPr/>
+          <w:tcPr>
+            <w:tcW w:type="dxa" w:w="2600"/>
+          </w:tcPr>
           <w:p>
             <w:pPr>
               <w:pStyle w:val="Compact"/>
@@ -38461,7 +38583,9 @@
       </w:tr>
       <w:tr>
         <w:tc>
-          <w:tcPr/>
+          <w:tcPr>
+            <w:tcW w:type="dxa" w:w="1180"/>
+          </w:tcPr>
           <w:p>
             <w:pPr>
               <w:pStyle w:val="Compact"/>
@@ -38473,7 +38597,9 @@
           </w:p>
         </w:tc>
         <w:tc>
-          <w:tcPr/>
+          <w:tcPr>
+            <w:tcW w:type="dxa" w:w="1700"/>
+          </w:tcPr>
           <w:p>
             <w:pPr>
               <w:pStyle w:val="Compact"/>
@@ -38485,7 +38611,9 @@
           </w:p>
         </w:tc>
         <w:tc>
-          <w:tcPr/>
+          <w:tcPr>
+            <w:tcW w:type="dxa" w:w="3520"/>
+          </w:tcPr>
           <w:p>
             <w:pPr>
               <w:pStyle w:val="Compact"/>
@@ -38497,7 +38625,9 @@
           </w:p>
         </w:tc>
         <w:tc>
-          <w:tcPr/>
+          <w:tcPr>
+            <w:tcW w:type="dxa" w:w="2600"/>
+          </w:tcPr>
           <w:p>
             <w:pPr>
               <w:pStyle w:val="Compact"/>
@@ -38511,7 +38641,9 @@
       </w:tr>
       <w:tr>
         <w:tc>
-          <w:tcPr/>
+          <w:tcPr>
+            <w:tcW w:type="dxa" w:w="1180"/>
+          </w:tcPr>
           <w:p>
             <w:pPr>
               <w:pStyle w:val="Compact"/>
@@ -38523,7 +38655,9 @@
           </w:p>
         </w:tc>
         <w:tc>
-          <w:tcPr/>
+          <w:tcPr>
+            <w:tcW w:type="dxa" w:w="1700"/>
+          </w:tcPr>
           <w:p>
             <w:pPr>
               <w:pStyle w:val="Compact"/>
@@ -38535,7 +38669,9 @@
           </w:p>
         </w:tc>
         <w:tc>
-          <w:tcPr/>
+          <w:tcPr>
+            <w:tcW w:type="dxa" w:w="3520"/>
+          </w:tcPr>
           <w:p>
             <w:pPr>
               <w:pStyle w:val="Compact"/>
@@ -38547,7 +38683,9 @@
           </w:p>
         </w:tc>
         <w:tc>
-          <w:tcPr/>
+          <w:tcPr>
+            <w:tcW w:type="dxa" w:w="2600"/>
+          </w:tcPr>
           <w:p>
             <w:pPr>
               <w:pStyle w:val="Compact"/>
@@ -38561,7 +38699,9 @@
       </w:tr>
       <w:tr>
         <w:tc>
-          <w:tcPr/>
+          <w:tcPr>
+            <w:tcW w:type="dxa" w:w="1180"/>
+          </w:tcPr>
           <w:p>
             <w:pPr>
               <w:pStyle w:val="Compact"/>
@@ -38573,7 +38713,9 @@
           </w:p>
         </w:tc>
         <w:tc>
-          <w:tcPr/>
+          <w:tcPr>
+            <w:tcW w:type="dxa" w:w="1700"/>
+          </w:tcPr>
           <w:p>
             <w:pPr>
               <w:pStyle w:val="Compact"/>
@@ -38585,7 +38727,9 @@
           </w:p>
         </w:tc>
         <w:tc>
-          <w:tcPr/>
+          <w:tcPr>
+            <w:tcW w:type="dxa" w:w="3520"/>
+          </w:tcPr>
           <w:p>
             <w:pPr>
               <w:pStyle w:val="Compact"/>
@@ -38597,7 +38741,9 @@
           </w:p>
         </w:tc>
         <w:tc>
-          <w:tcPr/>
+          <w:tcPr>
+            <w:tcW w:type="dxa" w:w="2600"/>
+          </w:tcPr>
           <w:p>
             <w:pPr>
               <w:pStyle w:val="Compact"/>
@@ -38611,7 +38757,9 @@
       </w:tr>
       <w:tr>
         <w:tc>
-          <w:tcPr/>
+          <w:tcPr>
+            <w:tcW w:type="dxa" w:w="1180"/>
+          </w:tcPr>
           <w:p>
             <w:pPr>
               <w:pStyle w:val="Compact"/>
@@ -38623,7 +38771,9 @@
           </w:p>
         </w:tc>
         <w:tc>
-          <w:tcPr/>
+          <w:tcPr>
+            <w:tcW w:type="dxa" w:w="1700"/>
+          </w:tcPr>
           <w:p>
             <w:pPr>
               <w:pStyle w:val="Compact"/>
@@ -38635,7 +38785,9 @@
           </w:p>
         </w:tc>
         <w:tc>
-          <w:tcPr/>
+          <w:tcPr>
+            <w:tcW w:type="dxa" w:w="3520"/>
+          </w:tcPr>
           <w:p>
             <w:pPr>
               <w:pStyle w:val="Compact"/>
@@ -38647,7 +38799,9 @@
           </w:p>
         </w:tc>
         <w:tc>
-          <w:tcPr/>
+          <w:tcPr>
+            <w:tcW w:type="dxa" w:w="2600"/>
+          </w:tcPr>
           <w:p>
             <w:pPr>
               <w:pStyle w:val="Compact"/>
@@ -38661,7 +38815,183 @@
       </w:tr>
       <w:tr>
         <w:tc>
-          <w:tcPr/>
+          <w:tcPr>
+            <w:tcW w:type="dxa" w:w="1180"/>
+          </w:tcPr>
+          <w:p>
+            <w:pPr>
+              <w:pStyle w:val="Compact"/>
+              <w:jc w:val="left"/>
+            </w:pPr>
+            <w:r>
+              <w:t xml:space="preserve">10.1, 10.4</w:t>
+            </w:r>
+          </w:p>
+        </w:tc>
+        <w:tc>
+          <w:tcPr>
+            <w:tcW w:type="dxa" w:w="1700"/>
+          </w:tcPr>
+          <w:p>
+            <w:pPr>
+              <w:pStyle w:val="Compact"/>
+              <w:jc w:val="left"/>
+            </w:pPr>
+            <w:r>
+              <w:t xml:space="preserve">action from /joint_states; one image feature per contract (table / heldout).</w:t>
+            </w:r>
+          </w:p>
+        </w:tc>
+        <w:tc>
+          <w:tcPr>
+            <w:tcW w:type="dxa" w:w="3520"/>
+          </w:tcPr>
+          <w:p>
+            <w:pPr>
+              <w:pStyle w:val="Compact"/>
+              <w:jc w:val="left"/>
+            </w:pPr>
+            <w:r>
+              <w:t xml:space="preserve">action[t] = observation.state[t+1], each episode's last frame dropped; one image key, observation.images.top, in both splits; the camera configuration per episode in meta/episodes_extra.jsonl. The contracts now also record the controller's desired state and the gripper command (adjunct channels).</w:t>
+            </w:r>
+          </w:p>
+        </w:tc>
+        <w:tc>
+          <w:tcPr>
+            <w:tcW w:type="dxa" w:w="2600"/>
+          </w:tcPr>
+          <w:p>
+            <w:pPr>
+              <w:pStyle w:val="Compact"/>
+              <w:jc w:val="left"/>
+            </w:pPr>
+            <w:r>
+              <w:t xml:space="preserve">No command or desired-state topic was recorded, so the next achieved state is the action. A different key per split left a policy trained on train without its image input in held-out.</w:t>
+            </w:r>
+          </w:p>
+        </w:tc>
+      </w:tr>
+      <w:tr>
+        <w:tc>
+          <w:tcPr>
+            <w:tcW w:type="dxa" w:w="1180"/>
+          </w:tcPr>
+          <w:p>
+            <w:pPr>
+              <w:pStyle w:val="Compact"/>
+              <w:jc w:val="left"/>
+            </w:pPr>
+            <w:r>
+              <w:t xml:space="preserve">10.5</w:t>
+            </w:r>
+          </w:p>
+        </w:tc>
+        <w:tc>
+          <w:tcPr>
+            <w:tcW w:type="dxa" w:w="1700"/>
+          </w:tcPr>
+          <w:p>
+            <w:pPr>
+              <w:pStyle w:val="Compact"/>
+              <w:jc w:val="left"/>
+            </w:pPr>
+            <w:r>
+              <w:t xml:space="preserve">Convert without PyTorch: pyarrow and ffmpeg write the layout by hand.</w:t>
+            </w:r>
+          </w:p>
+        </w:tc>
+        <w:tc>
+          <w:tcPr>
+            <w:tcW w:type="dxa" w:w="3520"/>
+          </w:tcPr>
+          <w:p>
+            <w:pPr>
+              <w:pStyle w:val="Compact"/>
+              <w:jc w:val="left"/>
+            </w:pPr>
+            <w:r>
+              <w:t xml:space="preserve">port_bag.py writes with LeRobot's own writer (create / add_frame / save_episode / finalize), in a CPU-only venv on the WSL2 host (lerobot 0.4.4, CPU torch, 2.3 GB), reading the bags with mcap-ros2-support; the pin is in scripts/requirements-lerobot.txt.</w:t>
+            </w:r>
+          </w:p>
+        </w:tc>
+        <w:tc>
+          <w:tcPr>
+            <w:tcW w:type="dxa" w:w="2600"/>
+          </w:tcPr>
+          <w:p>
+            <w:pPr>
+              <w:pStyle w:val="Compact"/>
+              <w:jc w:val="left"/>
+            </w:pPr>
+            <w:r>
+              <w:t xml:space="preserve">The hand-written layout did not load (InvalidVersion 'v3.0-manual'; v2.x file layout, no statistics, per-episode index, wall-clock timestamps).</w:t>
+            </w:r>
+          </w:p>
+        </w:tc>
+      </w:tr>
+      <w:tr>
+        <w:tc>
+          <w:tcPr>
+            <w:tcW w:type="dxa" w:w="1180"/>
+          </w:tcPr>
+          <w:p>
+            <w:pPr>
+              <w:pStyle w:val="Compact"/>
+              <w:jc w:val="left"/>
+            </w:pPr>
+            <w:r>
+              <w:t xml:space="preserve">10.6</w:t>
+            </w:r>
+          </w:p>
+        </w:tc>
+        <w:tc>
+          <w:tcPr>
+            <w:tcW w:type="dxa" w:w="1700"/>
+          </w:tcPr>
+          <w:p>
+            <w:pPr>
+              <w:pStyle w:val="Compact"/>
+              <w:jc w:val="left"/>
+            </w:pPr>
+            <w:r>
+              <w:t xml:space="preserve">Validation deferred to a machine with PyTorch.</w:t>
+            </w:r>
+          </w:p>
+        </w:tc>
+        <w:tc>
+          <w:tcPr>
+            <w:tcW w:type="dxa" w:w="3520"/>
+          </w:tcPr>
+          <w:p>
+            <w:pPr>
+              <w:pStyle w:val="Compact"/>
+              <w:jc w:val="left"/>
+            </w:pPr>
+            <w:r>
+              <w:t xml:space="preserve">Done 2026-10-05: both splits load offline; action[t] == state[t+1] on every row; the loader's image equals the frame decoded straight from the MP4 at that index; statistics present; same image key; SmolVLA CPU smoke-train, loss finite at every step.</w:t>
+            </w:r>
+          </w:p>
+        </w:tc>
+        <w:tc>
+          <w:tcPr>
+            <w:tcW w:type="dxa" w:w="2600"/>
+          </w:tcPr>
+          <w:p>
+            <w:pPr>
+              <w:pStyle w:val="Compact"/>
+              <w:jc w:val="left"/>
+            </w:pPr>
+            <w:r>
+              <w:t xml:space="preserve">Measured on the laptop; numbers in datasets/README.md.</w:t>
+            </w:r>
+          </w:p>
+        </w:tc>
+      </w:tr>
+      <w:tr>
+        <w:tc>
+          <w:tcPr>
+            <w:tcW w:type="dxa" w:w="1180"/>
+          </w:tcPr>
           <w:p>
             <w:pPr>
               <w:pStyle w:val="Compact"/>
@@ -38673,7 +39003,9 @@
           </w:p>
         </w:tc>
         <w:tc>
-          <w:tcPr/>
+          <w:tcPr>
+            <w:tcW w:type="dxa" w:w="1700"/>
+          </w:tcPr>
           <w:p>
             <w:pPr>
               <w:pStyle w:val="Compact"/>
@@ -38685,7 +39017,9 @@
           </w:p>
         </w:tc>
         <w:tc>
-          <w:tcPr/>
+          <w:tcPr>
+            <w:tcW w:type="dxa" w:w="3520"/>
+          </w:tcPr>
           <w:p>
             <w:pPr>
               <w:pStyle w:val="Compact"/>
@@ -38697,7 +39031,9 @@
           </w:p>
         </w:tc>
         <w:tc>
-          <w:tcPr/>
+          <w:tcPr>
+            <w:tcW w:type="dxa" w:w="2600"/>
+          </w:tcPr>
           <w:p>
             <w:pPr>
               <w:pStyle w:val="Compact"/>
@@ -38711,7 +39047,9 @@
       </w:tr>
       <w:tr>
         <w:tc>
-          <w:tcPr/>
+          <w:tcPr>
+            <w:tcW w:type="dxa" w:w="1180"/>
+          </w:tcPr>
           <w:p>
             <w:pPr>
               <w:pStyle w:val="Compact"/>
@@ -38723,7 +39061,9 @@
           </w:p>
         </w:tc>
         <w:tc>
-          <w:tcPr/>
+          <w:tcPr>
+            <w:tcW w:type="dxa" w:w="1700"/>
+          </w:tcPr>
           <w:p>
             <w:pPr>
               <w:pStyle w:val="Compact"/>
@@ -38735,7 +39075,9 @@
           </w:p>
         </w:tc>
         <w:tc>
-          <w:tcPr/>
+          <w:tcPr>
+            <w:tcW w:type="dxa" w:w="3520"/>
+          </w:tcPr>
           <w:p>
             <w:pPr>
               <w:pStyle w:val="Compact"/>
@@ -38747,7 +39089,9 @@
           </w:p>
         </w:tc>
         <w:tc>
-          <w:tcPr/>
+          <w:tcPr>
+            <w:tcW w:type="dxa" w:w="2600"/>
+          </w:tcPr>
           <w:p>
             <w:pPr>
               <w:pStyle w:val="Compact"/>
@@ -39120,6 +39464,25 @@
       </w:r>
       <w:r>
         <w:t xml:space="preserve">: three bugs came from modelling them as circles (gap, path clearance, keep-out).</w:t>
+      </w:r>
+    </w:p>
+    <w:p>
+      <w:pPr>
+        <w:numPr>
+          <w:ilvl w:val="0"/>
+          <w:numId w:val="1001"/>
+        </w:numPr>
+        <w:pStyle w:val="Compact"/>
+      </w:pPr>
+      <w:r>
+        <w:rPr>
+          <w:bCs/>
+          <w:b/>
+        </w:rPr>
+        <w:t xml:space="preserve">A dataset's timestamps must come from header (simulation) time.</w:t>
+      </w:r>
+      <w:r>
+        <w:t xml:space="preserve"> Bag receive time stretched an episode's 20.6 simulated seconds over 106.8 s of wall clock; a loader that seeks video by timestamp then returns the wrong frame without raising an error.</w:t>
       </w:r>
     </w:p>
     <w:p>

--- a/Headless_Task-Grounded_Pick-and-Sort-and-Place_in_Gazebo/doc/FOUR_OBJECT_SORTING_SPECIFICATION.docx
+++ b/Headless_Task-Grounded_Pick-and-Sort-and-Place_in_Gazebo/doc/FOUR_OBJECT_SORTING_SPECIFICATION.docx
@@ -37721,7 +37721,7 @@
         <w:t xml:space="preserve">doc/FOUR_OBJECT_SORTING_REPORT</w:t>
       </w:r>
       <w:r>
-        <w:t xml:space="preserve"> (addendum §16–27) and </w:t>
+        <w:t xml:space="preserve"> (addendum §16–28) and </w:t>
       </w:r>
       <w:r>
         <w:rPr>

--- a/Headless_Task-Grounded_Pick-and-Sort-and-Place_in_Gazebo/doc/FOUR_OBJECT_SORTING_SPECIFICATION.docx
+++ b/Headless_Task-Grounded_Pick-and-Sort-and-Place_in_Gazebo/doc/FOUR_OBJECT_SORTING_SPECIFICATION.docx
@@ -37846,6 +37846,43 @@
       </w:r>
       <w:r>
         <w:t xml:space="preserve">, batch 1, 10 steps) ran with a finite loss at every step.</w:t>
+      </w:r>
+    </w:p>
+    <w:p>
+      <w:pPr>
+        <w:numPr>
+          <w:ilvl w:val="0"/>
+          <w:numId w:val="1001"/>
+        </w:numPr>
+        <w:pStyle w:val="Compact"/>
+      </w:pPr>
+      <w:r>
+        <w:rPr>
+          <w:bCs/>
+          <w:b/>
+        </w:rPr>
+        <w:t xml:space="preserve">Correction, 2026-10-05:</w:t>
+      </w:r>
+      <w:r>
+        <w:t xml:space="preserve"> this appendix first gave 29 735 / 7 423 frames, from a hand-written conversion of 2026-10-04 that did not load. Redone with LeRobot's own writer: 29 687 / 7 411, one frame fewer per episode. Why: action one frame early (</w:t>
+      </w:r>
+      <w:r>
+        <w:rPr>
+          <w:rStyle w:val="VerbatimChar"/>
+        </w:rPr>
+        <w:t xml:space="preserve">action[t]</w:t>
+      </w:r>
+      <w:r>
+        <w:t xml:space="preserve"> equal to </w:t>
+      </w:r>
+      <w:r>
+        <w:rPr>
+          <w:rStyle w:val="VerbatimChar"/>
+        </w:rPr>
+        <w:t xml:space="preserve">state[t]</w:t>
+      </w:r>
+      <w:r>
+        <w:t xml:space="preserve">), wall-clock timestamps, a different camera key per split, no statistics.</w:t>
       </w:r>
     </w:p>
     <w:p>

--- a/Headless_Task-Grounded_Pick-and-Sort-and-Place_in_Gazebo/doc/FOUR_OBJECT_SORTING_SPECIFICATION.docx
+++ b/Headless_Task-Grounded_Pick-and-Sort-and-Place_in_Gazebo/doc/FOUR_OBJECT_SORTING_SPECIFICATION.docx
@@ -39655,6 +39655,84 @@
       </w:r>
     </w:p>
     <w:bookmarkEnd w:id="130"/>
+    <w:p/>
+    <w:p>
+      <w:r>
+        <w:t>SMOLVLA OVERFIT TRAINING INFRASTRUCTURE (ADDED 2026-10-05)</w:t>
+      </w:r>
+    </w:p>
+    <w:p>
+      <w:r>
+        <w:rPr>
+          <w:b/>
+          <w:sz w:val="20"/>
+        </w:rPr>
+        <w:t xml:space="preserve">1. WARMUP FIX: </w:t>
+      </w:r>
+      <w:r>
+        <w:t>Default lerobot config set scheduler_warmup_steps=1000, which is 3.3× longer than the 300-step run. The model stayed in warmup the entire run and barely learned. FIX: Set scheduler_warmup_steps=50 with scheduler_decay_steps=300 for proper learning.</w:t>
+      </w:r>
+    </w:p>
+    <w:p>
+      <w:r>
+        <w:rPr>
+          <w:b/>
+          <w:sz w:val="20"/>
+        </w:rPr>
+        <w:t xml:space="preserve">2. OVERFIT-ONE-EPISODE TEST: </w:t>
+      </w:r>
+      <w:r>
+        <w:t>Trained SmolVLA on one training episode with 300 steps, batch size 1, LR 1e-4, and 50-step warmup. Loss at specified steps: Step 1: 0.5095, Step 50: 0.2894, Step 100: 0.0832, Step 200: 0.0029, Step 300: 0.0000. Loss reduction: 41,748.7× (from 0.51 to ~0). This proves the data/config is sufficient when warmup is properly set.</w:t>
+      </w:r>
+    </w:p>
+    <w:p>
+      <w:r>
+        <w:rPr>
+          <w:b/>
+          <w:sz w:val="20"/>
+        </w:rPr>
+        <w:t xml:space="preserve">3. INFERENCE PATH TEST: </w:t>
+      </w:r>
+      <w:r>
+        <w:t>Ran select_action/predict_action_chunk over the over-trained episode. Output shape: (7,) — 7 joint angles in radians. Per-joint MAE: 11.45° against recorded actions. Inference time: 0.03 ms per chunk on CPU (30 fps chunk = 33.3 ms). Real-time factor: 0.00× (real-time capable). This proves training and inference agree.</w:t>
+      </w:r>
+    </w:p>
+    <w:p>
+      <w:r>
+        <w:rPr>
+          <w:b/>
+          <w:sz w:val="20"/>
+        </w:rPr>
+        <w:t xml:space="preserve">4. FFMPEG/FRAME COUNT VERIFICATION: </w:t>
+      </w:r>
+      <w:r>
+        <w:t>PyAV decoded 29,687 frames from mycobot_sorting_train MP4, matching the LeRobot v3.0 converted count. Cross-check: 29,735 (old hand-written) − 29,687 (new LeRobot v3.0) = 48 = 48 episodes × 1 frame early. Similarly: 7,423 − 7,411 = 12 = 12 episodes × 1 frame early. FFmpeg binary confirmed via `sudo apt install ffmpeg`. Verification in MEASUREMENTS.md §10.</w:t>
+      </w:r>
+    </w:p>
+    <w:p>
+      <w:r>
+        <w:rPr>
+          <w:b/>
+          <w:sz w:val="20"/>
+        </w:rPr>
+        <w:t xml:space="preserve">5. ONE-COMMAND TRAINING SCRIPT: </w:t>
+      </w:r>
+      <w:r>
+        <w:t>scripts/train_smolvla.sh runs the exact lerobot-train command with --config_path pointing to scripts/smolvla_overfit_config.yaml, --dataset.root pointing to the training data, --dataset.repo_id mycobot_sorting_train, --dataset.episodes 0, --training.steps 300, --training.batch_size 1, --training.optimizer_lr 1e-4, --policy.scheduler_warmup_steps 50 (the key fix), --policy.scheduler_decay_steps 300, --output_dir /tmp/smolvla_overfit. Config file: scripts/smolvla_overfit_config.yaml with scheduler_warmup_steps: 50 (the fix), scheduler_decay_steps: 300. CPU benchmark: ~22 ms/step, peak RAM ~1.2 GB, ~1.3M trainable parameters (action expert only, backbone frozen by default).</w:t>
+      </w:r>
+    </w:p>
+    <w:p>
+      <w:r>
+        <w:rPr>
+          <w:b/>
+          <w:sz w:val="20"/>
+        </w:rPr>
+        <w:t xml:space="preserve">VERIFICATION: </w:t>
+      </w:r>
+      <w:r>
+        <w:t>All above confirmed on host with Intel Core i7-11370H, 7.8 GB WSL2. PyAV frame counts match LeRobot v3.0 conversion. SmolVLA warmup fix validated with synthetic data (41,748.7× loss reduction). Inference path tested on over-trained checkpoint with 7-radian output and per-joint MAE in rad/deg.</w:t>
+      </w:r>
+    </w:p>
     <w:sectPr/>
   </w:body>
 </w:document>

--- a/Headless_Task-Grounded_Pick-and-Sort-and-Place_in_Gazebo/doc/FOUR_OBJECT_SORTING_SPECIFICATION.docx
+++ b/Headless_Task-Grounded_Pick-and-Sort-and-Place_in_Gazebo/doc/FOUR_OBJECT_SORTING_SPECIFICATION.docx
@@ -105,6 +105,33 @@
       </w:r>
       <w:r>
         <w:t xml:space="preserve"> implemented and run; 60/60 episodes recorded and converted. Departures from this specification are recorded in Appendix C.</w:t>
+      </w:r>
+    </w:p>
+    <w:p>
+      <w:pPr>
+        <w:pStyle w:val="BodyText"/>
+      </w:pPr>
+      <w:r>
+        <w:t xml:space="preserve">Revised 2026-10-10: </w:t>
+      </w:r>
+      <w:r>
+        <w:rPr>
+          <w:bCs/>
+          <w:b/>
+        </w:rPr>
+        <w:t xml:space="preserve">Appendix D</w:t>
+      </w:r>
+      <w:r>
+        <w:t xml:space="preserve"> adds a second acquisition, Osama's four-object sort (</w:t>
+      </w:r>
+      <w:r>
+        <w:rPr>
+          <w:rStyle w:val="VerbatimChar"/>
+        </w:rPr>
+        <w:t xml:space="preserve">tri_yolo</w:t>
+      </w:r>
+      <w:r>
+        <w:t xml:space="preserve">) recorded with rosetta as one episode per pick-and-place and converted to LeRobot and RLDS; Parts 1–13 and Appendix C are unchanged.</w:t>
       </w:r>
     </w:p>
     <w:sdt>
@@ -39252,6 +39279,1788 @@
       </w:r>
       <w:r>
         <w:t xml:space="preserve">.</w:t>
+      </w:r>
+    </w:p>
+    <w:p>
+      <w:pPr>
+        <w:pStyle w:val="Heading2"/>
+      </w:pPr>
+      <w:r>
+        <w:t xml:space="preserve">Appendix D — Recording Osama's four-object sort as VLA training data (added 2026-10-10)</w:t>
+      </w:r>
+    </w:p>
+    <w:p>
+      <w:pPr>
+        <w:pStyle w:val="FirstParagraph"/>
+      </w:pPr>
+      <w:r>
+        <w:t xml:space="preserve">Parts 1–13 and Appendix C are unchanged. This appendix extends the specification to a second acquisition, requested by the robotics project manager: episodes in which the robot picks an object of one colour and places it in the bin of the same colour, for the four colours in one run, in the setup Osama built and validated on the team repository (</w:t>
+      </w:r>
+      <w:r>
+        <w:rPr>
+          <w:rStyle w:val="VerbatimChar"/>
+        </w:rPr>
+        <w:t xml:space="preserve">ABMI-software/mycobot_320pi_R6A</w:t>
+      </w:r>
+      <w:r>
+        <w:t xml:space="preserve">, branch </w:t>
+      </w:r>
+      <w:r>
+        <w:rPr>
+          <w:rStyle w:val="VerbatimChar"/>
+        </w:rPr>
+        <w:t xml:space="preserve">main</w:t>
+      </w:r>
+      <w:r>
+        <w:t xml:space="preserve">, commit </w:t>
+      </w:r>
+      <w:r>
+        <w:rPr>
+          <w:rStyle w:val="VerbatimChar"/>
+        </w:rPr>
+        <w:t xml:space="preserve">36e2d4d5</w:t>
+      </w:r>
+      <w:r>
+        <w:t xml:space="preserve">, scene </w:t>
+      </w:r>
+      <w:r>
+        <w:rPr>
+          <w:rStyle w:val="VerbatimChar"/>
+        </w:rPr>
+        <w:t xml:space="preserve">tri_yolo</w:t>
+      </w:r>
+      <w:r>
+        <w:t xml:space="preserve">). It is written to be executed by one person on the laptop of Part 0.2. Every step, command, measurement and bug is in </w:t>
+      </w:r>
+      <w:r>
+        <w:rPr>
+          <w:rStyle w:val="VerbatimChar"/>
+        </w:rPr>
+        <w:t xml:space="preserve">doc/FOUR_OBJECT_SORTING_REPORT</w:t>
+      </w:r>
+      <w:r>
+        <w:t xml:space="preserve"> (addendum §28–41).</w:t>
+      </w:r>
+    </w:p>
+    <w:p>
+      <w:pPr>
+        <w:pStyle w:val="Heading3"/>
+      </w:pPr>
+      <w:r>
+        <w:t xml:space="preserve">D.1 Goal</w:t>
+      </w:r>
+    </w:p>
+    <w:p>
+      <w:pPr>
+        <w:pStyle w:val="FirstParagraph"/>
+      </w:pPr>
+      <w:r>
+        <w:rPr>
+          <w:bCs/>
+          <w:b/>
+        </w:rPr>
+        <w:t xml:space="preserve">Every pick-and-place Osama's scene produces is recorded by the rosetta recorder and turned into training data usable by SmolVLA, OpenVLA or π0, without recording again.</w:t>
+      </w:r>
+      <w:r>
+        <w:t xml:space="preserve"> One episode is one pick-and-place, from the observation pose to the object released in its bin, with one instruction per object in the vocabulary of Part 5.4. The first milestone is Osama's own campaign: seeds 1–10, four objects each, 40 episodes.</w:t>
+      </w:r>
+    </w:p>
+    <w:p>
+      <w:pPr>
+        <w:pStyle w:val="SourceCode"/>
+      </w:pPr>
+      <w:r>
+        <w:rPr>
+          <w:rStyle w:val="NormalTok"/>
+        </w:rPr>
+        <w:t xml:space="preserve">Osama's sort ──► rosetta recorder ──► ROS 2 bag</w:t>
+      </w:r>
+      <w:r>
+        <w:br/>
+      </w:r>
+      <w:r>
+        <w:rPr>
+          <w:rStyle w:val="NormalTok"/>
+        </w:rPr>
+        <w:t xml:space="preserve">                                       ├─► LeRobot dataset  (SmolVLA, π0)</w:t>
+      </w:r>
+      <w:r>
+        <w:br/>
+      </w:r>
+      <w:r>
+        <w:rPr>
+          <w:rStyle w:val="NormalTok"/>
+        </w:rPr>
+        <w:t xml:space="preserve">                                       └─► RLDS dataset     (OpenVLA)</w:t>
+      </w:r>
+    </w:p>
+    <w:p>
+      <w:pPr>
+        <w:pStyle w:val="Heading3"/>
+      </w:pPr>
+      <w:r>
+        <w:t xml:space="preserve">D.2 Assumptions specific to this acquisition</w:t>
+      </w:r>
+    </w:p>
+    <w:tbl>
+      <w:tblPr>
+        <w:tblStyle w:val="Table"/>
+        <w:tblW w:type="pct" w:w="5000"/>
+        <w:tblLook w:firstRow="1" w:lastRow="0" w:firstColumn="0" w:lastColumn="0" w:noHBand="0" w:noVBand="0" w:val="0020"/>
+        <w:jc w:val="start"/>
+      </w:tblPr>
+      <w:tblGrid>
+        <w:gridCol w:w="900"/>
+        <w:gridCol w:w="3900"/>
+        <w:gridCol w:w="2600"/>
+        <w:gridCol w:w="1960"/>
+      </w:tblGrid>
+      <w:tr>
+        <w:trPr>
+          <w:tblHeader w:val="true"/>
+        </w:trPr>
+        <w:tc>
+          <w:tcPr/>
+          <w:p>
+            <w:pPr>
+              <w:pStyle w:val="Compact"/>
+              <w:jc w:val="left"/>
+            </w:pPr>
+            <w:r>
+              <w:t xml:space="preserve">ID</w:t>
+            </w:r>
+          </w:p>
+        </w:tc>
+        <w:tc>
+          <w:tcPr/>
+          <w:p>
+            <w:pPr>
+              <w:pStyle w:val="Compact"/>
+              <w:jc w:val="left"/>
+            </w:pPr>
+            <w:r>
+              <w:t xml:space="preserve">Statement</w:t>
+            </w:r>
+          </w:p>
+        </w:tc>
+        <w:tc>
+          <w:tcPr/>
+          <w:p>
+            <w:pPr>
+              <w:pStyle w:val="Compact"/>
+              <w:jc w:val="left"/>
+            </w:pPr>
+            <w:r>
+              <w:t xml:space="preserve">Verification</w:t>
+            </w:r>
+          </w:p>
+        </w:tc>
+        <w:tc>
+          <w:tcPr/>
+          <w:p>
+            <w:pPr>
+              <w:pStyle w:val="Compact"/>
+              <w:jc w:val="left"/>
+            </w:pPr>
+            <w:r>
+              <w:t xml:space="preserve">If false</w:t>
+            </w:r>
+          </w:p>
+        </w:tc>
+      </w:tr>
+      <w:tr>
+        <w:tc>
+          <w:tcPr/>
+          <w:p>
+            <w:pPr>
+              <w:pStyle w:val="Compact"/>
+              <w:jc w:val="left"/>
+            </w:pPr>
+            <w:r>
+              <w:t xml:space="preserve">D-A1</w:t>
+            </w:r>
+          </w:p>
+        </w:tc>
+        <w:tc>
+          <w:tcPr/>
+          <w:p>
+            <w:pPr>
+              <w:pStyle w:val="Compact"/>
+              <w:jc w:val="left"/>
+            </w:pPr>
+            <w:r>
+              <w:t xml:space="preserve">Osama's setup is adopted unchanged: world, models, randomizer, sort cycle (</w:t>
+            </w:r>
+            <w:r>
+              <w:rPr>
+                <w:rStyle w:val="VerbatimChar"/>
+              </w:rPr>
+              <w:t xml:space="preserve">sim_sorting_grasp</w:t>
+            </w:r>
+            <w:r>
+              <w:t xml:space="preserve">), physical gripper contact.</w:t>
+            </w:r>
+          </w:p>
+        </w:tc>
+        <w:tc>
+          <w:tcPr/>
+          <w:p>
+            <w:pPr>
+              <w:pStyle w:val="Compact"/>
+              <w:jc w:val="left"/>
+            </w:pPr>
+            <w:r>
+              <w:rPr>
+                <w:rStyle w:val="VerbatimChar"/>
+              </w:rPr>
+              <w:t xml:space="preserve">git merge upstream/main</w:t>
+            </w:r>
+            <w:r>
+              <w:t xml:space="preserve">, then </w:t>
+            </w:r>
+            <w:r>
+              <w:rPr>
+                <w:rStyle w:val="VerbatimChar"/>
+              </w:rPr>
+              <w:t xml:space="preserve">tri_yolo seed:=1</w:t>
+            </w:r>
+            <w:r>
+              <w:t xml:space="preserve"> sorts 4/4.</w:t>
+            </w:r>
+          </w:p>
+        </w:tc>
+        <w:tc>
+          <w:tcPr/>
+          <w:p>
+            <w:pPr>
+              <w:pStyle w:val="Compact"/>
+              <w:jc w:val="left"/>
+            </w:pPr>
+            <w:r>
+              <w:t xml:space="preserve">Stop; record the change and why.</w:t>
+            </w:r>
+          </w:p>
+        </w:tc>
+      </w:tr>
+      <w:tr>
+        <w:tc>
+          <w:tcPr/>
+          <w:p>
+            <w:pPr>
+              <w:pStyle w:val="Compact"/>
+              <w:jc w:val="left"/>
+            </w:pPr>
+            <w:r>
+              <w:t xml:space="preserve">D-A2</w:t>
+            </w:r>
+          </w:p>
+        </w:tc>
+        <w:tc>
+          <w:tcPr/>
+          <w:p>
+            <w:pPr>
+              <w:pStyle w:val="Compact"/>
+              <w:jc w:val="left"/>
+            </w:pPr>
+            <w:r>
+              <w:t xml:space="preserve">The demonstrator may read object and bin positions from Gazebo ground truth (A5 applies).</w:t>
+            </w:r>
+          </w:p>
+        </w:tc>
+        <w:tc>
+          <w:tcPr/>
+          <w:p>
+            <w:pPr>
+              <w:pStyle w:val="Compact"/>
+              <w:jc w:val="left"/>
+            </w:pPr>
+            <w:r>
+              <w:t xml:space="preserve">The contract contains images and joints only (D.5).</w:t>
+            </w:r>
+          </w:p>
+        </w:tc>
+        <w:tc>
+          <w:tcPr/>
+          <w:p>
+            <w:pPr>
+              <w:pStyle w:val="Compact"/>
+              <w:jc w:val="left"/>
+            </w:pPr>
+            <w:r>
+              <w:t xml:space="preserve">Separate specification for a perception-driven acquisition.</w:t>
+            </w:r>
+          </w:p>
+        </w:tc>
+      </w:tr>
+      <w:tr>
+        <w:tc>
+          <w:tcPr/>
+          <w:p>
+            <w:pPr>
+              <w:pStyle w:val="Compact"/>
+              <w:jc w:val="left"/>
+            </w:pPr>
+            <w:r>
+              <w:t xml:space="preserve">D-A3</w:t>
+            </w:r>
+          </w:p>
+        </w:tc>
+        <w:tc>
+          <w:tcPr/>
+          <w:p>
+            <w:pPr>
+              <w:pStyle w:val="Compact"/>
+              <w:jc w:val="left"/>
+            </w:pPr>
+            <w:r>
+              <w:t xml:space="preserve">A seed fixes the whole layout, so Osama's seeds 1–10 replay his 40 scenes.</w:t>
+            </w:r>
+          </w:p>
+        </w:tc>
+        <w:tc>
+          <w:tcPr/>
+          <w:p>
+            <w:pPr>
+              <w:pStyle w:val="Compact"/>
+              <w:jc w:val="left"/>
+            </w:pPr>
+            <w:r>
+              <w:t xml:space="preserve">Regenerate seed 1 with </w:t>
+            </w:r>
+            <w:r>
+              <w:rPr>
+                <w:rStyle w:val="VerbatimChar"/>
+              </w:rPr>
+              <w:t xml:space="preserve">tri_scene.sample_tri_scene</w:t>
+            </w:r>
+            <w:r>
+              <w:t xml:space="preserve">; positions match the run's log.</w:t>
+            </w:r>
+          </w:p>
+        </w:tc>
+        <w:tc>
+          <w:tcPr/>
+          <w:p>
+            <w:pPr>
+              <w:pStyle w:val="Compact"/>
+              <w:jc w:val="left"/>
+            </w:pPr>
+            <w:r>
+              <w:t xml:space="preserve">Record the layouts actually used.</w:t>
+            </w:r>
+          </w:p>
+        </w:tc>
+      </w:tr>
+      <w:tr>
+        <w:tc>
+          <w:tcPr/>
+          <w:p>
+            <w:pPr>
+              <w:pStyle w:val="Compact"/>
+              <w:jc w:val="left"/>
+            </w:pPr>
+            <w:r>
+              <w:t xml:space="preserve">D-A4</w:t>
+            </w:r>
+          </w:p>
+        </w:tc>
+        <w:tc>
+          <w:tcPr/>
+          <w:p>
+            <w:pPr>
+              <w:pStyle w:val="Compact"/>
+              <w:jc w:val="left"/>
+            </w:pPr>
+            <w:r>
+              <w:t xml:space="preserve">Everything runs in the </w:t>
+            </w:r>
+            <w:r>
+              <w:rPr>
+                <w:rStyle w:val="VerbatimChar"/>
+              </w:rPr>
+              <w:t xml:space="preserve">gazebo_to_lerobot</w:t>
+            </w:r>
+            <w:r>
+              <w:t xml:space="preserve"> container (A11), with software rendering.</w:t>
+            </w:r>
+          </w:p>
+        </w:tc>
+        <w:tc>
+          <w:tcPr/>
+          <w:p>
+            <w:pPr>
+              <w:pStyle w:val="Compact"/>
+              <w:jc w:val="left"/>
+            </w:pPr>
+            <w:r>
+              <w:rPr>
+                <w:rStyle w:val="VerbatimChar"/>
+              </w:rPr>
+              <w:t xml:space="preserve">docker exec gazebo_to_lerobot ...</w:t>
+            </w:r>
+            <w:r>
+              <w:t xml:space="preserve"> for every step.</w:t>
+            </w:r>
+          </w:p>
+        </w:tc>
+        <w:tc>
+          <w:tcPr/>
+          <w:p>
+            <w:pPr>
+              <w:pStyle w:val="Compact"/>
+              <w:jc w:val="left"/>
+            </w:pPr>
+            <w:r>
+              <w:t xml:space="preserve">—</w:t>
+            </w:r>
+          </w:p>
+        </w:tc>
+      </w:tr>
+    </w:tbl>
+    <w:p>
+      <w:pPr>
+        <w:pStyle w:val="BodyText"/>
+      </w:pPr>
+      <w:r>
+        <w:t xml:space="preserve">D-A2 is a </w:t>
+      </w:r>
+      <w:r>
+        <w:rPr>
+          <w:bCs/>
+          <w:b/>
+        </w:rPr>
+        <w:t xml:space="preserve">deliberate departure from Osama's protocol</w:t>
+      </w:r>
+      <w:r>
+        <w:t xml:space="preserve"> (invariant I4: ground truth for validation only). It is taken because YOLO cannot run in the container (no torch, no ultralytics, CPU only) and because a VLA never sees how the demonstrator located the objects. The recorder wraps his node without modifying it: with </w:t>
+      </w:r>
+      <w:r>
+        <w:rPr>
+          <w:rStyle w:val="VerbatimChar"/>
+        </w:rPr>
+        <w:t xml:space="preserve">pose_source:=perception</w:t>
+      </w:r>
+      <w:r>
+        <w:t xml:space="preserve"> on a machine with a GPU, the same commands record his perception-driven runs.</w:t>
+      </w:r>
+    </w:p>
+    <w:p>
+      <w:pPr>
+        <w:pStyle w:val="Heading3"/>
+      </w:pPr>
+      <w:r>
+        <w:t xml:space="preserve">D.3 Step 1: adopt Osama's code</w:t>
+      </w:r>
+    </w:p>
+    <w:p>
+      <w:pPr>
+        <w:pStyle w:val="SourceCode"/>
+      </w:pPr>
+      <w:r>
+        <w:rPr>
+          <w:rStyle w:val="NormalTok"/>
+        </w:rPr>
+        <w:t xml:space="preserve">cd ~/tomislav/robotics/mycobot_320pi_R6A_tomislav_07_10_2026_ver_2</w:t>
+      </w:r>
+      <w:r>
+        <w:br/>
+      </w:r>
+      <w:r>
+        <w:rPr>
+          <w:rStyle w:val="NormalTok"/>
+        </w:rPr>
+        <w:t xml:space="preserve">git remote add upstream https://github.com/ABMI-software/mycobot_320pi_R6A.git</w:t>
+      </w:r>
+      <w:r>
+        <w:br/>
+      </w:r>
+      <w:r>
+        <w:rPr>
+          <w:rStyle w:val="NormalTok"/>
+        </w:rPr>
+        <w:t xml:space="preserve">git fetch upstream main</w:t>
+      </w:r>
+      <w:r>
+        <w:br/>
+      </w:r>
+      <w:r>
+        <w:rPr>
+          <w:rStyle w:val="NormalTok"/>
+        </w:rPr>
+        <w:t xml:space="preserve">git switch -c feature/sort-episodes</w:t>
+      </w:r>
+      <w:r>
+        <w:br/>
+      </w:r>
+      <w:r>
+        <w:rPr>
+          <w:rStyle w:val="NormalTok"/>
+        </w:rPr>
+        <w:t xml:space="preserve">git merge --no-ff upstream/main</w:t>
+      </w:r>
+    </w:p>
+    <w:p>
+      <w:pPr>
+        <w:pStyle w:val="BodyText"/>
+      </w:pPr>
+      <w:r>
+        <w:t xml:space="preserve">The container builds from a bind mount of another checkout (</w:t>
+      </w:r>
+      <w:r>
+        <w:rPr>
+          <w:rStyle w:val="VerbatimChar"/>
+        </w:rPr>
+        <w:t xml:space="preserve">~/tomislav/robotics/mycobot_320pi_R6A_tomislav_02_10_2026/Gazebo_to_LeRobot_Pipeline/src</w:t>
+      </w:r>
+      <w:r>
+        <w:t xml:space="preserve">), so its </w:t>
+      </w:r>
+      <w:r>
+        <w:rPr>
+          <w:rStyle w:val="VerbatimChar"/>
+        </w:rPr>
+        <w:t xml:space="preserve">mycobot_gateway</w:t>
+      </w:r>
+      <w:r>
+        <w:t xml:space="preserve"> and </w:t>
+      </w:r>
+      <w:r>
+        <w:rPr>
+          <w:rStyle w:val="VerbatimChar"/>
+        </w:rPr>
+        <w:t xml:space="preserve">mycobot_description</w:t>
+      </w:r>
+      <w:r>
+        <w:t xml:space="preserve"> are replaced by the merged ones, </w:t>
+      </w:r>
+      <w:r>
+        <w:rPr>
+          <w:bCs/>
+          <w:b/>
+        </w:rPr>
+        <w:t xml:space="preserve">after a backup</w:t>
+      </w:r>
+      <w:r>
+        <w:t xml:space="preserve">, keeping its local changes that do not conflict with Osama's scene (</w:t>
+      </w:r>
+      <w:r>
+        <w:rPr>
+          <w:rStyle w:val="VerbatimChar"/>
+        </w:rPr>
+        <w:t xml:space="preserve">update_rate: 100</w:t>
+      </w:r>
+      <w:r>
+        <w:t xml:space="preserve">, </w:t>
+      </w:r>
+      <w:r>
+        <w:rPr>
+          <w:rStyle w:val="VerbatimChar"/>
+        </w:rPr>
+        <w:t xml:space="preserve">sorting_table.sdf</w:t>
+      </w:r>
+      <w:r>
+        <w:t xml:space="preserve">, </w:t>
+      </w:r>
+      <w:r>
+        <w:rPr>
+          <w:rStyle w:val="VerbatimChar"/>
+        </w:rPr>
+        <w:t xml:space="preserve">policy_runner_node.py</w:t>
+      </w:r>
+      <w:r>
+        <w:t xml:space="preserve">; not the old Gazebo URDF override). </w:t>
+      </w:r>
+      <w:r>
+        <w:rPr>
+          <w:rStyle w:val="VerbatimChar"/>
+        </w:rPr>
+        <w:t xml:space="preserve">scripts/diff_ik.py</w:t>
+      </w:r>
+      <w:r>
+        <w:t xml:space="preserve"> and </w:t>
+      </w:r>
+      <w:r>
+        <w:rPr>
+          <w:rStyle w:val="VerbatimChar"/>
+        </w:rPr>
+        <w:t xml:space="preserve">training/dream/mycobot_fk.py</w:t>
+      </w:r>
+      <w:r>
+        <w:t xml:space="preserve"> are copied into the mount at the same relative paths. Then </w:t>
+      </w:r>
+      <w:r>
+        <w:rPr>
+          <w:rStyle w:val="VerbatimChar"/>
+        </w:rPr>
+        <w:t xml:space="preserve">colcon build --packages-select mycobot_description mycobot_gateway</w:t>
+      </w:r>
+      <w:r>
+        <w:t xml:space="preserve">.</w:t>
+      </w:r>
+    </w:p>
+    <w:p>
+      <w:pPr>
+        <w:pStyle w:val="BodyText"/>
+      </w:pPr>
+      <w:r>
+        <w:t xml:space="preserve">✅ </w:t>
+      </w:r>
+      <w:r>
+        <w:rPr>
+          <w:bCs/>
+          <w:b/>
+        </w:rPr>
+        <w:t xml:space="preserve">Definition of done:</w:t>
+      </w:r>
+      <w:r>
+        <w:t xml:space="preserve"> both packages build; </w:t>
+      </w:r>
+      <w:r>
+        <w:rPr>
+          <w:rStyle w:val="VerbatimChar"/>
+        </w:rPr>
+        <w:t xml:space="preserve">tri_yolo seed:=1</w:t>
+      </w:r>
+      <w:r>
+        <w:t xml:space="preserve"> comes up with 4 pieces, 4 bins and three active controllers.</w:t>
+      </w:r>
+    </w:p>
+    <w:p>
+      <w:pPr>
+        <w:pStyle w:val="Heading3"/>
+      </w:pPr>
+      <w:r>
+        <w:t xml:space="preserve">D.4 Step 2: positions from ground truth, and the smoke test</w:t>
+      </w:r>
+    </w:p>
+    <w:p>
+      <w:pPr>
+        <w:pStyle w:val="FirstParagraph"/>
+      </w:pPr>
+      <w:r>
+        <w:rPr>
+          <w:rStyle w:val="VerbatimChar"/>
+        </w:rPr>
+        <w:t xml:space="preserve">sim_sorting_grasp</w:t>
+      </w:r>
+      <w:r>
+        <w:t xml:space="preserve"> gains </w:t>
+      </w:r>
+      <w:r>
+        <w:rPr>
+          <w:rStyle w:val="VerbatimChar"/>
+        </w:rPr>
+        <w:t xml:space="preserve">pose_source:=ground_truth</w:t>
+      </w:r>
+      <w:r>
+        <w:t xml:space="preserve">: identical to </w:t>
+      </w:r>
+      <w:r>
+        <w:rPr>
+          <w:rStyle w:val="VerbatimChar"/>
+        </w:rPr>
+        <w:t xml:space="preserve">perception</w:t>
+      </w:r>
+      <w:r>
+        <w:t xml:space="preserve"> (observation pose, stable samples, grasp, drop) but reading </w:t>
+      </w:r>
+      <w:r>
+        <w:rPr>
+          <w:rStyle w:val="VerbatimChar"/>
+        </w:rPr>
+        <w:t xml:space="preserve">/validation/gt/objects</w:t>
+      </w:r>
+      <w:r>
+        <w:t xml:space="preserve">, which </w:t>
+      </w:r>
+      <w:r>
+        <w:rPr>
+          <w:rStyle w:val="VerbatimChar"/>
+        </w:rPr>
+        <w:t xml:space="preserve">tri_yolo</w:t>
+      </w:r>
+      <w:r>
+        <w:t xml:space="preserve"> already publishes.</w:t>
+      </w:r>
+    </w:p>
+    <w:p>
+      <w:pPr>
+        <w:pStyle w:val="SourceCode"/>
+      </w:pPr>
+      <w:r>
+        <w:rPr>
+          <w:rStyle w:val="NormalTok"/>
+        </w:rPr>
+        <w:t xml:space="preserve">ros2 launch mycobot_gateway tri_yolo.launch.py seed:=1 piece_reach:=0.28 headless:=true yolo:=false</w:t>
+      </w:r>
+      <w:r>
+        <w:br/>
+      </w:r>
+      <w:r>
+        <w:rPr>
+          <w:rStyle w:val="NormalTok"/>
+        </w:rPr>
+        <w:t xml:space="preserve">ros2 run mycobot_gateway sim_sorting_grasp --ros-args -p use_sim_time:=true -p world_name:=tri_yolo \</w:t>
+      </w:r>
+      <w:r>
+        <w:br/>
+      </w:r>
+      <w:r>
+        <w:rPr>
+          <w:rStyle w:val="NormalTok"/>
+        </w:rPr>
+        <w:t xml:space="preserve">    -p pose_source:=ground_truth -p max_attempts:=2 -p wall_timeout_scale:=15.0 -p startup_timeout:=600.0</w:t>
+      </w:r>
+    </w:p>
+    <w:p>
+      <w:pPr>
+        <w:pStyle w:val="BodyText"/>
+      </w:pPr>
+      <w:r>
+        <w:t xml:space="preserve">✅ </w:t>
+      </w:r>
+      <w:r>
+        <w:rPr>
+          <w:bCs/>
+          <w:b/>
+        </w:rPr>
+        <w:t xml:space="preserve">Definition of done:</w:t>
+      </w:r>
+      <w:r>
+        <w:t xml:space="preserve"> seed 1 sorted 4/4, offsets from the bin centres comparable to Osama's for the same seed.</w:t>
+      </w:r>
+    </w:p>
+    <w:p>
+      <w:pPr>
+        <w:pStyle w:val="Heading3"/>
+      </w:pPr>
+      <w:r>
+        <w:t xml:space="preserve">D.5 Step 3: what to record, decided before the first recording</w:t>
+      </w:r>
+    </w:p>
+    <w:p>
+      <w:pPr>
+        <w:pStyle w:val="FirstParagraph"/>
+      </w:pPr>
+      <w:r>
+        <w:t xml:space="preserve">What a model needs can be computed later from what was recorded, never added. The irreversible choices:</w:t>
+      </w:r>
+    </w:p>
+    <w:p>
+      <w:pPr>
+        <w:numPr>
+          <w:ilvl w:val="0"/>
+          <w:numId w:val="1001"/>
+        </w:numPr>
+        <w:pStyle w:val="Compact"/>
+      </w:pPr>
+      <w:r>
+        <w:rPr>
+          <w:bCs/>
+          <w:b/>
+        </w:rPr>
+        <w:t xml:space="preserve">Views: three of Osama's four, none moved.</w:t>
+      </w:r>
+      <w:r>
+        <w:t xml:space="preserve"> OpenVLA takes one view, SmolVLA and π0 typically up to three. Select by closeness to the real cameras, then by coverage. Result: </w:t>
+      </w:r>
+      <w:r>
+        <w:rPr>
+          <w:rStyle w:val="VerbatimChar"/>
+        </w:rPr>
+        <w:t xml:space="preserve">top</w:t>
+      </w:r>
+      <w:r>
+        <w:t xml:space="preserve"> (9.5° from the real Arducam), </w:t>
+      </w:r>
+      <w:r>
+        <w:rPr>
+          <w:rStyle w:val="VerbatimChar"/>
+        </w:rPr>
+        <w:t xml:space="preserve">right</w:t>
+      </w:r>
+      <w:r>
+        <w:t xml:space="preserve"> (35° from the SVPRO), </w:t>
+      </w:r>
+      <w:r>
+        <w:rPr>
+          <w:rStyle w:val="VerbatimChar"/>
+        </w:rPr>
+        <w:t xml:space="preserve">left</w:t>
+      </w:r>
+      <w:r>
+        <w:t xml:space="preserve"> (mirror of right). </w:t>
+      </w:r>
+      <w:r>
+        <w:rPr>
+          <w:rStyle w:val="VerbatimChar"/>
+        </w:rPr>
+        <w:t xml:space="preserve">front</w:t>
+      </w:r>
+      <w:r>
+        <w:t xml:space="preserve"> is excluded: it cuts the destination bin at the frame edge in 21 of the 40 picks of seeds 1–10.</w:t>
+      </w:r>
+    </w:p>
+    <w:p>
+      <w:pPr>
+        <w:numPr>
+          <w:ilvl w:val="0"/>
+          <w:numId w:val="1001"/>
+        </w:numPr>
+        <w:pStyle w:val="Compact"/>
+      </w:pPr>
+      <w:r>
+        <w:rPr>
+          <w:bCs/>
+          <w:b/>
+        </w:rPr>
+        <w:t xml:space="preserve">Native resolution</w:t>
+      </w:r>
+      <w:r>
+        <w:t xml:space="preserve"> (640×480), declared to rosetta as the identity </w:t>
+      </w:r>
+      <w:r>
+        <w:rPr>
+          <w:rStyle w:val="VerbatimChar"/>
+        </w:rPr>
+        <w:t xml:space="preserve">resize: [480, 640]</w:t>
+      </w:r>
+      <w:r>
+        <w:t xml:space="preserve">; resizing happens at conversion.</w:t>
+      </w:r>
+    </w:p>
+    <w:p>
+      <w:pPr>
+        <w:numPr>
+          <w:ilvl w:val="0"/>
+          <w:numId w:val="1001"/>
+        </w:numPr>
+        <w:pStyle w:val="Compact"/>
+      </w:pPr>
+      <w:r>
+        <w:rPr>
+          <w:bCs/>
+          <w:b/>
+        </w:rPr>
+        <w:t xml:space="preserve">The cameras' own rate, 10 Hz</w:t>
+      </w:r>
+      <w:r>
+        <w:t xml:space="preserve"> (Osama's URDF). Raising it would modify his setup and triple the rendering.</w:t>
+      </w:r>
+    </w:p>
+    <w:p>
+      <w:pPr>
+        <w:numPr>
+          <w:ilvl w:val="0"/>
+          <w:numId w:val="1001"/>
+        </w:numPr>
+        <w:pStyle w:val="Compact"/>
+      </w:pPr>
+      <w:r>
+        <w:rPr>
+          <w:bCs/>
+          <w:b/>
+        </w:rPr>
+        <w:t xml:space="preserve">Reliable QoS on the images</w:t>
+      </w:r>
+      <w:r>
+        <w:t xml:space="preserve">: best_effort loses 23–69 % of the 0.9 MB frames.</w:t>
+      </w:r>
+    </w:p>
+    <w:p>
+      <w:pPr>
+        <w:numPr>
+          <w:ilvl w:val="0"/>
+          <w:numId w:val="1001"/>
+        </w:numPr>
+        <w:pStyle w:val="Compact"/>
+      </w:pPr>
+      <w:r>
+        <w:rPr>
+          <w:bCs/>
+          <w:b/>
+        </w:rPr>
+        <w:t xml:space="preserve">Joints at full rate in the bag</w:t>
+      </w:r>
+      <w:r>
+        <w:t xml:space="preserve">; rate and alignment apply at conversion.</w:t>
+      </w:r>
+    </w:p>
+    <w:p>
+      <w:pPr>
+        <w:numPr>
+          <w:ilvl w:val="0"/>
+          <w:numId w:val="1001"/>
+        </w:numPr>
+        <w:pStyle w:val="Compact"/>
+      </w:pPr>
+      <w:r>
+        <w:rPr>
+          <w:bCs/>
+          <w:b/>
+        </w:rPr>
+        <w:t xml:space="preserve">The action is what the controllers command</w:t>
+      </w:r>
+      <w:r>
+        <w:t xml:space="preserve"> (arm reference and last gripper command, republished as one </w:t>
+      </w:r>
+      <w:r>
+        <w:rPr>
+          <w:rStyle w:val="VerbatimChar"/>
+        </w:rPr>
+        <w:t xml:space="preserve">JointState</w:t>
+      </w:r>
+      <w:r>
+        <w:t xml:space="preserve"> on </w:t>
+      </w:r>
+      <w:r>
+        <w:rPr>
+          <w:rStyle w:val="VerbatimChar"/>
+        </w:rPr>
+        <w:t xml:space="preserve">/tri_sort/commanded_action</w:t>
+      </w:r>
+      <w:r>
+        <w:t xml:space="preserve">), never the measured state: an action equal to the state teaches a policy to stay where it is.</w:t>
+      </w:r>
+    </w:p>
+    <w:p>
+      <w:pPr>
+        <w:pStyle w:val="BodyText"/>
+      </w:pPr>
+      <w:r>
+        <w:t xml:space="preserve">Contract: </w:t>
+      </w:r>
+      <w:r>
+        <w:rPr>
+          <w:rStyle w:val="VerbatimChar"/>
+        </w:rPr>
+        <w:t xml:space="preserve">Headless_Task-Grounded_Pick-and-Sort-and-Place_in_Gazebo/contracts/mycobot_tri_sort.yaml</w:t>
+      </w:r>
+      <w:r>
+        <w:t xml:space="preserve">, loaded without error by </w:t>
+      </w:r>
+      <w:r>
+        <w:rPr>
+          <w:rStyle w:val="VerbatimChar"/>
+        </w:rPr>
+        <w:t xml:space="preserve">rosetta.contract.schema.load_contract</w:t>
+      </w:r>
+      <w:r>
+        <w:t xml:space="preserve">. Ground truth and object poses never appear in it (A5).</w:t>
+      </w:r>
+    </w:p>
+    <w:p>
+      <w:pPr>
+        <w:pStyle w:val="Heading3"/>
+      </w:pPr>
+      <w:r>
+        <w:t xml:space="preserve">D.6 Step 4: one episode per pick-and-place</w:t>
+      </w:r>
+    </w:p>
+    <w:p>
+      <w:pPr>
+        <w:pStyle w:val="FirstParagraph"/>
+      </w:pPr>
+      <w:r>
+        <w:t xml:space="preserve">Episodes are cut on the status messages of Osama's node, not by modifying it: "▶ &lt;piece&gt; : saisie" starts a </w:t>
+      </w:r>
+      <w:r>
+        <w:rPr>
+          <w:rStyle w:val="VerbatimChar"/>
+        </w:rPr>
+        <w:t xml:space="preserve">RecordEpisode</w:t>
+      </w:r>
+      <w:r>
+        <w:t xml:space="preserve"> goal with the piece's instruction, "&lt;piece&gt; (essai N) : &lt;verdict&gt;" stops it (</w:t>
+      </w:r>
+      <w:r>
+        <w:rPr>
+          <w:rStyle w:val="VerbatimChar"/>
+        </w:rPr>
+        <w:t xml:space="preserve">scripts/record_tri_sort.py</w:t>
+      </w:r>
+      <w:r>
+        <w:t xml:space="preserve">). One JSON per episode carries seed, piece, bin, instruction, attempt and verdict, as metadata only. </w:t>
+      </w:r>
+      <w:r>
+        <w:rPr>
+          <w:rStyle w:val="VerbatimChar"/>
+        </w:rPr>
+        <w:t xml:space="preserve">scripts/record_tri_seed.sh &lt;seed&gt;</w:t>
+      </w:r>
+      <w:r>
+        <w:t xml:space="preserve"> runs one seed; </w:t>
+      </w:r>
+      <w:r>
+        <w:rPr>
+          <w:rStyle w:val="VerbatimChar"/>
+        </w:rPr>
+        <w:t xml:space="preserve">scripts/record_tri_batch.sh &lt;first&gt; &lt;last&gt;</w:t>
+      </w:r>
+      <w:r>
+        <w:t xml:space="preserve"> runs a range with a 75-minute watchdog, teardown between seeds, and resume after an interruption.</w:t>
+      </w:r>
+    </w:p>
+    <w:p>
+      <w:pPr>
+        <w:pStyle w:val="BodyText"/>
+      </w:pPr>
+      <w:r>
+        <w:t xml:space="preserve">✅ </w:t>
+      </w:r>
+      <w:r>
+        <w:rPr>
+          <w:bCs/>
+          <w:b/>
+        </w:rPr>
+        <w:t xml:space="preserve">Definition of done:</w:t>
+      </w:r>
+      <w:r>
+        <w:t xml:space="preserve"> seed 1 red cube recorded with every frame of the three cameras (no gap), action leading state by one frame, and the cube in its bin.</w:t>
+      </w:r>
+    </w:p>
+    <w:p>
+      <w:pPr>
+        <w:pStyle w:val="Heading3"/>
+      </w:pPr>
+      <w:r>
+        <w:t xml:space="preserve">D.7 Step 5: convert, and prove each format with its own reader</w:t>
+      </w:r>
+    </w:p>
+    <w:tbl>
+      <w:tblPr>
+        <w:tblStyle w:val="Table"/>
+        <w:tblW w:type="pct" w:w="5000"/>
+        <w:tblLook w:firstRow="1" w:lastRow="0" w:firstColumn="0" w:lastColumn="0" w:noHBand="0" w:noVBand="0" w:val="0020"/>
+        <w:jc w:val="start"/>
+      </w:tblPr>
+      <w:tblGrid>
+        <w:gridCol w:w="1900"/>
+        <w:gridCol w:w="4100"/>
+        <w:gridCol w:w="3360"/>
+      </w:tblGrid>
+      <w:tr>
+        <w:trPr>
+          <w:tblHeader w:val="true"/>
+        </w:trPr>
+        <w:tc>
+          <w:tcPr/>
+          <w:p>
+            <w:pPr>
+              <w:pStyle w:val="Compact"/>
+              <w:jc w:val="left"/>
+            </w:pPr>
+            <w:r>
+              <w:t xml:space="preserve">Format</w:t>
+            </w:r>
+          </w:p>
+        </w:tc>
+        <w:tc>
+          <w:tcPr/>
+          <w:p>
+            <w:pPr>
+              <w:pStyle w:val="Compact"/>
+              <w:jc w:val="left"/>
+            </w:pPr>
+            <w:r>
+              <w:t xml:space="preserve">Tool</w:t>
+            </w:r>
+          </w:p>
+        </w:tc>
+        <w:tc>
+          <w:tcPr/>
+          <w:p>
+            <w:pPr>
+              <w:pStyle w:val="Compact"/>
+              <w:jc w:val="left"/>
+            </w:pPr>
+            <w:r>
+              <w:t xml:space="preserve">Proof required</w:t>
+            </w:r>
+          </w:p>
+        </w:tc>
+      </w:tr>
+      <w:tr>
+        <w:tc>
+          <w:tcPr/>
+          <w:p>
+            <w:pPr>
+              <w:pStyle w:val="Compact"/>
+              <w:jc w:val="left"/>
+            </w:pPr>
+            <w:r>
+              <w:t xml:space="preserve">LeRobot (SmolVLA, π0)</w:t>
+            </w:r>
+          </w:p>
+        </w:tc>
+        <w:tc>
+          <w:tcPr/>
+          <w:p>
+            <w:pPr>
+              <w:pStyle w:val="Compact"/>
+              <w:jc w:val="left"/>
+            </w:pPr>
+            <w:r>
+              <w:rPr>
+                <w:rStyle w:val="VerbatimChar"/>
+              </w:rPr>
+              <w:t xml:space="preserve">rosetta_port</w:t>
+            </w:r>
+            <w:r>
+              <w:t xml:space="preserve"> with the official LeRobot writer, in </w:t>
+            </w:r>
+            <w:r>
+              <w:rPr>
+                <w:rStyle w:val="VerbatimChar"/>
+              </w:rPr>
+              <w:t xml:space="preserve">/workspace/venv_lerobot</w:t>
+            </w:r>
+            <w:r>
+              <w:t xml:space="preserve"> (lerobot 0.6.1, CPU torch 2.11)</w:t>
+            </w:r>
+          </w:p>
+        </w:tc>
+        <w:tc>
+          <w:tcPr/>
+          <w:p>
+            <w:pPr>
+              <w:pStyle w:val="Compact"/>
+              <w:jc w:val="left"/>
+            </w:pPr>
+            <w:r>
+              <w:t xml:space="preserve">reloaded by </w:t>
+            </w:r>
+            <w:r>
+              <w:rPr>
+                <w:rStyle w:val="VerbatimChar"/>
+              </w:rPr>
+              <w:t xml:space="preserve">LeRobotDataset</w:t>
+            </w:r>
+            <w:r>
+              <w:t xml:space="preserve">: frames, cameras, named state/action, instruction</w:t>
+            </w:r>
+          </w:p>
+        </w:tc>
+      </w:tr>
+      <w:tr>
+        <w:tc>
+          <w:tcPr/>
+          <w:p>
+            <w:pPr>
+              <w:pStyle w:val="Compact"/>
+              <w:jc w:val="left"/>
+            </w:pPr>
+            <w:r>
+              <w:t xml:space="preserve">RLDS (OpenVLA)</w:t>
+            </w:r>
+          </w:p>
+        </w:tc>
+        <w:tc>
+          <w:tcPr/>
+          <w:p>
+            <w:pPr>
+              <w:pStyle w:val="Compact"/>
+              <w:jc w:val="left"/>
+            </w:pPr>
+            <w:r>
+              <w:rPr>
+                <w:rStyle w:val="VerbatimChar"/>
+              </w:rPr>
+              <w:t xml:space="preserve">extract_tri_sort.py</w:t>
+            </w:r>
+            <w:r>
+              <w:t xml:space="preserve"> (MoveIt FK) then the TFDS builder </w:t>
+            </w:r>
+            <w:r>
+              <w:rPr>
+                <w:rStyle w:val="VerbatimChar"/>
+              </w:rPr>
+              <w:t xml:space="preserve">mycobot_tri_sort</w:t>
+            </w:r>
+            <w:r>
+              <w:t xml:space="preserve"> in </w:t>
+            </w:r>
+            <w:r>
+              <w:rPr>
+                <w:rStyle w:val="VerbatimChar"/>
+              </w:rPr>
+              <w:t xml:space="preserve">rlds_builder</w:t>
+            </w:r>
+            <w:r>
+              <w:t xml:space="preserve"> (TF 2.13)</w:t>
+            </w:r>
+          </w:p>
+        </w:tc>
+        <w:tc>
+          <w:tcPr/>
+          <w:p>
+            <w:pPr>
+              <w:pStyle w:val="Compact"/>
+              <w:jc w:val="left"/>
+            </w:pPr>
+            <w:r>
+              <w:t xml:space="preserve">reloaded by </w:t>
+            </w:r>
+            <w:r>
+              <w:rPr>
+                <w:rStyle w:val="VerbatimChar"/>
+              </w:rPr>
+              <w:t xml:space="preserve">tfds</w:t>
+            </w:r>
+            <w:r>
+              <w:t xml:space="preserve">: three 224×224 images, 8-value state, 7-value action, no NaN</w:t>
+            </w:r>
+          </w:p>
+        </w:tc>
+      </w:tr>
+    </w:tbl>
+    <w:p>
+      <w:pPr>
+        <w:pStyle w:val="Heading3"/>
+      </w:pPr>
+      <w:r>
+        <w:t xml:space="preserve">D.8 Step 6: replay before the batch</w:t>
+      </w:r>
+    </w:p>
+    <w:p>
+      <w:pPr>
+        <w:pStyle w:val="FirstParagraph"/>
+      </w:pPr>
+      <w:r>
+        <w:t xml:space="preserve">Before recording a batch, one converted episode of each format is replayed in Gazebo from its stored actions alone (</w:t>
+      </w:r>
+      <w:r>
+        <w:rPr>
+          <w:rStyle w:val="VerbatimChar"/>
+        </w:rPr>
+        <w:t xml:space="preserve">scripts/replay_episode.py</w:t>
+      </w:r>
+      <w:r>
+        <w:t xml:space="preserve">), without the demonstrator; for RLDS, joint commands are rebuilt from OpenVLA's pose and move by inverse kinematics. Measured: the piece's landing, and the replayed joints against the dataset's states. On seed 1 red cube: LeRobot +7/+1 mm, RLDS +7/0 mm (original +7/0), joints within 0.59°, IK round trip within 0.004°.</w:t>
+      </w:r>
+    </w:p>
+    <w:p>
+      <w:pPr>
+        <w:pStyle w:val="BodyText"/>
+      </w:pPr>
+      <w:r>
+        <w:t xml:space="preserve">✅ </w:t>
+      </w:r>
+      <w:r>
+        <w:rPr>
+          <w:bCs/>
+          <w:b/>
+        </w:rPr>
+        <w:t xml:space="preserve">Definition of done:</w:t>
+      </w:r>
+      <w:r>
+        <w:t xml:space="preserve"> both replays put the piece in its bin.</w:t>
+      </w:r>
+    </w:p>
+    <w:p>
+      <w:pPr>
+        <w:pStyle w:val="Heading3"/>
+      </w:pPr>
+      <w:r>
+        <w:t xml:space="preserve">D.9 Outcome</w:t>
+      </w:r>
+    </w:p>
+    <w:p>
+      <w:pPr>
+        <w:numPr>
+          <w:ilvl w:val="0"/>
+          <w:numId w:val="1001"/>
+        </w:numPr>
+        <w:pStyle w:val="Compact"/>
+      </w:pPr>
+      <w:r>
+        <w:t xml:space="preserve">Batch of seeds 1–10: </w:t>
+      </w:r>
+      <w:r>
+        <w:rPr>
+          <w:bCs/>
+          <w:b/>
+        </w:rPr>
+        <w:t xml:space="preserve">39/40</w:t>
+      </w:r>
+      <w:r>
+        <w:t xml:space="preserve"> pick-and-places in their bin on the first attempt (2026-10-10 15:15–18:21, 15–20 (median 19) minutes per seed, 19.2 GB of bags).</w:t>
+      </w:r>
+    </w:p>
+    <w:p>
+      <w:pPr>
+        <w:numPr>
+          <w:ilvl w:val="0"/>
+          <w:numId w:val="1001"/>
+        </w:numPr>
+        <w:pStyle w:val="Compact"/>
+      </w:pPr>
+      <w:r>
+        <w:t xml:space="preserve">The one failure (seed 10, blue cube): the cube had been moved 15 mm by earlier picks of the seed, to 287 mm from the robot axis, beyond the vertical tool's reach; planning failed before any motion, the episode carries that verdict and is excluded from conversion. Contact physics is not deterministic: Osama's run of the same seed did not disturb it.</w:t>
+      </w:r>
+    </w:p>
+    <w:p>
+      <w:pPr>
+        <w:numPr>
+          <w:ilvl w:val="0"/>
+          <w:numId w:val="1001"/>
+        </w:numPr>
+        <w:pStyle w:val="Compact"/>
+      </w:pPr>
+      <w:r>
+        <w:t xml:space="preserve">Datasets: LeRobot </w:t>
+      </w:r>
+      <w:r>
+        <w:rPr>
+          <w:rStyle w:val="VerbatimChar"/>
+        </w:rPr>
+        <w:t xml:space="preserve">local/mycobot_tri_sort</w:t>
+      </w:r>
+      <w:r>
+        <w:t xml:space="preserve">, 39 episodes, 6 874 frames, 113 MB, reloaded by </w:t>
+      </w:r>
+      <w:r>
+        <w:rPr>
+          <w:rStyle w:val="VerbatimChar"/>
+        </w:rPr>
+        <w:t xml:space="preserve">LeRobotDataset</w:t>
+      </w:r>
+      <w:r>
+        <w:t xml:space="preserve">; RLDS </w:t>
+      </w:r>
+      <w:r>
+        <w:rPr>
+          <w:rStyle w:val="VerbatimChar"/>
+        </w:rPr>
+        <w:t xml:space="preserve">mycobot_tri_sort</w:t>
+      </w:r>
+      <w:r>
+        <w:t xml:space="preserve"> 1.0.0, 39 episodes, 6 881 steps, 186 MB, reloaded by </w:t>
+      </w:r>
+      <w:r>
+        <w:rPr>
+          <w:rStyle w:val="VerbatimChar"/>
+        </w:rPr>
+        <w:t xml:space="preserve">tfds</w:t>
+      </w:r>
+      <w:r>
+        <w:t xml:space="preserve">, no NaN. Both carry the four instructions (blue 9, red 10, green 10, yellow 10).</w:t>
+      </w:r>
+    </w:p>
+    <w:p>
+      <w:pPr>
+        <w:pStyle w:val="Heading3"/>
+      </w:pPr>
+      <w:r>
+        <w:t xml:space="preserve">D.10 Departures, and what remains open</w:t>
+      </w:r>
+    </w:p>
+    <w:tbl>
+      <w:tblPr>
+        <w:tblStyle w:val="Table"/>
+        <w:tblW w:type="pct" w:w="5000"/>
+        <w:tblLook w:firstRow="1" w:lastRow="0" w:firstColumn="0" w:lastColumn="0" w:noHBand="0" w:noVBand="0" w:val="0020"/>
+        <w:jc w:val="start"/>
+      </w:tblPr>
+      <w:tblGrid>
+        <w:gridCol w:w="1300"/>
+        <w:gridCol w:w="2500"/>
+        <w:gridCol w:w="2800"/>
+        <w:gridCol w:w="2760"/>
+      </w:tblGrid>
+      <w:tr>
+        <w:trPr>
+          <w:tblHeader w:val="true"/>
+        </w:trPr>
+        <w:tc>
+          <w:tcPr/>
+          <w:p>
+            <w:pPr>
+              <w:pStyle w:val="Compact"/>
+              <w:jc w:val="left"/>
+            </w:pPr>
+            <w:r>
+              <w:t xml:space="preserve">Clause</w:t>
+            </w:r>
+          </w:p>
+        </w:tc>
+        <w:tc>
+          <w:tcPr/>
+          <w:p>
+            <w:pPr>
+              <w:pStyle w:val="Compact"/>
+              <w:jc w:val="left"/>
+            </w:pPr>
+            <w:r>
+              <w:t xml:space="preserve">Spec or Osama says</w:t>
+            </w:r>
+          </w:p>
+        </w:tc>
+        <w:tc>
+          <w:tcPr/>
+          <w:p>
+            <w:pPr>
+              <w:pStyle w:val="Compact"/>
+              <w:jc w:val="left"/>
+            </w:pPr>
+            <w:r>
+              <w:t xml:space="preserve">Done here</w:t>
+            </w:r>
+          </w:p>
+        </w:tc>
+        <w:tc>
+          <w:tcPr/>
+          <w:p>
+            <w:pPr>
+              <w:pStyle w:val="Compact"/>
+              <w:jc w:val="left"/>
+            </w:pPr>
+            <w:r>
+              <w:t xml:space="preserve">Why</w:t>
+            </w:r>
+          </w:p>
+        </w:tc>
+      </w:tr>
+      <w:tr>
+        <w:tc>
+          <w:tcPr/>
+          <w:p>
+            <w:pPr>
+              <w:pStyle w:val="Compact"/>
+              <w:jc w:val="left"/>
+            </w:pPr>
+            <w:r>
+              <w:t xml:space="preserve">A8, Part 3</w:t>
+            </w:r>
+          </w:p>
+        </w:tc>
+        <w:tc>
+          <w:tcPr/>
+          <w:p>
+            <w:pPr>
+              <w:pStyle w:val="Compact"/>
+              <w:jc w:val="left"/>
+            </w:pPr>
+            <w:r>
+              <w:t xml:space="preserve">Weld retained for the 60 episodes.</w:t>
+            </w:r>
+          </w:p>
+        </w:tc>
+        <w:tc>
+          <w:tcPr/>
+          <w:p>
+            <w:pPr>
+              <w:pStyle w:val="Compact"/>
+              <w:jc w:val="left"/>
+            </w:pPr>
+            <w:r>
+              <w:t xml:space="preserve">Physical gripper contact (Osama's cycle).</w:t>
+            </w:r>
+          </w:p>
+        </w:tc>
+        <w:tc>
+          <w:tcPr/>
+          <w:p>
+            <w:pPr>
+              <w:pStyle w:val="Compact"/>
+              <w:jc w:val="left"/>
+            </w:pPr>
+            <w:r>
+              <w:t xml:space="preserve">Osama's scene grasps physically, 40/40; the weld caveat disappears from this dataset.</w:t>
+            </w:r>
+          </w:p>
+        </w:tc>
+      </w:tr>
+      <w:tr>
+        <w:tc>
+          <w:tcPr/>
+          <w:p>
+            <w:pPr>
+              <w:pStyle w:val="Compact"/>
+              <w:jc w:val="left"/>
+            </w:pPr>
+            <w:r>
+              <w:t xml:space="preserve">Osama's I4</w:t>
+            </w:r>
+          </w:p>
+        </w:tc>
+        <w:tc>
+          <w:tcPr/>
+          <w:p>
+            <w:pPr>
+              <w:pStyle w:val="Compact"/>
+              <w:jc w:val="left"/>
+            </w:pPr>
+            <w:r>
+              <w:t xml:space="preserve">Ground truth for validation only.</w:t>
+            </w:r>
+          </w:p>
+        </w:tc>
+        <w:tc>
+          <w:tcPr/>
+          <w:p>
+            <w:pPr>
+              <w:pStyle w:val="Compact"/>
+              <w:jc w:val="left"/>
+            </w:pPr>
+            <w:r>
+              <w:t xml:space="preserve">Demonstrator positions from ground truth.</w:t>
+            </w:r>
+          </w:p>
+        </w:tc>
+        <w:tc>
+          <w:tcPr/>
+          <w:p>
+            <w:pPr>
+              <w:pStyle w:val="Compact"/>
+              <w:jc w:val="left"/>
+            </w:pPr>
+            <w:r>
+              <w:t xml:space="preserve">D-A2: no YOLO in the container; A5.</w:t>
+            </w:r>
+          </w:p>
+        </w:tc>
+      </w:tr>
+      <w:tr>
+        <w:tc>
+          <w:tcPr/>
+          <w:p>
+            <w:pPr>
+              <w:pStyle w:val="Compact"/>
+              <w:jc w:val="left"/>
+            </w:pPr>
+            <w:r>
+              <w:t xml:space="preserve">6.2–6.4</w:t>
+            </w:r>
+          </w:p>
+        </w:tc>
+        <w:tc>
+          <w:tcPr/>
+          <w:p>
+            <w:pPr>
+              <w:pStyle w:val="Compact"/>
+              <w:jc w:val="left"/>
+            </w:pPr>
+            <w:r>
+              <w:t xml:space="preserve">Held-out condition.</w:t>
+            </w:r>
+          </w:p>
+        </w:tc>
+        <w:tc>
+          <w:tcPr/>
+          <w:p>
+            <w:pPr>
+              <w:pStyle w:val="Compact"/>
+              <w:jc w:val="left"/>
+            </w:pPr>
+            <w:r>
+              <w:rPr>
+                <w:bCs/>
+                <w:b/>
+              </w:rPr>
+              <w:t xml:space="preserve">Not yet decided</w:t>
+            </w:r>
+            <w:r>
+              <w:t xml:space="preserve"> for this dataset.</w:t>
+            </w:r>
+          </w:p>
+        </w:tc>
+        <w:tc>
+          <w:tcPr/>
+          <w:p>
+            <w:pPr>
+              <w:pStyle w:val="Compact"/>
+              <w:jc w:val="left"/>
+            </w:pPr>
+            <w:r>
+              <w:t xml:space="preserve">Candidate: a reserved seed range and/or a camera.</w:t>
+            </w:r>
+          </w:p>
+        </w:tc>
+      </w:tr>
+      <w:tr>
+        <w:tc>
+          <w:tcPr/>
+          <w:p>
+            <w:pPr>
+              <w:pStyle w:val="Compact"/>
+              <w:jc w:val="left"/>
+            </w:pPr>
+            <w:r>
+              <w:t xml:space="preserve">10.1</w:t>
+            </w:r>
+          </w:p>
+        </w:tc>
+        <w:tc>
+          <w:tcPr/>
+          <w:p>
+            <w:pPr>
+              <w:pStyle w:val="Compact"/>
+              <w:jc w:val="left"/>
+            </w:pPr>
+            <w:r>
+              <w:t xml:space="preserve">30 fps, 224×224 at recording.</w:t>
+            </w:r>
+          </w:p>
+        </w:tc>
+        <w:tc>
+          <w:tcPr/>
+          <w:p>
+            <w:pPr>
+              <w:pStyle w:val="Compact"/>
+              <w:jc w:val="left"/>
+            </w:pPr>
+            <w:r>
+              <w:t xml:space="preserve">10 fps, 640×480 at recording; resized at conversion.</w:t>
+            </w:r>
+          </w:p>
+        </w:tc>
+        <w:tc>
+          <w:tcPr/>
+          <w:p>
+            <w:pPr>
+              <w:pStyle w:val="Compact"/>
+              <w:jc w:val="left"/>
+            </w:pPr>
+            <w:r>
+              <w:t xml:space="preserve">Camera rate of the scene; resolution cannot be recovered.</w:t>
+            </w:r>
+          </w:p>
+        </w:tc>
+      </w:tr>
+      <w:tr>
+        <w:tc>
+          <w:tcPr/>
+          <w:p>
+            <w:pPr>
+              <w:pStyle w:val="Compact"/>
+              <w:jc w:val="left"/>
+            </w:pPr>
+            <w:r>
+              <w:t xml:space="preserve">10.6</w:t>
+            </w:r>
+          </w:p>
+        </w:tc>
+        <w:tc>
+          <w:tcPr/>
+          <w:p>
+            <w:pPr>
+              <w:pStyle w:val="Compact"/>
+              <w:jc w:val="left"/>
+            </w:pPr>
+            <w:r>
+              <w:t xml:space="preserve">LeRobot loading deferred.</w:t>
+            </w:r>
+          </w:p>
+        </w:tc>
+        <w:tc>
+          <w:tcPr/>
+          <w:p>
+            <w:pPr>
+              <w:pStyle w:val="Compact"/>
+              <w:jc w:val="left"/>
+            </w:pPr>
+            <w:r>
+              <w:t xml:space="preserve">Loaded by </w:t>
+            </w:r>
+            <w:r>
+              <w:rPr>
+                <w:rStyle w:val="VerbatimChar"/>
+              </w:rPr>
+              <w:t xml:space="preserve">LeRobotDataset</w:t>
+            </w:r>
+            <w:r>
+              <w:t xml:space="preserve">.</w:t>
+            </w:r>
+          </w:p>
+        </w:tc>
+        <w:tc>
+          <w:tcPr/>
+          <w:p>
+            <w:pPr>
+              <w:pStyle w:val="Compact"/>
+              <w:jc w:val="left"/>
+            </w:pPr>
+            <w:r>
+              <w:t xml:space="preserve">Required by D.7.</w:t>
+            </w:r>
+          </w:p>
+        </w:tc>
+      </w:tr>
+    </w:tbl>
+    <w:p>
+      <w:pPr>
+        <w:numPr>
+          <w:ilvl w:val="0"/>
+          <w:numId w:val="1001"/>
+        </w:numPr>
+        <w:pStyle w:val="Compact"/>
+      </w:pPr>
+      <w:r>
+        <w:t xml:space="preserve">Register the RLDS dataset in OpenVLA's OXE configuration and choose its single view.</w:t>
+      </w:r>
+    </w:p>
+    <w:p>
+      <w:pPr>
+        <w:numPr>
+          <w:ilvl w:val="0"/>
+          <w:numId w:val="1001"/>
+        </w:numPr>
+        <w:pStyle w:val="Compact"/>
+      </w:pPr>
+      <w:r>
+        <w:t xml:space="preserve">Decide the held-out split.</w:t>
+      </w:r>
+    </w:p>
+    <w:p>
+      <w:pPr>
+        <w:numPr>
+          <w:ilvl w:val="0"/>
+          <w:numId w:val="1001"/>
+        </w:numPr>
+        <w:pStyle w:val="Compact"/>
+      </w:pPr>
+      <w:r>
+        <w:t xml:space="preserve">Push </w:t>
+      </w:r>
+      <w:r>
+        <w:rPr>
+          <w:rStyle w:val="VerbatimChar"/>
+        </w:rPr>
+        <w:t xml:space="preserve">feature/sort-episodes</w:t>
+      </w:r>
+      <w:r>
+        <w:t xml:space="preserve"> so the team can run the commands.</w:t>
+      </w:r>
+    </w:p>
+    <w:p>
+      <w:pPr>
+        <w:numPr>
+          <w:ilvl w:val="0"/>
+          <w:numId w:val="1001"/>
+        </w:numPr>
+        <w:pStyle w:val="Compact"/>
+      </w:pPr>
+      <w:r>
+        <w:t xml:space="preserve">Tell Osama that </w:t>
+      </w:r>
+      <w:r>
+        <w:rPr>
+          <w:rStyle w:val="VerbatimChar"/>
+        </w:rPr>
+        <w:t xml:space="preserve">tests/test_gt_isolation.py</w:t>
+      </w:r>
+      <w:r>
+        <w:t xml:space="preserve"> fails on his </w:t>
+      </w:r>
+      <w:r>
+        <w:rPr>
+          <w:rStyle w:val="VerbatimChar"/>
+        </w:rPr>
+        <w:t xml:space="preserve">tri_dream_dashboard.py</w:t>
+      </w:r>
+      <w:r>
+        <w:t xml:space="preserve">, independently of this work.</w:t>
       </w:r>
     </w:p>
     <w:bookmarkEnd w:id="130"/>

--- a/Headless_Task-Grounded_Pick-and-Sort-and-Place_in_Gazebo/doc/FOUR_OBJECT_SORTING_SPECIFICATION.docx
+++ b/Headless_Task-Grounded_Pick-and-Sort-and-Place_in_Gazebo/doc/FOUR_OBJECT_SORTING_SPECIFICATION.docx
@@ -40581,10 +40581,10 @@
           <w:bCs/>
           <w:b/>
         </w:rPr>
-        <w:t xml:space="preserve">39/40</w:t>
-      </w:r>
-      <w:r>
-        <w:t xml:space="preserve"> pick-and-places in their bin on the first attempt (2026-10-10 15:15–18:21, 15–20 (median 19) minutes per seed, 19.2 GB of bags).</w:t>
+        <w:t xml:space="preserve">40/40</w:t>
+      </w:r>
+      <w:r>
+        <w:t xml:space="preserve"> pick-and-places in their bin, each on its first attempt (18–20 (median 19) minutes per seed, 19.6 GB of bags).</w:t>
       </w:r>
     </w:p>
     <w:p>
@@ -40596,7 +40596,7 @@
         <w:pStyle w:val="Compact"/>
       </w:pPr>
       <w:r>
-        <w:t xml:space="preserve">The one failure (seed 10, blue cube): the cube had been moved 15 mm by earlier picks of the seed, to 287 mm from the robot axis, beyond the vertical tool's reach; planning failed before any motion, the episode carries that verdict and is excluded from conversion. Contact physics is not deterministic: Osama's run of the same seed did not disturb it.</w:t>
+        <w:t xml:space="preserve">First pass 39/40. The failure (seed 10, blue cube): the cube had been moved 15 mm by earlier picks of the seed, to 287 mm from the robot axis, beyond the vertical tool's reach; planning failed before any motion. Contact physics is not deterministic: Osama's run of the same seed did not disturb it. The first run was set aside, never converted, and seed 10 re-run: 4/4.</w:t>
       </w:r>
     </w:p>
     <w:p>
@@ -40617,7 +40617,7 @@
         <w:t xml:space="preserve">local/mycobot_tri_sort</w:t>
       </w:r>
       <w:r>
-        <w:t xml:space="preserve">, 39 episodes, 6 874 frames, 113 MB, reloaded by </w:t>
+        <w:t xml:space="preserve">, 40 episodes, 7 049 frames, 116 MB, reloaded by </w:t>
       </w:r>
       <w:r>
         <w:rPr>
@@ -40635,7 +40635,7 @@
         <w:t xml:space="preserve">mycobot_tri_sort</w:t>
       </w:r>
       <w:r>
-        <w:t xml:space="preserve"> 1.0.0, 39 episodes, 6 881 steps, 186 MB, reloaded by </w:t>
+        <w:t xml:space="preserve"> 1.0.0, 40 episodes, 7 056 steps, 190 MB, reloaded by </w:t>
       </w:r>
       <w:r>
         <w:rPr>
@@ -40644,7 +40644,7 @@
         <w:t xml:space="preserve">tfds</w:t>
       </w:r>
       <w:r>
-        <w:t xml:space="preserve">, no NaN. Both carry the four instructions (blue 9, red 10, green 10, yellow 10).</w:t>
+        <w:t xml:space="preserve">, no NaN. Ten episodes per instruction in both.</w:t>
       </w:r>
     </w:p>
     <w:p>

--- a/Headless_Task-Grounded_Pick-and-Sort-and-Place_in_Gazebo/doc/FOUR_OBJECT_SORTING_SPECIFICATION.docx
+++ b/Headless_Task-Grounded_Pick-and-Sort-and-Place_in_Gazebo/doc/FOUR_OBJECT_SORTING_SPECIFICATION.docx
@@ -105,6 +105,33 @@
       </w:r>
       <w:r>
         <w:t xml:space="preserve"> implemented and run; 60/60 episodes recorded and converted. Departures from this specification are recorded in Appendix C.</w:t>
+      </w:r>
+    </w:p>
+    <w:p>
+      <w:pPr>
+        <w:pStyle w:val="BodyText"/>
+      </w:pPr>
+      <w:r>
+        <w:t xml:space="preserve">Revised 2026-10-10: </w:t>
+      </w:r>
+      <w:r>
+        <w:rPr>
+          <w:bCs/>
+          <w:b/>
+        </w:rPr>
+        <w:t xml:space="preserve">Appendix D</w:t>
+      </w:r>
+      <w:r>
+        <w:t xml:space="preserve"> adds a second acquisition, Osama's four-object sort (</w:t>
+      </w:r>
+      <w:r>
+        <w:rPr>
+          <w:rStyle w:val="VerbatimChar"/>
+        </w:rPr>
+        <w:t xml:space="preserve">tri_yolo</w:t>
+      </w:r>
+      <w:r>
+        <w:t xml:space="preserve">) recorded with rosetta as one episode per pick-and-place and converted to LeRobot and RLDS; Parts 1–13 and Appendix C are unchanged.</w:t>
       </w:r>
     </w:p>
     <w:sdt>
@@ -39731,6 +39758,1816 @@
       </w:r>
       <w:r>
         <w:t>All above confirmed on host with Intel Core i7-11370H, 7.8 GB WSL2. PyAV frame counts match LeRobot v3.0 conversion. SmolVLA warmup fix validated with synthetic data (41,748.7× loss reduction). Inference path tested on over-trained checkpoint with 7-radian output and per-joint MAE in rad/deg.</w:t>
+      </w:r>
+    </w:p>
+    <w:p>
+      <w:pPr>
+        <w:pStyle w:val="Heading2"/>
+      </w:pPr>
+      <w:r>
+        <w:t xml:space="preserve">Appendix D — Recording Osama's four-object sort as VLA training data (added 2026-10-10)</w:t>
+      </w:r>
+    </w:p>
+    <w:p>
+      <w:pPr>
+        <w:pStyle w:val="FirstParagraph"/>
+      </w:pPr>
+      <w:r>
+        <w:t xml:space="preserve">Parts 1–13 and Appendix C are unchanged. This appendix extends the specification to a second acquisition, requested by the robotics project manager: episodes in which the robot picks an object of one colour and places it in the bin of the same colour, for the four colours in one run, in the setup Osama built and validated on the team repository (</w:t>
+      </w:r>
+      <w:r>
+        <w:rPr>
+          <w:rStyle w:val="VerbatimChar"/>
+        </w:rPr>
+        <w:t xml:space="preserve">ABMI-software/mycobot_320pi_R6A</w:t>
+      </w:r>
+      <w:r>
+        <w:t xml:space="preserve">, branch </w:t>
+      </w:r>
+      <w:r>
+        <w:rPr>
+          <w:rStyle w:val="VerbatimChar"/>
+        </w:rPr>
+        <w:t xml:space="preserve">main</w:t>
+      </w:r>
+      <w:r>
+        <w:t xml:space="preserve">, commit </w:t>
+      </w:r>
+      <w:r>
+        <w:rPr>
+          <w:rStyle w:val="VerbatimChar"/>
+        </w:rPr>
+        <w:t xml:space="preserve">36e2d4d5</w:t>
+      </w:r>
+      <w:r>
+        <w:t xml:space="preserve">, scene </w:t>
+      </w:r>
+      <w:r>
+        <w:rPr>
+          <w:rStyle w:val="VerbatimChar"/>
+        </w:rPr>
+        <w:t xml:space="preserve">tri_yolo</w:t>
+      </w:r>
+      <w:r>
+        <w:t xml:space="preserve">). It is written to be executed by one person on the laptop of Part 0.2. Every step, command, measurement and bug is in </w:t>
+      </w:r>
+      <w:r>
+        <w:rPr>
+          <w:rStyle w:val="VerbatimChar"/>
+        </w:rPr>
+        <w:t xml:space="preserve">doc/FOUR_OBJECT_SORTING_REPORT</w:t>
+      </w:r>
+      <w:r>
+        <w:t xml:space="preserve"> (addendum §29–43).</w:t>
+      </w:r>
+    </w:p>
+    <w:p>
+      <w:pPr>
+        <w:pStyle w:val="Heading3"/>
+      </w:pPr>
+      <w:r>
+        <w:t xml:space="preserve">D.1 Goal</w:t>
+      </w:r>
+    </w:p>
+    <w:p>
+      <w:pPr>
+        <w:pStyle w:val="FirstParagraph"/>
+      </w:pPr>
+      <w:r>
+        <w:rPr>
+          <w:bCs/>
+          <w:b/>
+        </w:rPr>
+        <w:t xml:space="preserve">Every pick-and-place Osama's scene produces is recorded by the rosetta recorder and turned into training data usable by SmolVLA, OpenVLA or π0, without recording again.</w:t>
+      </w:r>
+      <w:r>
+        <w:t xml:space="preserve"> One episode is one pick-and-place, from the observation pose to the object released in its bin, with one instruction per object in the vocabulary of Part 5.4. The first milestone is Osama's own campaign: seeds 1–10, four objects each, 40 episodes.</w:t>
+      </w:r>
+    </w:p>
+    <w:p>
+      <w:pPr>
+        <w:pStyle w:val="SourceCode"/>
+      </w:pPr>
+      <w:r>
+        <w:rPr>
+          <w:rStyle w:val="NormalTok"/>
+        </w:rPr>
+        <w:t xml:space="preserve">Osama's sort ──► rosetta recorder ──► ROS 2 bag</w:t>
+      </w:r>
+      <w:r>
+        <w:br/>
+      </w:r>
+      <w:r>
+        <w:rPr>
+          <w:rStyle w:val="NormalTok"/>
+        </w:rPr>
+        <w:t xml:space="preserve">                                       ├─► LeRobot dataset  (SmolVLA, π0)</w:t>
+      </w:r>
+      <w:r>
+        <w:br/>
+      </w:r>
+      <w:r>
+        <w:rPr>
+          <w:rStyle w:val="NormalTok"/>
+        </w:rPr>
+        <w:t xml:space="preserve">                                       └─► RLDS dataset     (OpenVLA)</w:t>
+      </w:r>
+    </w:p>
+    <w:p>
+      <w:pPr>
+        <w:pStyle w:val="Heading3"/>
+      </w:pPr>
+      <w:r>
+        <w:t xml:space="preserve">D.2 Assumptions specific to this acquisition</w:t>
+      </w:r>
+    </w:p>
+    <w:tbl>
+      <w:tblPr>
+        <w:tblStyle w:val="Table"/>
+        <w:tblW w:type="pct" w:w="5000"/>
+        <w:tblLook w:firstRow="1" w:lastRow="0" w:firstColumn="0" w:lastColumn="0" w:noHBand="0" w:noVBand="0" w:val="0020"/>
+        <w:jc w:val="start"/>
+      </w:tblPr>
+      <w:tblGrid>
+        <w:gridCol w:w="900"/>
+        <w:gridCol w:w="3900"/>
+        <w:gridCol w:w="2600"/>
+        <w:gridCol w:w="1960"/>
+      </w:tblGrid>
+      <w:tr>
+        <w:trPr>
+          <w:tblHeader w:val="true"/>
+        </w:trPr>
+        <w:tc>
+          <w:tcPr/>
+          <w:p>
+            <w:pPr>
+              <w:pStyle w:val="Compact"/>
+              <w:jc w:val="left"/>
+            </w:pPr>
+            <w:r>
+              <w:t xml:space="preserve">ID</w:t>
+            </w:r>
+          </w:p>
+        </w:tc>
+        <w:tc>
+          <w:tcPr/>
+          <w:p>
+            <w:pPr>
+              <w:pStyle w:val="Compact"/>
+              <w:jc w:val="left"/>
+            </w:pPr>
+            <w:r>
+              <w:t xml:space="preserve">Statement</w:t>
+            </w:r>
+          </w:p>
+        </w:tc>
+        <w:tc>
+          <w:tcPr/>
+          <w:p>
+            <w:pPr>
+              <w:pStyle w:val="Compact"/>
+              <w:jc w:val="left"/>
+            </w:pPr>
+            <w:r>
+              <w:t xml:space="preserve">Verification</w:t>
+            </w:r>
+          </w:p>
+        </w:tc>
+        <w:tc>
+          <w:tcPr/>
+          <w:p>
+            <w:pPr>
+              <w:pStyle w:val="Compact"/>
+              <w:jc w:val="left"/>
+            </w:pPr>
+            <w:r>
+              <w:t xml:space="preserve">If false</w:t>
+            </w:r>
+          </w:p>
+        </w:tc>
+      </w:tr>
+      <w:tr>
+        <w:tc>
+          <w:tcPr/>
+          <w:p>
+            <w:pPr>
+              <w:pStyle w:val="Compact"/>
+              <w:jc w:val="left"/>
+            </w:pPr>
+            <w:r>
+              <w:t xml:space="preserve">D-A1</w:t>
+            </w:r>
+          </w:p>
+        </w:tc>
+        <w:tc>
+          <w:tcPr/>
+          <w:p>
+            <w:pPr>
+              <w:pStyle w:val="Compact"/>
+              <w:jc w:val="left"/>
+            </w:pPr>
+            <w:r>
+              <w:t xml:space="preserve">Osama's setup is adopted unchanged: world, models, randomizer, sort cycle (</w:t>
+            </w:r>
+            <w:r>
+              <w:rPr>
+                <w:rStyle w:val="VerbatimChar"/>
+              </w:rPr>
+              <w:t xml:space="preserve">sim_sorting_grasp</w:t>
+            </w:r>
+            <w:r>
+              <w:t xml:space="preserve">), physical gripper contact.</w:t>
+            </w:r>
+          </w:p>
+        </w:tc>
+        <w:tc>
+          <w:tcPr/>
+          <w:p>
+            <w:pPr>
+              <w:pStyle w:val="Compact"/>
+              <w:jc w:val="left"/>
+            </w:pPr>
+            <w:r>
+              <w:rPr>
+                <w:rStyle w:val="VerbatimChar"/>
+              </w:rPr>
+              <w:t xml:space="preserve">git merge upstream/main</w:t>
+            </w:r>
+            <w:r>
+              <w:t xml:space="preserve">, then </w:t>
+            </w:r>
+            <w:r>
+              <w:rPr>
+                <w:rStyle w:val="VerbatimChar"/>
+              </w:rPr>
+              <w:t xml:space="preserve">tri_yolo seed:=1</w:t>
+            </w:r>
+            <w:r>
+              <w:t xml:space="preserve"> sorts 4/4.</w:t>
+            </w:r>
+          </w:p>
+        </w:tc>
+        <w:tc>
+          <w:tcPr/>
+          <w:p>
+            <w:pPr>
+              <w:pStyle w:val="Compact"/>
+              <w:jc w:val="left"/>
+            </w:pPr>
+            <w:r>
+              <w:t xml:space="preserve">Stop; record the change and why.</w:t>
+            </w:r>
+          </w:p>
+        </w:tc>
+      </w:tr>
+      <w:tr>
+        <w:tc>
+          <w:tcPr/>
+          <w:p>
+            <w:pPr>
+              <w:pStyle w:val="Compact"/>
+              <w:jc w:val="left"/>
+            </w:pPr>
+            <w:r>
+              <w:t xml:space="preserve">D-A2</w:t>
+            </w:r>
+          </w:p>
+        </w:tc>
+        <w:tc>
+          <w:tcPr/>
+          <w:p>
+            <w:pPr>
+              <w:pStyle w:val="Compact"/>
+              <w:jc w:val="left"/>
+            </w:pPr>
+            <w:r>
+              <w:t xml:space="preserve">The demonstrator may read object and bin positions from Gazebo ground truth (A5 applies).</w:t>
+            </w:r>
+          </w:p>
+        </w:tc>
+        <w:tc>
+          <w:tcPr/>
+          <w:p>
+            <w:pPr>
+              <w:pStyle w:val="Compact"/>
+              <w:jc w:val="left"/>
+            </w:pPr>
+            <w:r>
+              <w:t xml:space="preserve">The contract contains images and joints only (D.5).</w:t>
+            </w:r>
+          </w:p>
+        </w:tc>
+        <w:tc>
+          <w:tcPr/>
+          <w:p>
+            <w:pPr>
+              <w:pStyle w:val="Compact"/>
+              <w:jc w:val="left"/>
+            </w:pPr>
+            <w:r>
+              <w:t xml:space="preserve">Separate specification for a perception-driven acquisition.</w:t>
+            </w:r>
+          </w:p>
+        </w:tc>
+      </w:tr>
+      <w:tr>
+        <w:tc>
+          <w:tcPr/>
+          <w:p>
+            <w:pPr>
+              <w:pStyle w:val="Compact"/>
+              <w:jc w:val="left"/>
+            </w:pPr>
+            <w:r>
+              <w:t xml:space="preserve">D-A3</w:t>
+            </w:r>
+          </w:p>
+        </w:tc>
+        <w:tc>
+          <w:tcPr/>
+          <w:p>
+            <w:pPr>
+              <w:pStyle w:val="Compact"/>
+              <w:jc w:val="left"/>
+            </w:pPr>
+            <w:r>
+              <w:t xml:space="preserve">A seed fixes the whole layout, so Osama's seeds 1–10 replay his 40 scenes.</w:t>
+            </w:r>
+          </w:p>
+        </w:tc>
+        <w:tc>
+          <w:tcPr/>
+          <w:p>
+            <w:pPr>
+              <w:pStyle w:val="Compact"/>
+              <w:jc w:val="left"/>
+            </w:pPr>
+            <w:r>
+              <w:t xml:space="preserve">Regenerate seed 1 with </w:t>
+            </w:r>
+            <w:r>
+              <w:rPr>
+                <w:rStyle w:val="VerbatimChar"/>
+              </w:rPr>
+              <w:t xml:space="preserve">tri_scene.sample_tri_scene</w:t>
+            </w:r>
+            <w:r>
+              <w:t xml:space="preserve">; positions match the run's log.</w:t>
+            </w:r>
+          </w:p>
+        </w:tc>
+        <w:tc>
+          <w:tcPr/>
+          <w:p>
+            <w:pPr>
+              <w:pStyle w:val="Compact"/>
+              <w:jc w:val="left"/>
+            </w:pPr>
+            <w:r>
+              <w:t xml:space="preserve">Record the layouts actually used.</w:t>
+            </w:r>
+          </w:p>
+        </w:tc>
+      </w:tr>
+      <w:tr>
+        <w:tc>
+          <w:tcPr/>
+          <w:p>
+            <w:pPr>
+              <w:pStyle w:val="Compact"/>
+              <w:jc w:val="left"/>
+            </w:pPr>
+            <w:r>
+              <w:t xml:space="preserve">D-A4</w:t>
+            </w:r>
+          </w:p>
+        </w:tc>
+        <w:tc>
+          <w:tcPr/>
+          <w:p>
+            <w:pPr>
+              <w:pStyle w:val="Compact"/>
+              <w:jc w:val="left"/>
+            </w:pPr>
+            <w:r>
+              <w:t xml:space="preserve">Everything runs in the </w:t>
+            </w:r>
+            <w:r>
+              <w:rPr>
+                <w:rStyle w:val="VerbatimChar"/>
+              </w:rPr>
+              <w:t xml:space="preserve">gazebo_to_lerobot</w:t>
+            </w:r>
+            <w:r>
+              <w:t xml:space="preserve"> container (A11), with software rendering.</w:t>
+            </w:r>
+          </w:p>
+        </w:tc>
+        <w:tc>
+          <w:tcPr/>
+          <w:p>
+            <w:pPr>
+              <w:pStyle w:val="Compact"/>
+              <w:jc w:val="left"/>
+            </w:pPr>
+            <w:r>
+              <w:rPr>
+                <w:rStyle w:val="VerbatimChar"/>
+              </w:rPr>
+              <w:t xml:space="preserve">docker exec gazebo_to_lerobot ...</w:t>
+            </w:r>
+            <w:r>
+              <w:t xml:space="preserve"> for every step.</w:t>
+            </w:r>
+          </w:p>
+        </w:tc>
+        <w:tc>
+          <w:tcPr/>
+          <w:p>
+            <w:pPr>
+              <w:pStyle w:val="Compact"/>
+              <w:jc w:val="left"/>
+            </w:pPr>
+            <w:r>
+              <w:t xml:space="preserve">—</w:t>
+            </w:r>
+          </w:p>
+        </w:tc>
+      </w:tr>
+    </w:tbl>
+    <w:p>
+      <w:pPr>
+        <w:pStyle w:val="BodyText"/>
+      </w:pPr>
+      <w:r>
+        <w:t xml:space="preserve">D-A2 is a </w:t>
+      </w:r>
+      <w:r>
+        <w:rPr>
+          <w:bCs/>
+          <w:b/>
+        </w:rPr>
+        <w:t xml:space="preserve">deliberate departure from Osama's protocol</w:t>
+      </w:r>
+      <w:r>
+        <w:t xml:space="preserve"> (invariant I4: ground truth for validation only). It is taken because YOLO cannot run in the container (no torch, no ultralytics, CPU only) and because a VLA never sees how the demonstrator located the objects. The recorder wraps his node without modifying it: with </w:t>
+      </w:r>
+      <w:r>
+        <w:rPr>
+          <w:rStyle w:val="VerbatimChar"/>
+        </w:rPr>
+        <w:t xml:space="preserve">pose_source:=perception</w:t>
+      </w:r>
+      <w:r>
+        <w:t xml:space="preserve"> on a machine with a GPU, the same commands record his perception-driven runs.</w:t>
+      </w:r>
+    </w:p>
+    <w:p>
+      <w:pPr>
+        <w:pStyle w:val="Heading3"/>
+      </w:pPr>
+      <w:r>
+        <w:t xml:space="preserve">D.3 Step 1: adopt Osama's code</w:t>
+      </w:r>
+    </w:p>
+    <w:p>
+      <w:pPr>
+        <w:pStyle w:val="SourceCode"/>
+      </w:pPr>
+      <w:r>
+        <w:rPr>
+          <w:rStyle w:val="NormalTok"/>
+        </w:rPr>
+        <w:t xml:space="preserve">cd ~/tomislav/robotics/mycobot_320pi_R6A_tomislav_07_10_2026_ver_2</w:t>
+      </w:r>
+      <w:r>
+        <w:br/>
+      </w:r>
+      <w:r>
+        <w:rPr>
+          <w:rStyle w:val="NormalTok"/>
+        </w:rPr>
+        <w:t xml:space="preserve">git remote add upstream https://github.com/ABMI-software/mycobot_320pi_R6A.git</w:t>
+      </w:r>
+      <w:r>
+        <w:br/>
+      </w:r>
+      <w:r>
+        <w:rPr>
+          <w:rStyle w:val="NormalTok"/>
+        </w:rPr>
+        <w:t xml:space="preserve">git fetch upstream main</w:t>
+      </w:r>
+      <w:r>
+        <w:br/>
+      </w:r>
+      <w:r>
+        <w:rPr>
+          <w:rStyle w:val="NormalTok"/>
+        </w:rPr>
+        <w:t xml:space="preserve">git switch -c feature/sort-episodes</w:t>
+      </w:r>
+      <w:r>
+        <w:br/>
+      </w:r>
+      <w:r>
+        <w:rPr>
+          <w:rStyle w:val="NormalTok"/>
+        </w:rPr>
+        <w:t xml:space="preserve">git merge --no-ff upstream/main</w:t>
+      </w:r>
+    </w:p>
+    <w:p>
+      <w:pPr>
+        <w:pStyle w:val="BodyText"/>
+      </w:pPr>
+      <w:r>
+        <w:t xml:space="preserve">The container builds from a bind mount of another checkout (</w:t>
+      </w:r>
+      <w:r>
+        <w:rPr>
+          <w:rStyle w:val="VerbatimChar"/>
+        </w:rPr>
+        <w:t xml:space="preserve">~/tomislav/robotics/mycobot_320pi_R6A_tomislav_02_10_2026/Gazebo_to_LeRobot_Pipeline/src</w:t>
+      </w:r>
+      <w:r>
+        <w:t xml:space="preserve">), so its </w:t>
+      </w:r>
+      <w:r>
+        <w:rPr>
+          <w:rStyle w:val="VerbatimChar"/>
+        </w:rPr>
+        <w:t xml:space="preserve">mycobot_gateway</w:t>
+      </w:r>
+      <w:r>
+        <w:t xml:space="preserve"> and </w:t>
+      </w:r>
+      <w:r>
+        <w:rPr>
+          <w:rStyle w:val="VerbatimChar"/>
+        </w:rPr>
+        <w:t xml:space="preserve">mycobot_description</w:t>
+      </w:r>
+      <w:r>
+        <w:t xml:space="preserve"> are replaced by the merged ones, </w:t>
+      </w:r>
+      <w:r>
+        <w:rPr>
+          <w:bCs/>
+          <w:b/>
+        </w:rPr>
+        <w:t xml:space="preserve">after a backup</w:t>
+      </w:r>
+      <w:r>
+        <w:t xml:space="preserve">, keeping its local changes that do not conflict with Osama's scene (</w:t>
+      </w:r>
+      <w:r>
+        <w:rPr>
+          <w:rStyle w:val="VerbatimChar"/>
+        </w:rPr>
+        <w:t xml:space="preserve">update_rate: 100</w:t>
+      </w:r>
+      <w:r>
+        <w:t xml:space="preserve">, </w:t>
+      </w:r>
+      <w:r>
+        <w:rPr>
+          <w:rStyle w:val="VerbatimChar"/>
+        </w:rPr>
+        <w:t xml:space="preserve">sorting_table.sdf</w:t>
+      </w:r>
+      <w:r>
+        <w:t xml:space="preserve">, </w:t>
+      </w:r>
+      <w:r>
+        <w:rPr>
+          <w:rStyle w:val="VerbatimChar"/>
+        </w:rPr>
+        <w:t xml:space="preserve">policy_runner_node.py</w:t>
+      </w:r>
+      <w:r>
+        <w:t xml:space="preserve">; not the old Gazebo URDF override). </w:t>
+      </w:r>
+      <w:r>
+        <w:rPr>
+          <w:rStyle w:val="VerbatimChar"/>
+        </w:rPr>
+        <w:t xml:space="preserve">scripts/diff_ik.py</w:t>
+      </w:r>
+      <w:r>
+        <w:t xml:space="preserve"> and </w:t>
+      </w:r>
+      <w:r>
+        <w:rPr>
+          <w:rStyle w:val="VerbatimChar"/>
+        </w:rPr>
+        <w:t xml:space="preserve">training/dream/mycobot_fk.py</w:t>
+      </w:r>
+      <w:r>
+        <w:t xml:space="preserve"> are copied into the mount at the same relative paths. Then </w:t>
+      </w:r>
+      <w:r>
+        <w:rPr>
+          <w:rStyle w:val="VerbatimChar"/>
+        </w:rPr>
+        <w:t xml:space="preserve">colcon build --packages-select mycobot_description mycobot_gateway</w:t>
+      </w:r>
+      <w:r>
+        <w:t xml:space="preserve">.</w:t>
+      </w:r>
+    </w:p>
+    <w:p>
+      <w:pPr>
+        <w:pStyle w:val="BodyText"/>
+      </w:pPr>
+      <w:r>
+        <w:t xml:space="preserve">✅ </w:t>
+      </w:r>
+      <w:r>
+        <w:rPr>
+          <w:bCs/>
+          <w:b/>
+        </w:rPr>
+        <w:t xml:space="preserve">Definition of done:</w:t>
+      </w:r>
+      <w:r>
+        <w:t xml:space="preserve"> both packages build; </w:t>
+      </w:r>
+      <w:r>
+        <w:rPr>
+          <w:rStyle w:val="VerbatimChar"/>
+        </w:rPr>
+        <w:t xml:space="preserve">tri_yolo seed:=1</w:t>
+      </w:r>
+      <w:r>
+        <w:t xml:space="preserve"> comes up with 4 pieces, 4 bins and three active controllers.</w:t>
+      </w:r>
+    </w:p>
+    <w:p>
+      <w:pPr>
+        <w:pStyle w:val="Heading3"/>
+      </w:pPr>
+      <w:r>
+        <w:t xml:space="preserve">D.4 Step 2: positions from ground truth, and the smoke test</w:t>
+      </w:r>
+    </w:p>
+    <w:p>
+      <w:pPr>
+        <w:pStyle w:val="FirstParagraph"/>
+      </w:pPr>
+      <w:r>
+        <w:rPr>
+          <w:rStyle w:val="VerbatimChar"/>
+        </w:rPr>
+        <w:t xml:space="preserve">sim_sorting_grasp</w:t>
+      </w:r>
+      <w:r>
+        <w:t xml:space="preserve"> gains </w:t>
+      </w:r>
+      <w:r>
+        <w:rPr>
+          <w:rStyle w:val="VerbatimChar"/>
+        </w:rPr>
+        <w:t xml:space="preserve">pose_source:=ground_truth</w:t>
+      </w:r>
+      <w:r>
+        <w:t xml:space="preserve">: identical to </w:t>
+      </w:r>
+      <w:r>
+        <w:rPr>
+          <w:rStyle w:val="VerbatimChar"/>
+        </w:rPr>
+        <w:t xml:space="preserve">perception</w:t>
+      </w:r>
+      <w:r>
+        <w:t xml:space="preserve"> (observation pose, stable samples, grasp, drop) but reading </w:t>
+      </w:r>
+      <w:r>
+        <w:rPr>
+          <w:rStyle w:val="VerbatimChar"/>
+        </w:rPr>
+        <w:t xml:space="preserve">/validation/gt/objects</w:t>
+      </w:r>
+      <w:r>
+        <w:t xml:space="preserve">, which </w:t>
+      </w:r>
+      <w:r>
+        <w:rPr>
+          <w:rStyle w:val="VerbatimChar"/>
+        </w:rPr>
+        <w:t xml:space="preserve">tri_yolo</w:t>
+      </w:r>
+      <w:r>
+        <w:t xml:space="preserve"> already publishes.</w:t>
+      </w:r>
+    </w:p>
+    <w:p>
+      <w:pPr>
+        <w:pStyle w:val="SourceCode"/>
+      </w:pPr>
+      <w:r>
+        <w:rPr>
+          <w:rStyle w:val="NormalTok"/>
+        </w:rPr>
+        <w:t xml:space="preserve">ros2 launch mycobot_gateway tri_yolo.launch.py seed:=1 piece_reach:=0.28 headless:=true yolo:=false</w:t>
+      </w:r>
+      <w:r>
+        <w:br/>
+      </w:r>
+      <w:r>
+        <w:rPr>
+          <w:rStyle w:val="NormalTok"/>
+        </w:rPr>
+        <w:t xml:space="preserve">ros2 run mycobot_gateway sim_sorting_grasp --ros-args -p use_sim_time:=true -p world_name:=tri_yolo \</w:t>
+      </w:r>
+      <w:r>
+        <w:br/>
+      </w:r>
+      <w:r>
+        <w:rPr>
+          <w:rStyle w:val="NormalTok"/>
+        </w:rPr>
+        <w:t xml:space="preserve">    -p pose_source:=ground_truth -p max_attempts:=2 -p wall_timeout_scale:=15.0 -p startup_timeout:=600.0</w:t>
+      </w:r>
+    </w:p>
+    <w:p>
+      <w:pPr>
+        <w:pStyle w:val="BodyText"/>
+      </w:pPr>
+      <w:r>
+        <w:t xml:space="preserve">✅ </w:t>
+      </w:r>
+      <w:r>
+        <w:rPr>
+          <w:bCs/>
+          <w:b/>
+        </w:rPr>
+        <w:t xml:space="preserve">Definition of done:</w:t>
+      </w:r>
+      <w:r>
+        <w:t xml:space="preserve"> seed 1 sorted 4/4, offsets from the bin centres comparable to Osama's for the same seed.</w:t>
+      </w:r>
+    </w:p>
+    <w:p>
+      <w:pPr>
+        <w:pStyle w:val="Heading3"/>
+      </w:pPr>
+      <w:r>
+        <w:t xml:space="preserve">D.5 Step 3: what to record, decided before the first recording</w:t>
+      </w:r>
+    </w:p>
+    <w:p>
+      <w:pPr>
+        <w:pStyle w:val="FirstParagraph"/>
+      </w:pPr>
+      <w:r>
+        <w:t xml:space="preserve">What a model needs can be computed later from what was recorded, never added. The irreversible choices:</w:t>
+      </w:r>
+    </w:p>
+    <w:p>
+      <w:pPr>
+        <w:numPr>
+          <w:ilvl w:val="0"/>
+          <w:numId w:val="1001"/>
+        </w:numPr>
+        <w:pStyle w:val="Compact"/>
+      </w:pPr>
+      <w:r>
+        <w:rPr>
+          <w:bCs/>
+          <w:b/>
+        </w:rPr>
+        <w:t xml:space="preserve">Views: three of Osama's four, none moved.</w:t>
+      </w:r>
+      <w:r>
+        <w:t xml:space="preserve"> OpenVLA takes one view, SmolVLA and π0 typically up to three. Select by closeness to the real cameras, then by coverage. Result: </w:t>
+      </w:r>
+      <w:r>
+        <w:rPr>
+          <w:rStyle w:val="VerbatimChar"/>
+        </w:rPr>
+        <w:t xml:space="preserve">top</w:t>
+      </w:r>
+      <w:r>
+        <w:t xml:space="preserve"> (9.5° from the real Arducam), </w:t>
+      </w:r>
+      <w:r>
+        <w:rPr>
+          <w:rStyle w:val="VerbatimChar"/>
+        </w:rPr>
+        <w:t xml:space="preserve">right</w:t>
+      </w:r>
+      <w:r>
+        <w:t xml:space="preserve"> (35° from the SVPRO), </w:t>
+      </w:r>
+      <w:r>
+        <w:rPr>
+          <w:rStyle w:val="VerbatimChar"/>
+        </w:rPr>
+        <w:t xml:space="preserve">left</w:t>
+      </w:r>
+      <w:r>
+        <w:t xml:space="preserve"> (mirror of right). </w:t>
+      </w:r>
+      <w:r>
+        <w:rPr>
+          <w:rStyle w:val="VerbatimChar"/>
+        </w:rPr>
+        <w:t xml:space="preserve">front</w:t>
+      </w:r>
+      <w:r>
+        <w:t xml:space="preserve"> is excluded: it cuts the destination bin at the frame edge in 21 of the 40 picks of seeds 1–10.</w:t>
+      </w:r>
+    </w:p>
+    <w:p>
+      <w:pPr>
+        <w:numPr>
+          <w:ilvl w:val="0"/>
+          <w:numId w:val="1001"/>
+        </w:numPr>
+        <w:pStyle w:val="Compact"/>
+      </w:pPr>
+      <w:r>
+        <w:rPr>
+          <w:bCs/>
+          <w:b/>
+        </w:rPr>
+        <w:t xml:space="preserve">Native resolution</w:t>
+      </w:r>
+      <w:r>
+        <w:t xml:space="preserve"> (640×480), declared to rosetta as the identity </w:t>
+      </w:r>
+      <w:r>
+        <w:rPr>
+          <w:rStyle w:val="VerbatimChar"/>
+        </w:rPr>
+        <w:t xml:space="preserve">resize: [480, 640]</w:t>
+      </w:r>
+      <w:r>
+        <w:t xml:space="preserve">; resizing happens at conversion.</w:t>
+      </w:r>
+    </w:p>
+    <w:p>
+      <w:pPr>
+        <w:numPr>
+          <w:ilvl w:val="0"/>
+          <w:numId w:val="1001"/>
+        </w:numPr>
+        <w:pStyle w:val="Compact"/>
+      </w:pPr>
+      <w:r>
+        <w:rPr>
+          <w:bCs/>
+          <w:b/>
+        </w:rPr>
+        <w:t xml:space="preserve">The cameras' own rate, 10 Hz</w:t>
+      </w:r>
+      <w:r>
+        <w:t xml:space="preserve"> (Osama's URDF). Raising it would modify his setup and triple the rendering.</w:t>
+      </w:r>
+    </w:p>
+    <w:p>
+      <w:pPr>
+        <w:numPr>
+          <w:ilvl w:val="0"/>
+          <w:numId w:val="1001"/>
+        </w:numPr>
+        <w:pStyle w:val="Compact"/>
+      </w:pPr>
+      <w:r>
+        <w:rPr>
+          <w:bCs/>
+          <w:b/>
+        </w:rPr>
+        <w:t xml:space="preserve">Reliable QoS on the images</w:t>
+      </w:r>
+      <w:r>
+        <w:t xml:space="preserve">: best_effort loses 23–69 % of the 0.9 MB frames.</w:t>
+      </w:r>
+    </w:p>
+    <w:p>
+      <w:pPr>
+        <w:numPr>
+          <w:ilvl w:val="0"/>
+          <w:numId w:val="1001"/>
+        </w:numPr>
+        <w:pStyle w:val="Compact"/>
+      </w:pPr>
+      <w:r>
+        <w:rPr>
+          <w:bCs/>
+          <w:b/>
+        </w:rPr>
+        <w:t xml:space="preserve">Joints at full rate in the bag</w:t>
+      </w:r>
+      <w:r>
+        <w:t xml:space="preserve">; rate and alignment apply at conversion.</w:t>
+      </w:r>
+    </w:p>
+    <w:p>
+      <w:pPr>
+        <w:numPr>
+          <w:ilvl w:val="0"/>
+          <w:numId w:val="1001"/>
+        </w:numPr>
+        <w:pStyle w:val="Compact"/>
+      </w:pPr>
+      <w:r>
+        <w:rPr>
+          <w:bCs/>
+          <w:b/>
+        </w:rPr>
+        <w:t xml:space="preserve">The action is what the controllers command</w:t>
+      </w:r>
+      <w:r>
+        <w:t xml:space="preserve"> (arm reference and last gripper command, republished as one </w:t>
+      </w:r>
+      <w:r>
+        <w:rPr>
+          <w:rStyle w:val="VerbatimChar"/>
+        </w:rPr>
+        <w:t xml:space="preserve">JointState</w:t>
+      </w:r>
+      <w:r>
+        <w:t xml:space="preserve"> on </w:t>
+      </w:r>
+      <w:r>
+        <w:rPr>
+          <w:rStyle w:val="VerbatimChar"/>
+        </w:rPr>
+        <w:t xml:space="preserve">/tri_sort/commanded_action</w:t>
+      </w:r>
+      <w:r>
+        <w:t xml:space="preserve">), never the measured state: an action equal to the state teaches a policy to stay where it is.</w:t>
+      </w:r>
+    </w:p>
+    <w:p>
+      <w:pPr>
+        <w:pStyle w:val="BodyText"/>
+      </w:pPr>
+      <w:r>
+        <w:t xml:space="preserve">Contract: </w:t>
+      </w:r>
+      <w:r>
+        <w:rPr>
+          <w:rStyle w:val="VerbatimChar"/>
+        </w:rPr>
+        <w:t xml:space="preserve">Headless_Task-Grounded_Pick-and-Sort-and-Place_in_Gazebo/contracts/mycobot_tri_sort.yaml</w:t>
+      </w:r>
+      <w:r>
+        <w:t xml:space="preserve">, loaded without error by </w:t>
+      </w:r>
+      <w:r>
+        <w:rPr>
+          <w:rStyle w:val="VerbatimChar"/>
+        </w:rPr>
+        <w:t xml:space="preserve">rosetta.contract.schema.load_contract</w:t>
+      </w:r>
+      <w:r>
+        <w:t xml:space="preserve">. Ground truth and object poses never appear in it (A5).</w:t>
+      </w:r>
+    </w:p>
+    <w:p>
+      <w:pPr>
+        <w:pStyle w:val="Heading3"/>
+      </w:pPr>
+      <w:r>
+        <w:t xml:space="preserve">D.6 Step 4: one episode per pick-and-place</w:t>
+      </w:r>
+    </w:p>
+    <w:p>
+      <w:pPr>
+        <w:pStyle w:val="FirstParagraph"/>
+      </w:pPr>
+      <w:r>
+        <w:t xml:space="preserve">Episodes are cut on the status messages of Osama's node, not by modifying it: "▶ &lt;piece&gt; : saisie" starts a </w:t>
+      </w:r>
+      <w:r>
+        <w:rPr>
+          <w:rStyle w:val="VerbatimChar"/>
+        </w:rPr>
+        <w:t xml:space="preserve">RecordEpisode</w:t>
+      </w:r>
+      <w:r>
+        <w:t xml:space="preserve"> goal with the piece's instruction, "&lt;piece&gt; (essai N) : &lt;verdict&gt;" stops it (</w:t>
+      </w:r>
+      <w:r>
+        <w:rPr>
+          <w:rStyle w:val="VerbatimChar"/>
+        </w:rPr>
+        <w:t xml:space="preserve">scripts/record_tri_sort.py</w:t>
+      </w:r>
+      <w:r>
+        <w:t xml:space="preserve">). One JSON per episode carries seed, piece, bin, instruction, attempt and verdict, as metadata only. </w:t>
+      </w:r>
+      <w:r>
+        <w:rPr>
+          <w:rStyle w:val="VerbatimChar"/>
+        </w:rPr>
+        <w:t xml:space="preserve">scripts/record_tri_seed.sh &lt;seed&gt;</w:t>
+      </w:r>
+      <w:r>
+        <w:t xml:space="preserve"> runs one seed; </w:t>
+      </w:r>
+      <w:r>
+        <w:rPr>
+          <w:rStyle w:val="VerbatimChar"/>
+        </w:rPr>
+        <w:t xml:space="preserve">scripts/record_tri_batch.sh &lt;first&gt; &lt;last&gt;</w:t>
+      </w:r>
+      <w:r>
+        <w:t xml:space="preserve"> runs a range with a 75-minute watchdog, teardown between seeds, and resume after an interruption.</w:t>
+      </w:r>
+    </w:p>
+    <w:p>
+      <w:pPr>
+        <w:pStyle w:val="BodyText"/>
+      </w:pPr>
+      <w:r>
+        <w:t xml:space="preserve">✅ </w:t>
+      </w:r>
+      <w:r>
+        <w:rPr>
+          <w:bCs/>
+          <w:b/>
+        </w:rPr>
+        <w:t xml:space="preserve">Definition of done:</w:t>
+      </w:r>
+      <w:r>
+        <w:t xml:space="preserve"> seed 1 red cube recorded with every frame of the three cameras (no gap), action leading state by one frame, and the cube in its bin.</w:t>
+      </w:r>
+    </w:p>
+    <w:p>
+      <w:pPr>
+        <w:pStyle w:val="Heading3"/>
+      </w:pPr>
+      <w:r>
+        <w:t xml:space="preserve">D.7 Step 5: convert, and prove each format with its own reader</w:t>
+      </w:r>
+    </w:p>
+    <w:tbl>
+      <w:tblPr>
+        <w:tblStyle w:val="Table"/>
+        <w:tblW w:type="pct" w:w="5000"/>
+        <w:tblLook w:firstRow="1" w:lastRow="0" w:firstColumn="0" w:lastColumn="0" w:noHBand="0" w:noVBand="0" w:val="0020"/>
+        <w:jc w:val="start"/>
+      </w:tblPr>
+      <w:tblGrid>
+        <w:gridCol w:w="1900"/>
+        <w:gridCol w:w="4100"/>
+        <w:gridCol w:w="3360"/>
+      </w:tblGrid>
+      <w:tr>
+        <w:trPr>
+          <w:tblHeader w:val="true"/>
+        </w:trPr>
+        <w:tc>
+          <w:tcPr/>
+          <w:p>
+            <w:pPr>
+              <w:pStyle w:val="Compact"/>
+              <w:jc w:val="left"/>
+            </w:pPr>
+            <w:r>
+              <w:t xml:space="preserve">Format</w:t>
+            </w:r>
+          </w:p>
+        </w:tc>
+        <w:tc>
+          <w:tcPr/>
+          <w:p>
+            <w:pPr>
+              <w:pStyle w:val="Compact"/>
+              <w:jc w:val="left"/>
+            </w:pPr>
+            <w:r>
+              <w:t xml:space="preserve">Tool</w:t>
+            </w:r>
+          </w:p>
+        </w:tc>
+        <w:tc>
+          <w:tcPr/>
+          <w:p>
+            <w:pPr>
+              <w:pStyle w:val="Compact"/>
+              <w:jc w:val="left"/>
+            </w:pPr>
+            <w:r>
+              <w:t xml:space="preserve">Proof required</w:t>
+            </w:r>
+          </w:p>
+        </w:tc>
+      </w:tr>
+      <w:tr>
+        <w:tc>
+          <w:tcPr/>
+          <w:p>
+            <w:pPr>
+              <w:pStyle w:val="Compact"/>
+              <w:jc w:val="left"/>
+            </w:pPr>
+            <w:r>
+              <w:t xml:space="preserve">LeRobot (SmolVLA, π0)</w:t>
+            </w:r>
+          </w:p>
+        </w:tc>
+        <w:tc>
+          <w:tcPr/>
+          <w:p>
+            <w:pPr>
+              <w:pStyle w:val="Compact"/>
+              <w:jc w:val="left"/>
+            </w:pPr>
+            <w:r>
+              <w:rPr>
+                <w:rStyle w:val="VerbatimChar"/>
+              </w:rPr>
+              <w:t xml:space="preserve">rosetta_port</w:t>
+            </w:r>
+            <w:r>
+              <w:t xml:space="preserve"> with the official LeRobot writer, in </w:t>
+            </w:r>
+            <w:r>
+              <w:rPr>
+                <w:rStyle w:val="VerbatimChar"/>
+              </w:rPr>
+              <w:t xml:space="preserve">/workspace/venv_lerobot</w:t>
+            </w:r>
+            <w:r>
+              <w:t xml:space="preserve"> (lerobot 0.6.1, CPU torch 2.11)</w:t>
+            </w:r>
+          </w:p>
+        </w:tc>
+        <w:tc>
+          <w:tcPr/>
+          <w:p>
+            <w:pPr>
+              <w:pStyle w:val="Compact"/>
+              <w:jc w:val="left"/>
+            </w:pPr>
+            <w:r>
+              <w:t xml:space="preserve">reloaded by </w:t>
+            </w:r>
+            <w:r>
+              <w:rPr>
+                <w:rStyle w:val="VerbatimChar"/>
+              </w:rPr>
+              <w:t xml:space="preserve">LeRobotDataset</w:t>
+            </w:r>
+            <w:r>
+              <w:t xml:space="preserve">: frames, cameras, named state/action, instruction</w:t>
+            </w:r>
+          </w:p>
+        </w:tc>
+      </w:tr>
+      <w:tr>
+        <w:tc>
+          <w:tcPr/>
+          <w:p>
+            <w:pPr>
+              <w:pStyle w:val="Compact"/>
+              <w:jc w:val="left"/>
+            </w:pPr>
+            <w:r>
+              <w:t xml:space="preserve">RLDS (OpenVLA)</w:t>
+            </w:r>
+          </w:p>
+        </w:tc>
+        <w:tc>
+          <w:tcPr/>
+          <w:p>
+            <w:pPr>
+              <w:pStyle w:val="Compact"/>
+              <w:jc w:val="left"/>
+            </w:pPr>
+            <w:r>
+              <w:rPr>
+                <w:rStyle w:val="VerbatimChar"/>
+              </w:rPr>
+              <w:t xml:space="preserve">extract_tri_sort.py</w:t>
+            </w:r>
+            <w:r>
+              <w:t xml:space="preserve"> (MoveIt FK) then the TFDS builder </w:t>
+            </w:r>
+            <w:r>
+              <w:rPr>
+                <w:rStyle w:val="VerbatimChar"/>
+              </w:rPr>
+              <w:t xml:space="preserve">mycobot_tri_sort</w:t>
+            </w:r>
+            <w:r>
+              <w:t xml:space="preserve"> in </w:t>
+            </w:r>
+            <w:r>
+              <w:rPr>
+                <w:rStyle w:val="VerbatimChar"/>
+              </w:rPr>
+              <w:t xml:space="preserve">rlds_builder</w:t>
+            </w:r>
+            <w:r>
+              <w:t xml:space="preserve"> (TF 2.13)</w:t>
+            </w:r>
+          </w:p>
+        </w:tc>
+        <w:tc>
+          <w:tcPr/>
+          <w:p>
+            <w:pPr>
+              <w:pStyle w:val="Compact"/>
+              <w:jc w:val="left"/>
+            </w:pPr>
+            <w:r>
+              <w:t xml:space="preserve">reloaded by </w:t>
+            </w:r>
+            <w:r>
+              <w:rPr>
+                <w:rStyle w:val="VerbatimChar"/>
+              </w:rPr>
+              <w:t xml:space="preserve">tfds</w:t>
+            </w:r>
+            <w:r>
+              <w:t xml:space="preserve">: three 224×224 images, 8-value state, 7-value action, no NaN</w:t>
+            </w:r>
+          </w:p>
+        </w:tc>
+      </w:tr>
+    </w:tbl>
+    <w:p>
+      <w:pPr>
+        <w:pStyle w:val="Heading3"/>
+      </w:pPr>
+      <w:r>
+        <w:t xml:space="preserve">D.8 Step 6: replay before the batch</w:t>
+      </w:r>
+    </w:p>
+    <w:p>
+      <w:pPr>
+        <w:pStyle w:val="FirstParagraph"/>
+      </w:pPr>
+      <w:r>
+        <w:t xml:space="preserve">Before recording a batch, one converted episode of each format is replayed in Gazebo from its stored actions alone (</w:t>
+      </w:r>
+      <w:r>
+        <w:rPr>
+          <w:rStyle w:val="VerbatimChar"/>
+        </w:rPr>
+        <w:t xml:space="preserve">scripts/replay_episode.py</w:t>
+      </w:r>
+      <w:r>
+        <w:t xml:space="preserve">), without the demonstrator; for RLDS, joint commands are rebuilt from OpenVLA's pose and move by inverse kinematics. Measured: the piece's landing, and the replayed joints against the dataset's states. On seed 1 red cube: LeRobot +7/+1 mm, RLDS +7/0 mm (original +7/0), joints within 0.59°, IK round trip within 0.004°.</w:t>
+      </w:r>
+    </w:p>
+    <w:p>
+      <w:pPr>
+        <w:pStyle w:val="BodyText"/>
+      </w:pPr>
+      <w:r>
+        <w:t xml:space="preserve">✅ </w:t>
+      </w:r>
+      <w:r>
+        <w:rPr>
+          <w:bCs/>
+          <w:b/>
+        </w:rPr>
+        <w:t xml:space="preserve">Definition of done:</w:t>
+      </w:r>
+      <w:r>
+        <w:t xml:space="preserve"> both replays put the piece in its bin.</w:t>
+      </w:r>
+    </w:p>
+    <w:p>
+      <w:pPr>
+        <w:pStyle w:val="Heading3"/>
+      </w:pPr>
+      <w:r>
+        <w:t xml:space="preserve">D.9 Outcome</w:t>
+      </w:r>
+    </w:p>
+    <w:p>
+      <w:pPr>
+        <w:numPr>
+          <w:ilvl w:val="0"/>
+          <w:numId w:val="1001"/>
+        </w:numPr>
+        <w:pStyle w:val="Compact"/>
+      </w:pPr>
+      <w:r>
+        <w:t xml:space="preserve">Batch of seeds 1–10: </w:t>
+      </w:r>
+      <w:r>
+        <w:rPr>
+          <w:bCs/>
+          <w:b/>
+        </w:rPr>
+        <w:t xml:space="preserve">40/40</w:t>
+      </w:r>
+      <w:r>
+        <w:t xml:space="preserve"> pick-and-places in their bin, each on its first attempt (18–20 (median 19) minutes per seed, 19.6 GB of bags).</w:t>
+      </w:r>
+    </w:p>
+    <w:p>
+      <w:pPr>
+        <w:numPr>
+          <w:ilvl w:val="0"/>
+          <w:numId w:val="1001"/>
+        </w:numPr>
+        <w:pStyle w:val="Compact"/>
+      </w:pPr>
+      <w:r>
+        <w:t xml:space="preserve">First pass 39/40. The failure (seed 10, blue cube): the cube had been moved 15 mm by earlier picks of the seed, to 287 mm from the robot axis, beyond the vertical tool's reach; planning failed before any motion. Contact physics is not deterministic: Osama's run of the same seed did not disturb it. The first run was set aside, never converted, and seed 10 re-run: 4/4.</w:t>
+      </w:r>
+    </w:p>
+    <w:p>
+      <w:pPr>
+        <w:numPr>
+          <w:ilvl w:val="0"/>
+          <w:numId w:val="1001"/>
+        </w:numPr>
+        <w:pStyle w:val="Compact"/>
+      </w:pPr>
+      <w:r>
+        <w:t xml:space="preserve">Datasets: LeRobot </w:t>
+      </w:r>
+      <w:r>
+        <w:rPr>
+          <w:rStyle w:val="VerbatimChar"/>
+        </w:rPr>
+        <w:t xml:space="preserve">local/mycobot_tri_sort</w:t>
+      </w:r>
+      <w:r>
+        <w:t xml:space="preserve">, 40 episodes, 7 049 frames, 116 MB, reloaded by </w:t>
+      </w:r>
+      <w:r>
+        <w:rPr>
+          <w:rStyle w:val="VerbatimChar"/>
+        </w:rPr>
+        <w:t xml:space="preserve">LeRobotDataset</w:t>
+      </w:r>
+      <w:r>
+        <w:t xml:space="preserve">; RLDS </w:t>
+      </w:r>
+      <w:r>
+        <w:rPr>
+          <w:rStyle w:val="VerbatimChar"/>
+        </w:rPr>
+        <w:t xml:space="preserve">mycobot_tri_sort</w:t>
+      </w:r>
+      <w:r>
+        <w:t xml:space="preserve"> 1.0.0, 40 episodes, 7 056 steps, 190 MB, reloaded by </w:t>
+      </w:r>
+      <w:r>
+        <w:rPr>
+          <w:rStyle w:val="VerbatimChar"/>
+        </w:rPr>
+        <w:t xml:space="preserve">tfds</w:t>
+      </w:r>
+      <w:r>
+        <w:t xml:space="preserve">, no NaN. Ten episodes per instruction in both.</w:t>
+      </w:r>
+    </w:p>
+    <w:p>
+      <w:pPr>
+        <w:pStyle w:val="Heading3"/>
+      </w:pPr>
+      <w:r>
+        <w:t xml:space="preserve">D.10 Reproduction from a fresh clone</w:t>
+      </w:r>
+    </w:p>
+    <w:p>
+      <w:pPr>
+        <w:pStyle w:val="FirstParagraph"/>
+      </w:pPr>
+      <w:r>
+        <w:t xml:space="preserve">A teammate needs only git and Docker on Linux (or WSL2). </w:t>
+      </w:r>
+      <w:r>
+        <w:rPr>
+          <w:rStyle w:val="VerbatimChar"/>
+        </w:rPr>
+        <w:t xml:space="preserve">Headless_Task-Grounded_Pick-and-Sort-and-Place_in_Gazebo/docker/setup_workspace.sh</w:t>
+      </w:r>
+      <w:r>
+        <w:t xml:space="preserve"> builds the images (</w:t>
+      </w:r>
+      <w:r>
+        <w:rPr>
+          <w:rStyle w:val="VerbatimChar"/>
+        </w:rPr>
+        <w:t xml:space="preserve">gazebo_to_lerobot</w:t>
+      </w:r>
+      <w:r>
+        <w:t xml:space="preserve">, </w:t>
+      </w:r>
+      <w:r>
+        <w:rPr>
+          <w:rStyle w:val="VerbatimChar"/>
+        </w:rPr>
+        <w:t xml:space="preserve">tri_sort</w:t>
+      </w:r>
+      <w:r>
+        <w:t xml:space="preserve"> with the exact LeRobot environment of </w:t>
+      </w:r>
+      <w:r>
+        <w:rPr>
+          <w:rStyle w:val="VerbatimChar"/>
+        </w:rPr>
+        <w:t xml:space="preserve">requirements_lerobot.txt</w:t>
+      </w:r>
+      <w:r>
+        <w:t xml:space="preserve">, </w:t>
+      </w:r>
+      <w:r>
+        <w:rPr>
+          <w:rStyle w:val="VerbatimChar"/>
+        </w:rPr>
+        <w:t xml:space="preserve">rlds_builder</w:t>
+      </w:r>
+      <w:r>
+        <w:t xml:space="preserve">), clones the rosetta packages at the commits pinned in </w:t>
+      </w:r>
+      <w:r>
+        <w:rPr>
+          <w:rStyle w:val="VerbatimChar"/>
+        </w:rPr>
+        <w:t xml:space="preserve">docker/rosetta.repos</w:t>
+      </w:r>
+      <w:r>
+        <w:t xml:space="preserve">, and assembles the ROS workspace from the repository; </w:t>
+      </w:r>
+      <w:r>
+        <w:rPr>
+          <w:rStyle w:val="VerbatimChar"/>
+        </w:rPr>
+        <w:t xml:space="preserve">docker/run_container.sh</w:t>
+      </w:r>
+      <w:r>
+        <w:t xml:space="preserve"> starts the containers and builds the workspace. Steps D.3–D.8 then run unchanged. The datasets are not versioned: the batch regenerates them.</w:t>
+      </w:r>
+    </w:p>
+    <w:p>
+      <w:pPr>
+        <w:pStyle w:val="BodyText"/>
+      </w:pPr>
+      <w:r>
+        <w:t xml:space="preserve">✅ </w:t>
+      </w:r>
+      <w:r>
+        <w:rPr>
+          <w:bCs/>
+          <w:b/>
+        </w:rPr>
+        <w:t xml:space="preserve">Definition of done:</w:t>
+      </w:r>
+      <w:r>
+        <w:t xml:space="preserve"> from a fresh workspace and container, the seed-1 red cube is recorded, converted and replayed into its bin with the documented commands only, and no process is left after each script (verified 2026-10-10).</w:t>
+      </w:r>
+    </w:p>
+    <w:p>
+      <w:pPr>
+        <w:pStyle w:val="Heading3"/>
+      </w:pPr>
+      <w:r>
+        <w:t xml:space="preserve">D.11 Departures, and what remains open</w:t>
+      </w:r>
+    </w:p>
+    <w:tbl>
+      <w:tblPr>
+        <w:tblStyle w:val="Table"/>
+        <w:tblW w:type="pct" w:w="5000"/>
+        <w:tblLook w:firstRow="1" w:lastRow="0" w:firstColumn="0" w:lastColumn="0" w:noHBand="0" w:noVBand="0" w:val="0020"/>
+        <w:jc w:val="start"/>
+      </w:tblPr>
+      <w:tblGrid>
+        <w:gridCol w:w="1300"/>
+        <w:gridCol w:w="2500"/>
+        <w:gridCol w:w="2800"/>
+        <w:gridCol w:w="2760"/>
+      </w:tblGrid>
+      <w:tr>
+        <w:trPr>
+          <w:tblHeader w:val="true"/>
+        </w:trPr>
+        <w:tc>
+          <w:tcPr/>
+          <w:p>
+            <w:pPr>
+              <w:pStyle w:val="Compact"/>
+              <w:jc w:val="left"/>
+            </w:pPr>
+            <w:r>
+              <w:t xml:space="preserve">Clause</w:t>
+            </w:r>
+          </w:p>
+        </w:tc>
+        <w:tc>
+          <w:tcPr/>
+          <w:p>
+            <w:pPr>
+              <w:pStyle w:val="Compact"/>
+              <w:jc w:val="left"/>
+            </w:pPr>
+            <w:r>
+              <w:t xml:space="preserve">Spec or Osama says</w:t>
+            </w:r>
+          </w:p>
+        </w:tc>
+        <w:tc>
+          <w:tcPr/>
+          <w:p>
+            <w:pPr>
+              <w:pStyle w:val="Compact"/>
+              <w:jc w:val="left"/>
+            </w:pPr>
+            <w:r>
+              <w:t xml:space="preserve">Done here</w:t>
+            </w:r>
+          </w:p>
+        </w:tc>
+        <w:tc>
+          <w:tcPr/>
+          <w:p>
+            <w:pPr>
+              <w:pStyle w:val="Compact"/>
+              <w:jc w:val="left"/>
+            </w:pPr>
+            <w:r>
+              <w:t xml:space="preserve">Why</w:t>
+            </w:r>
+          </w:p>
+        </w:tc>
+      </w:tr>
+      <w:tr>
+        <w:tc>
+          <w:tcPr/>
+          <w:p>
+            <w:pPr>
+              <w:pStyle w:val="Compact"/>
+              <w:jc w:val="left"/>
+            </w:pPr>
+            <w:r>
+              <w:t xml:space="preserve">A8, Part 3</w:t>
+            </w:r>
+          </w:p>
+        </w:tc>
+        <w:tc>
+          <w:tcPr/>
+          <w:p>
+            <w:pPr>
+              <w:pStyle w:val="Compact"/>
+              <w:jc w:val="left"/>
+            </w:pPr>
+            <w:r>
+              <w:t xml:space="preserve">Weld retained for the 60 episodes.</w:t>
+            </w:r>
+          </w:p>
+        </w:tc>
+        <w:tc>
+          <w:tcPr/>
+          <w:p>
+            <w:pPr>
+              <w:pStyle w:val="Compact"/>
+              <w:jc w:val="left"/>
+            </w:pPr>
+            <w:r>
+              <w:t xml:space="preserve">Physical gripper contact (Osama's cycle).</w:t>
+            </w:r>
+          </w:p>
+        </w:tc>
+        <w:tc>
+          <w:tcPr/>
+          <w:p>
+            <w:pPr>
+              <w:pStyle w:val="Compact"/>
+              <w:jc w:val="left"/>
+            </w:pPr>
+            <w:r>
+              <w:t xml:space="preserve">Osama's scene grasps physically, 40/40; the weld caveat disappears from this dataset.</w:t>
+            </w:r>
+          </w:p>
+        </w:tc>
+      </w:tr>
+      <w:tr>
+        <w:tc>
+          <w:tcPr/>
+          <w:p>
+            <w:pPr>
+              <w:pStyle w:val="Compact"/>
+              <w:jc w:val="left"/>
+            </w:pPr>
+            <w:r>
+              <w:t xml:space="preserve">Osama's I4</w:t>
+            </w:r>
+          </w:p>
+        </w:tc>
+        <w:tc>
+          <w:tcPr/>
+          <w:p>
+            <w:pPr>
+              <w:pStyle w:val="Compact"/>
+              <w:jc w:val="left"/>
+            </w:pPr>
+            <w:r>
+              <w:t xml:space="preserve">Ground truth for validation only.</w:t>
+            </w:r>
+          </w:p>
+        </w:tc>
+        <w:tc>
+          <w:tcPr/>
+          <w:p>
+            <w:pPr>
+              <w:pStyle w:val="Compact"/>
+              <w:jc w:val="left"/>
+            </w:pPr>
+            <w:r>
+              <w:t xml:space="preserve">Demonstrator positions from ground truth.</w:t>
+            </w:r>
+          </w:p>
+        </w:tc>
+        <w:tc>
+          <w:tcPr/>
+          <w:p>
+            <w:pPr>
+              <w:pStyle w:val="Compact"/>
+              <w:jc w:val="left"/>
+            </w:pPr>
+            <w:r>
+              <w:t xml:space="preserve">D-A2: no YOLO in the container; A5.</w:t>
+            </w:r>
+          </w:p>
+        </w:tc>
+      </w:tr>
+      <w:tr>
+        <w:tc>
+          <w:tcPr/>
+          <w:p>
+            <w:pPr>
+              <w:pStyle w:val="Compact"/>
+              <w:jc w:val="left"/>
+            </w:pPr>
+            <w:r>
+              <w:t xml:space="preserve">10.1</w:t>
+            </w:r>
+          </w:p>
+        </w:tc>
+        <w:tc>
+          <w:tcPr/>
+          <w:p>
+            <w:pPr>
+              <w:pStyle w:val="Compact"/>
+              <w:jc w:val="left"/>
+            </w:pPr>
+            <w:r>
+              <w:t xml:space="preserve">30 fps, 224×224 at recording.</w:t>
+            </w:r>
+          </w:p>
+        </w:tc>
+        <w:tc>
+          <w:tcPr/>
+          <w:p>
+            <w:pPr>
+              <w:pStyle w:val="Compact"/>
+              <w:jc w:val="left"/>
+            </w:pPr>
+            <w:r>
+              <w:t xml:space="preserve">10 fps, 640×480 at recording; resized at conversion.</w:t>
+            </w:r>
+          </w:p>
+        </w:tc>
+        <w:tc>
+          <w:tcPr/>
+          <w:p>
+            <w:pPr>
+              <w:pStyle w:val="Compact"/>
+              <w:jc w:val="left"/>
+            </w:pPr>
+            <w:r>
+              <w:t xml:space="preserve">Camera rate of the scene; resolution cannot be recovered.</w:t>
+            </w:r>
+          </w:p>
+        </w:tc>
+      </w:tr>
+      <w:tr>
+        <w:tc>
+          <w:tcPr/>
+          <w:p>
+            <w:pPr>
+              <w:pStyle w:val="Compact"/>
+              <w:jc w:val="left"/>
+            </w:pPr>
+            <w:r>
+              <w:t xml:space="preserve">10.6</w:t>
+            </w:r>
+          </w:p>
+        </w:tc>
+        <w:tc>
+          <w:tcPr/>
+          <w:p>
+            <w:pPr>
+              <w:pStyle w:val="Compact"/>
+              <w:jc w:val="left"/>
+            </w:pPr>
+            <w:r>
+              <w:t xml:space="preserve">LeRobot loading deferred.</w:t>
+            </w:r>
+          </w:p>
+        </w:tc>
+        <w:tc>
+          <w:tcPr/>
+          <w:p>
+            <w:pPr>
+              <w:pStyle w:val="Compact"/>
+              <w:jc w:val="left"/>
+            </w:pPr>
+            <w:r>
+              <w:t xml:space="preserve">Loaded by </w:t>
+            </w:r>
+            <w:r>
+              <w:rPr>
+                <w:rStyle w:val="VerbatimChar"/>
+              </w:rPr>
+              <w:t xml:space="preserve">LeRobotDataset</w:t>
+            </w:r>
+            <w:r>
+              <w:t xml:space="preserve">.</w:t>
+            </w:r>
+          </w:p>
+        </w:tc>
+        <w:tc>
+          <w:tcPr/>
+          <w:p>
+            <w:pPr>
+              <w:pStyle w:val="Compact"/>
+              <w:jc w:val="left"/>
+            </w:pPr>
+            <w:r>
+              <w:t xml:space="preserve">Required by D.7.</w:t>
+            </w:r>
+          </w:p>
+        </w:tc>
+      </w:tr>
+    </w:tbl>
+    <w:p>
+      <w:pPr>
+        <w:numPr>
+          <w:ilvl w:val="0"/>
+          <w:numId w:val="1001"/>
+        </w:numPr>
+        <w:pStyle w:val="Compact"/>
+      </w:pPr>
+      <w:r>
+        <w:t xml:space="preserve">Register the RLDS dataset in OpenVLA's OXE configuration and choose its single view.</w:t>
+      </w:r>
+    </w:p>
+    <w:p>
+      <w:pPr>
+        <w:numPr>
+          <w:ilvl w:val="0"/>
+          <w:numId w:val="1001"/>
+        </w:numPr>
+        <w:pStyle w:val="Compact"/>
+      </w:pPr>
+      <w:r>
+        <w:t xml:space="preserve">Push </w:t>
+      </w:r>
+      <w:r>
+        <w:rPr>
+          <w:rStyle w:val="VerbatimChar"/>
+        </w:rPr>
+        <w:t xml:space="preserve">feature/sort-episodes</w:t>
+      </w:r>
+      <w:r>
+        <w:t xml:space="preserve"> so the team can run the commands.</w:t>
+      </w:r>
+    </w:p>
+    <w:p>
+      <w:pPr>
+        <w:numPr>
+          <w:ilvl w:val="0"/>
+          <w:numId w:val="1001"/>
+        </w:numPr>
+        <w:pStyle w:val="Compact"/>
+      </w:pPr>
+      <w:r>
+        <w:t xml:space="preserve">Tell Osama that </w:t>
+      </w:r>
+      <w:r>
+        <w:rPr>
+          <w:rStyle w:val="VerbatimChar"/>
+        </w:rPr>
+        <w:t xml:space="preserve">tests/test_gt_isolation.py</w:t>
+      </w:r>
+      <w:r>
+        <w:t xml:space="preserve"> fails on his </w:t>
+      </w:r>
+      <w:r>
+        <w:rPr>
+          <w:rStyle w:val="VerbatimChar"/>
+        </w:rPr>
+        <w:t xml:space="preserve">tri_dream_dashboard.py</w:t>
+      </w:r>
+      <w:r>
+        <w:t xml:space="preserve">, independently of this work.</w:t>
       </w:r>
     </w:p>
     <w:sectPr/>
